--- a/doc/Integration apache camel 组件汇总文档.docx
+++ b/doc/Integration apache camel 组件汇总文档.docx
@@ -6,6 +6,9 @@
       <w:pPr>
         <w:pStyle w:val="2"/>
         <w:jc w:val="center"/>
+        <w:rPr>
+          <w:rFonts w:hint="eastAsia"/>
+        </w:rPr>
       </w:pPr>
       <w:r>
         <w:rPr>
@@ -16,28 +19,111 @@
       <w:r>
         <w:t xml:space="preserve">ntegration </w:t>
       </w:r>
-      <w:proofErr w:type="spellStart"/>
       <w:r>
-        <w:t>apache</w:t>
+        <w:t>A</w:t>
       </w:r>
-      <w:proofErr w:type="spellEnd"/>
       <w:r>
-        <w:t xml:space="preserve"> camel </w:t>
+        <w:t>pache camel</w:t>
       </w:r>
       <w:r>
         <w:rPr>
           <w:rFonts w:hint="eastAsia"/>
         </w:rPr>
-        <w:t>组件汇总文档</w:t>
+        <w:t>文</w:t>
+      </w:r>
+      <w:r>
+        <w:rPr>
+          <w:rFonts w:hint="eastAsia"/>
+        </w:rPr>
+        <w:t>档</w:t>
       </w:r>
     </w:p>
     <w:p>
       <w:pPr>
+        <w:pStyle w:val="3"/>
+        <w:numPr>
+          <w:ilvl w:val="0"/>
+          <w:numId w:val="1"/>
+        </w:numPr>
+      </w:pPr>
+      <w:r>
         <w:rPr>
           <w:rFonts w:hint="eastAsia"/>
         </w:rPr>
-      </w:pPr>
+        <w:t>几个重要的概念</w:t>
+      </w:r>
     </w:p>
+    <w:p>
+      <w:pPr>
+        <w:pStyle w:val="a3"/>
+        <w:numPr>
+          <w:ilvl w:val="0"/>
+          <w:numId w:val="2"/>
+        </w:numPr>
+        <w:ind w:firstLineChars="0"/>
+      </w:pPr>
+      <w:r>
+        <w:rPr>
+          <w:rFonts w:hint="eastAsia"/>
+        </w:rPr>
+        <w:t>Camel</w:t>
+      </w:r>
+      <w:r>
+        <w:t>Context</w:t>
+      </w:r>
+    </w:p>
+    <w:p>
+      <w:pPr>
+        <w:pStyle w:val="a3"/>
+        <w:numPr>
+          <w:ilvl w:val="0"/>
+          <w:numId w:val="2"/>
+        </w:numPr>
+        <w:ind w:firstLineChars="0"/>
+      </w:pPr>
+      <w:r>
+        <w:rPr>
+          <w:rFonts w:hint="eastAsia"/>
+        </w:rPr>
+        <w:t>router</w:t>
+      </w:r>
+    </w:p>
+    <w:p>
+      <w:pPr>
+        <w:pStyle w:val="a3"/>
+        <w:numPr>
+          <w:ilvl w:val="0"/>
+          <w:numId w:val="2"/>
+        </w:numPr>
+        <w:ind w:firstLineChars="0"/>
+      </w:pPr>
+      <w:r>
+        <w:rPr>
+          <w:rFonts w:hint="eastAsia"/>
+        </w:rPr>
+        <w:t>processor</w:t>
+      </w:r>
+    </w:p>
+    <w:p>
+      <w:pPr>
+        <w:pStyle w:val="a3"/>
+        <w:numPr>
+          <w:ilvl w:val="0"/>
+          <w:numId w:val="2"/>
+        </w:numPr>
+        <w:ind w:firstLineChars="0"/>
+        <w:rPr>
+          <w:rFonts w:hint="eastAsia"/>
+        </w:rPr>
+      </w:pPr>
+      <w:r>
+        <w:rPr>
+          <w:rFonts w:hint="eastAsia"/>
+        </w:rPr>
+        <w:t>endpoint</w:t>
+      </w:r>
+    </w:p>
+    <w:p/>
     <w:sectPr>
       <w:pgSz w:w="11906" w:h="16838"/>
       <w:pgMar w:top="1440" w:right="1800" w:bottom="1440" w:left="1800" w:header="851" w:footer="992" w:gutter="0"/>
@@ -46,6 +132,195 @@
     </w:sectPr>
   </w:body>
 </w:document>
+</file>
+
+<file path=word/numbering.xml><?xml version="1.0" encoding="utf-8"?>
+<w:numbering xmlns:wpc="http://schemas.microsoft.com/office/word/2010/wordprocessingCanvas" xmlns:cx="http://schemas.microsoft.com/office/drawing/2014/chartex" xmlns:cx1="http://schemas.microsoft.com/office/drawing/2015/9/8/chartex" xmlns:cx2="http://schemas.microsoft.com/office/drawing/2015/10/21/chartex" xmlns:cx3="http://schemas.microsoft.com/office/drawing/2016/5/9/chartex" xmlns:cx4="http://schemas.microsoft.com/office/drawing/2016/5/10/chartex" xmlns:cx5="http://schemas.microsoft.com/office/drawing/2016/5/11/chartex" xmlns:cx6="http://schemas.microsoft.com/office/drawing/2016/5/12/chartex" xmlns:cx7="http://schemas.microsoft.com/office/drawing/2016/5/13/chartex" xmlns:cx8="http://schemas.microsoft.com/office/drawing/2016/5/14/chartex" xmlns:mc="http://schemas.openxmlformats.org/markup-compatibility/2006" xmlns:aink="http://schemas.microsoft.com/office/drawing/2016/ink" xmlns:am3d="http://schemas.microsoft.com/office/drawing/2017/model3d" xmlns:o="urn:schemas-microsoft-com:office:office" xmlns:oel="http://schemas.microsoft.com/office/2019/extlst" xmlns:r="http://schemas.openxmlformats.org/officeDocument/2006/relationships" xmlns:m="http://schemas.openxmlformats.org/officeDocument/2006/math" xmlns:v="urn:schemas-microsoft-com:vml" xmlns:wp14="http://schemas.microsoft.com/office/word/2010/wordprocessingDrawing" xmlns:wp="http://schemas.openxmlformats.org/drawingml/2006/wordprocessingDrawing" xmlns:w10="urn:schemas-microsoft-com:office:word" xmlns:w="http://schemas.openxmlformats.org/wordprocessingml/2006/main" xmlns:w14="http://schemas.microsoft.com/office/word/2010/wordml" xmlns:w15="http://schemas.microsoft.com/office/word/2012/wordml" xmlns:w16cex="http://schemas.microsoft.com/office/word/2018/wordml/cex" xmlns:w16cid="http://schemas.microsoft.com/office/word/2016/wordml/cid" xmlns:w16="http://schemas.microsoft.com/office/word/2018/wordml" xmlns:w16sdtdh="http://schemas.microsoft.com/office/word/2020/wordml/sdtdatahash" xmlns:w16se="http://schemas.microsoft.com/office/word/2015/wordml/symex" xmlns:wpg="http://schemas.microsoft.com/office/word/2010/wordprocessingGroup" xmlns:wpi="http://schemas.microsoft.com/office/word/2010/wordprocessingInk" xmlns:wne="http://schemas.microsoft.com/office/word/2006/wordml" xmlns:wps="http://schemas.microsoft.com/office/word/2010/wordprocessingShape" mc:Ignorable="w14 w15 w16se w16cid w16 w16cex w16sdtdh wp14">
+  <w:abstractNum w:abstractNumId="0" w15:restartNumberingAfterBreak="0">
+    <w:nsid w:val="1EAA2A17"/>
+    <w:multiLevelType w:val="hybridMultilevel"/>
+    <w:tmpl w:val="60D66BF0"/>
+    <w:lvl w:ilvl="0" w:tplc="BF1063FE">
+      <w:start w:val="1"/>
+      <w:numFmt w:val="japaneseCounting"/>
+      <w:lvlText w:val="%1、"/>
+      <w:lvlJc w:val="left"/>
+      <w:pPr>
+        <w:ind w:left="640" w:hanging="640"/>
+      </w:pPr>
+      <w:rPr>
+        <w:rFonts w:hint="default"/>
+      </w:rPr>
+    </w:lvl>
+    <w:lvl w:ilvl="1" w:tplc="04090019" w:tentative="1">
+      <w:start w:val="1"/>
+      <w:numFmt w:val="lowerLetter"/>
+      <w:lvlText w:val="%2)"/>
+      <w:lvlJc w:val="left"/>
+      <w:pPr>
+        <w:ind w:left="840" w:hanging="420"/>
+      </w:pPr>
+    </w:lvl>
+    <w:lvl w:ilvl="2" w:tplc="0409001B" w:tentative="1">
+      <w:start w:val="1"/>
+      <w:numFmt w:val="lowerRoman"/>
+      <w:lvlText w:val="%3."/>
+      <w:lvlJc w:val="right"/>
+      <w:pPr>
+        <w:ind w:left="1260" w:hanging="420"/>
+      </w:pPr>
+    </w:lvl>
+    <w:lvl w:ilvl="3" w:tplc="0409000F" w:tentative="1">
+      <w:start w:val="1"/>
+      <w:numFmt w:val="decimal"/>
+      <w:lvlText w:val="%4."/>
+      <w:lvlJc w:val="left"/>
+      <w:pPr>
+        <w:ind w:left="1680" w:hanging="420"/>
+      </w:pPr>
+    </w:lvl>
+    <w:lvl w:ilvl="4" w:tplc="04090019" w:tentative="1">
+      <w:start w:val="1"/>
+      <w:numFmt w:val="lowerLetter"/>
+      <w:lvlText w:val="%5)"/>
+      <w:lvlJc w:val="left"/>
+      <w:pPr>
+        <w:ind w:left="2100" w:hanging="420"/>
+      </w:pPr>
+    </w:lvl>
+    <w:lvl w:ilvl="5" w:tplc="0409001B" w:tentative="1">
+      <w:start w:val="1"/>
+      <w:numFmt w:val="lowerRoman"/>
+      <w:lvlText w:val="%6."/>
+      <w:lvlJc w:val="right"/>
+      <w:pPr>
+        <w:ind w:left="2520" w:hanging="420"/>
+      </w:pPr>
+    </w:lvl>
+    <w:lvl w:ilvl="6" w:tplc="0409000F" w:tentative="1">
+      <w:start w:val="1"/>
+      <w:numFmt w:val="decimal"/>
+      <w:lvlText w:val="%7."/>
+      <w:lvlJc w:val="left"/>
+      <w:pPr>
+        <w:ind w:left="2940" w:hanging="420"/>
+      </w:pPr>
+    </w:lvl>
+    <w:lvl w:ilvl="7" w:tplc="04090019" w:tentative="1">
+      <w:start w:val="1"/>
+      <w:numFmt w:val="lowerLetter"/>
+      <w:lvlText w:val="%8)"/>
+      <w:lvlJc w:val="left"/>
+      <w:pPr>
+        <w:ind w:left="3360" w:hanging="420"/>
+      </w:pPr>
+    </w:lvl>
+    <w:lvl w:ilvl="8" w:tplc="0409001B" w:tentative="1">
+      <w:start w:val="1"/>
+      <w:numFmt w:val="lowerRoman"/>
+      <w:lvlText w:val="%9."/>
+      <w:lvlJc w:val="right"/>
+      <w:pPr>
+        <w:ind w:left="3780" w:hanging="420"/>
+      </w:pPr>
+    </w:lvl>
+  </w:abstractNum>
+  <w:abstractNum w:abstractNumId="1" w15:restartNumberingAfterBreak="0">
+    <w:nsid w:val="79C138E7"/>
+    <w:multiLevelType w:val="hybridMultilevel"/>
+    <w:tmpl w:val="3D52F834"/>
+    <w:lvl w:ilvl="0" w:tplc="E1E807DE">
+      <w:start w:val="1"/>
+      <w:numFmt w:val="decimal"/>
+      <w:lvlText w:val="%1、"/>
+      <w:lvlJc w:val="left"/>
+      <w:pPr>
+        <w:ind w:left="360" w:hanging="360"/>
+      </w:pPr>
+      <w:rPr>
+        <w:rFonts w:hint="default"/>
+      </w:rPr>
+    </w:lvl>
+    <w:lvl w:ilvl="1" w:tplc="04090019" w:tentative="1">
+      <w:start w:val="1"/>
+      <w:numFmt w:val="lowerLetter"/>
+      <w:lvlText w:val="%2)"/>
+      <w:lvlJc w:val="left"/>
+      <w:pPr>
+        <w:ind w:left="840" w:hanging="420"/>
+      </w:pPr>
+    </w:lvl>
+    <w:lvl w:ilvl="2" w:tplc="0409001B" w:tentative="1">
+      <w:start w:val="1"/>
+      <w:numFmt w:val="lowerRoman"/>
+      <w:lvlText w:val="%3."/>
+      <w:lvlJc w:val="right"/>
+      <w:pPr>
+        <w:ind w:left="1260" w:hanging="420"/>
+      </w:pPr>
+    </w:lvl>
+    <w:lvl w:ilvl="3" w:tplc="0409000F" w:tentative="1">
+      <w:start w:val="1"/>
+      <w:numFmt w:val="decimal"/>
+      <w:lvlText w:val="%4."/>
+      <w:lvlJc w:val="left"/>
+      <w:pPr>
+        <w:ind w:left="1680" w:hanging="420"/>
+      </w:pPr>
+    </w:lvl>
+    <w:lvl w:ilvl="4" w:tplc="04090019" w:tentative="1">
+      <w:start w:val="1"/>
+      <w:numFmt w:val="lowerLetter"/>
+      <w:lvlText w:val="%5)"/>
+      <w:lvlJc w:val="left"/>
+      <w:pPr>
+        <w:ind w:left="2100" w:hanging="420"/>
+      </w:pPr>
+    </w:lvl>
+    <w:lvl w:ilvl="5" w:tplc="0409001B" w:tentative="1">
+      <w:start w:val="1"/>
+      <w:numFmt w:val="lowerRoman"/>
+      <w:lvlText w:val="%6."/>
+      <w:lvlJc w:val="right"/>
+      <w:pPr>
+        <w:ind w:left="2520" w:hanging="420"/>
+      </w:pPr>
+    </w:lvl>
+    <w:lvl w:ilvl="6" w:tplc="0409000F" w:tentative="1">
+      <w:start w:val="1"/>
+      <w:numFmt w:val="decimal"/>
+      <w:lvlText w:val="%7."/>
+      <w:lvlJc w:val="left"/>
+      <w:pPr>
+        <w:ind w:left="2940" w:hanging="420"/>
+      </w:pPr>
+    </w:lvl>
+    <w:lvl w:ilvl="7" w:tplc="04090019" w:tentative="1">
+      <w:start w:val="1"/>
+      <w:numFmt w:val="lowerLetter"/>
+      <w:lvlText w:val="%8)"/>
+      <w:lvlJc w:val="left"/>
+      <w:pPr>
+        <w:ind w:left="3360" w:hanging="420"/>
+      </w:pPr>
+    </w:lvl>
+    <w:lvl w:ilvl="8" w:tplc="0409001B" w:tentative="1">
+      <w:start w:val="1"/>
+      <w:numFmt w:val="lowerRoman"/>
+      <w:lvlText w:val="%9."/>
+      <w:lvlJc w:val="right"/>
+      <w:pPr>
+        <w:ind w:left="3780" w:hanging="420"/>
+      </w:pPr>
+    </w:lvl>
+  </w:abstractNum>
+  <w:num w:numId="1" w16cid:durableId="1814327062">
+    <w:abstractNumId w:val="0"/>
+  </w:num>
+  <w:num w:numId="2" w16cid:durableId="1918243309">
+    <w:abstractNumId w:val="1"/>
+  </w:num>
+</w:numbering>
 </file>
 
 <file path=word/styles.xml><?xml version="1.0" encoding="utf-8"?>
@@ -471,6 +746,28 @@
       <w:szCs w:val="32"/>
     </w:rPr>
   </w:style>
+  <w:style w:type="paragraph" w:styleId="3">
+    <w:name w:val="heading 3"/>
+    <w:basedOn w:val="a"/>
+    <w:next w:val="a"/>
+    <w:link w:val="30"/>
+    <w:uiPriority w:val="9"/>
+    <w:unhideWhenUsed/>
+    <w:qFormat/>
+    <w:rsid w:val="00D8006A"/>
+    <w:pPr>
+      <w:keepNext/>
+      <w:keepLines/>
+      <w:spacing w:before="260" w:after="260" w:line="416" w:lineRule="auto"/>
+      <w:outlineLvl w:val="2"/>
+    </w:pPr>
+    <w:rPr>
+      <w:b/>
+      <w:bCs/>
+      <w:sz w:val="32"/>
+      <w:szCs w:val="32"/>
+    </w:rPr>
+  </w:style>
   <w:style w:type="character" w:default="1" w:styleId="a0">
     <w:name w:val="Default Paragraph Font"/>
     <w:uiPriority w:val="1"/>
@@ -511,6 +808,29 @@
       <w:sz w:val="32"/>
       <w:szCs w:val="32"/>
     </w:rPr>
+  </w:style>
+  <w:style w:type="character" w:customStyle="1" w:styleId="30">
+    <w:name w:val="标题 3 字符"/>
+    <w:basedOn w:val="a0"/>
+    <w:link w:val="3"/>
+    <w:uiPriority w:val="9"/>
+    <w:rsid w:val="00D8006A"/>
+    <w:rPr>
+      <w:b/>
+      <w:bCs/>
+      <w:sz w:val="32"/>
+      <w:szCs w:val="32"/>
+    </w:rPr>
+  </w:style>
+  <w:style w:type="paragraph" w:styleId="a3">
+    <w:name w:val="List Paragraph"/>
+    <w:basedOn w:val="a"/>
+    <w:uiPriority w:val="34"/>
+    <w:qFormat/>
+    <w:rsid w:val="00220C57"/>
+    <w:pPr>
+      <w:ind w:firstLineChars="200" w:firstLine="420"/>
+    </w:pPr>
   </w:style>
 </w:styles>
 </file>

--- a/doc/Integration apache camel 组件汇总文档.docx
+++ b/doc/Integration apache camel 组件汇总文档.docx
@@ -6,9 +6,6 @@
       <w:pPr>
         <w:pStyle w:val="2"/>
         <w:jc w:val="center"/>
-        <w:rPr>
-          <w:rFonts w:hint="eastAsia"/>
-        </w:rPr>
       </w:pPr>
       <w:r>
         <w:rPr>
@@ -62,6 +59,7 @@
         </w:numPr>
         <w:ind w:firstLineChars="0"/>
       </w:pPr>
+      <w:proofErr w:type="spellStart"/>
       <w:r>
         <w:rPr>
           <w:rFonts w:hint="eastAsia"/>
@@ -70,6 +68,136 @@
       </w:r>
       <w:r>
         <w:t>Context</w:t>
+      </w:r>
+      <w:proofErr w:type="spellEnd"/>
+    </w:p>
+    <w:p>
+      <w:pPr>
+        <w:pStyle w:val="a3"/>
+        <w:ind w:left="360" w:firstLineChars="0" w:firstLine="0"/>
+      </w:pPr>
+      <w:r>
+        <w:rPr>
+          <w:rFonts w:hint="eastAsia"/>
+        </w:rPr>
+        <w:t>根据官网介绍，</w:t>
+      </w:r>
+      <w:proofErr w:type="spellStart"/>
+      <w:r>
+        <w:rPr>
+          <w:rFonts w:hint="eastAsia"/>
+        </w:rPr>
+        <w:t>CamelContext</w:t>
+      </w:r>
+      <w:proofErr w:type="spellEnd"/>
+      <w:r>
+        <w:rPr>
+          <w:rFonts w:hint="eastAsia"/>
+        </w:rPr>
+        <w:t>是Camel的运行容器，用于管理camel中的每一个可执行的路由，他紧紧地将不同的内容耦合在了一起，如下图：</w:t>
+      </w:r>
+    </w:p>
+    <w:p>
+      <w:pPr>
+        <w:pStyle w:val="a3"/>
+        <w:ind w:left="360" w:firstLineChars="0" w:firstLine="0"/>
+      </w:pPr>
+      <w:r>
+        <w:drawing>
+          <wp:inline distT="0" distB="0" distL="0" distR="0" wp14:anchorId="0DC875CD" wp14:editId="61789F4B">
+            <wp:extent cx="5274310" cy="2823845"/>
+            <wp:effectExtent l="0" t="0" r="0" b="0"/>
+            <wp:docPr id="1" name="图片 1"/>
+            <wp:cNvGraphicFramePr>
+              <a:graphicFrameLocks xmlns:a="http://schemas.openxmlformats.org/drawingml/2006/main" noChangeAspect="1"/>
+            </wp:cNvGraphicFramePr>
+            <a:graphic xmlns:a="http://schemas.openxmlformats.org/drawingml/2006/main">
+              <a:graphicData uri="http://schemas.openxmlformats.org/drawingml/2006/picture">
+                <pic:pic xmlns:pic="http://schemas.openxmlformats.org/drawingml/2006/picture">
+                  <pic:nvPicPr>
+                    <pic:cNvPr id="1" name=""/>
+                    <pic:cNvPicPr/>
+                  </pic:nvPicPr>
+                  <pic:blipFill>
+                    <a:blip r:embed="rId5"/>
+                    <a:stretch>
+                      <a:fillRect/>
+                    </a:stretch>
+                  </pic:blipFill>
+                  <pic:spPr>
+                    <a:xfrm>
+                      <a:off x="0" y="0"/>
+                      <a:ext cx="5274310" cy="2823845"/>
+                    </a:xfrm>
+                    <a:prstGeom prst="rect">
+                      <a:avLst/>
+                    </a:prstGeom>
+                  </pic:spPr>
+                </pic:pic>
+              </a:graphicData>
+            </a:graphic>
+          </wp:inline>
+        </w:drawing>
+      </w:r>
+    </w:p>
+    <w:p>
+      <w:pPr>
+        <w:pStyle w:val="a3"/>
+        <w:ind w:left="360" w:firstLineChars="0" w:firstLine="0"/>
+        <w:rPr>
+          <w:rFonts w:hint="eastAsia"/>
+        </w:rPr>
+      </w:pPr>
+      <w:proofErr w:type="spellStart"/>
+      <w:r>
+        <w:rPr>
+          <w:rFonts w:hint="eastAsia"/>
+        </w:rPr>
+        <w:t>CamelContext</w:t>
+      </w:r>
+      <w:proofErr w:type="spellEnd"/>
+      <w:r>
+        <w:rPr>
+          <w:rFonts w:hint="eastAsia"/>
+        </w:rPr>
+        <w:t>提供了很多对有用服务的访问，</w:t>
+      </w:r>
+      <w:r>
+        <w:rPr>
+          <w:rFonts w:hint="eastAsia"/>
+        </w:rPr>
+        <w:t>最值得注意的是组件、类型转换器、注册表、端点、路由、</w:t>
+      </w:r>
+      <w:r>
+        <w:rPr>
+          <w:rFonts w:hint="eastAsia"/>
+        </w:rPr>
+        <w:t>数据格式和语言</w:t>
+      </w:r>
+    </w:p>
+    <w:p>
+      <w:r>
+        <w:rPr>
+          <w:rFonts w:hint="eastAsia"/>
+        </w:rPr>
+        <w:t>R</w:t>
+      </w:r>
+      <w:r>
+        <w:t xml:space="preserve">outer Engine </w:t>
+      </w:r>
+      <w:r>
+        <w:rPr>
+          <w:rFonts w:hint="eastAsia"/>
+        </w:rPr>
+        <w:t>路由引擎</w:t>
+      </w:r>
+    </w:p>
+    <w:p>
+      <w:r>
+        <w:rPr>
+          <w:rFonts w:hint="eastAsia"/>
+        </w:rPr>
+        <w:t>所谓路由引擎即在幕后移动消息的</w:t>
       </w:r>
     </w:p>
     <w:p>
@@ -85,7 +213,34 @@
         <w:rPr>
           <w:rFonts w:hint="eastAsia"/>
         </w:rPr>
-        <w:t>router</w:t>
+        <w:t>route</w:t>
+      </w:r>
+      <w:r>
+        <w:rPr>
+          <w:rFonts w:hint="eastAsia"/>
+        </w:rPr>
+        <w:t>s</w:t>
+      </w:r>
+      <w:r>
+        <w:t xml:space="preserve"> </w:t>
+      </w:r>
+      <w:r>
+        <w:rPr>
+          <w:rFonts w:hint="eastAsia"/>
+        </w:rPr>
+        <w:t>路由</w:t>
+      </w:r>
+    </w:p>
+    <w:p>
+      <w:pPr>
+        <w:pStyle w:val="a3"/>
+        <w:ind w:left="360" w:firstLineChars="0" w:firstLine="0"/>
+      </w:pPr>
+      <w:r>
+        <w:rPr>
+          <w:rFonts w:hint="eastAsia"/>
+        </w:rPr>
+        <w:t>routes是camel的核心抽象，最简单的方式就是定义一个路由作为一条处理器链，在消息传递过程中使用路由器的原因有很多，通过将客户端与服务器以及生产者和消费者解藕，路由可以执行如下的操作：</w:t>
       </w:r>
     </w:p>
     <w:p>
@@ -93,7 +248,7 @@
         <w:pStyle w:val="a3"/>
         <w:numPr>
           <w:ilvl w:val="0"/>
-          <w:numId w:val="2"/>
+          <w:numId w:val="3"/>
         </w:numPr>
         <w:ind w:firstLineChars="0"/>
       </w:pPr>
@@ -101,7 +256,7 @@
         <w:rPr>
           <w:rFonts w:hint="eastAsia"/>
         </w:rPr>
-        <w:t>processor</w:t>
+        <w:t>动态决定客户端将调用哪个服务器</w:t>
       </w:r>
     </w:p>
     <w:p>
@@ -109,21 +264,58 @@
         <w:pStyle w:val="a3"/>
         <w:numPr>
           <w:ilvl w:val="0"/>
-          <w:numId w:val="2"/>
+          <w:numId w:val="3"/>
         </w:numPr>
         <w:ind w:firstLineChars="0"/>
-        <w:rPr>
-          <w:rFonts w:hint="eastAsia"/>
-        </w:rPr>
-      </w:pPr>
-      <w:r>
-        <w:rPr>
-          <w:rFonts w:hint="eastAsia"/>
-        </w:rPr>
-        <w:t>endpoint</w:t>
+      </w:pPr>
+      <w:r>
+        <w:rPr>
+          <w:rFonts w:hint="eastAsia"/>
+        </w:rPr>
+        <w:t>提供一种灵活的方式添加额外的处理</w:t>
       </w:r>
     </w:p>
-    <w:p/>
+    <w:p>
+      <w:pPr>
+        <w:pStyle w:val="a3"/>
+        <w:numPr>
+          <w:ilvl w:val="0"/>
+          <w:numId w:val="3"/>
+        </w:numPr>
+        <w:ind w:firstLineChars="0"/>
+      </w:pPr>
+      <w:r>
+        <w:rPr>
+          <w:rFonts w:hint="eastAsia"/>
+        </w:rPr>
+        <w:t>允许客户端和服务端独立开发</w:t>
+      </w:r>
+    </w:p>
+    <w:p>
+      <w:pPr>
+        <w:ind w:left="360"/>
+      </w:pPr>
+      <w:r>
+        <w:rPr>
+          <w:rFonts w:hint="eastAsia"/>
+        </w:rPr>
+        <w:t>等等</w:t>
+      </w:r>
+    </w:p>
+    <w:p>
+      <w:pPr>
+        <w:ind w:left="360"/>
+        <w:rPr>
+          <w:rFonts w:hint="eastAsia"/>
+        </w:rPr>
+      </w:pPr>
+      <w:r>
+        <w:rPr>
+          <w:rFonts w:hint="eastAsia"/>
+        </w:rPr>
+        <w:t>每一个路由都有一个唯一的标识符，用于日志记录、调试、跟踪和开启、关闭路由</w:t>
+      </w:r>
+    </w:p>
     <w:sectPr>
       <w:pgSz w:w="11906" w:h="16838"/>
       <w:pgMar w:top="1440" w:right="1800" w:bottom="1440" w:left="1800" w:header="851" w:footer="992" w:gutter="0"/>
@@ -137,6 +329,95 @@
 <file path=word/numbering.xml><?xml version="1.0" encoding="utf-8"?>
 <w:numbering xmlns:wpc="http://schemas.microsoft.com/office/word/2010/wordprocessingCanvas" xmlns:cx="http://schemas.microsoft.com/office/drawing/2014/chartex" xmlns:cx1="http://schemas.microsoft.com/office/drawing/2015/9/8/chartex" xmlns:cx2="http://schemas.microsoft.com/office/drawing/2015/10/21/chartex" xmlns:cx3="http://schemas.microsoft.com/office/drawing/2016/5/9/chartex" xmlns:cx4="http://schemas.microsoft.com/office/drawing/2016/5/10/chartex" xmlns:cx5="http://schemas.microsoft.com/office/drawing/2016/5/11/chartex" xmlns:cx6="http://schemas.microsoft.com/office/drawing/2016/5/12/chartex" xmlns:cx7="http://schemas.microsoft.com/office/drawing/2016/5/13/chartex" xmlns:cx8="http://schemas.microsoft.com/office/drawing/2016/5/14/chartex" xmlns:mc="http://schemas.openxmlformats.org/markup-compatibility/2006" xmlns:aink="http://schemas.microsoft.com/office/drawing/2016/ink" xmlns:am3d="http://schemas.microsoft.com/office/drawing/2017/model3d" xmlns:o="urn:schemas-microsoft-com:office:office" xmlns:oel="http://schemas.microsoft.com/office/2019/extlst" xmlns:r="http://schemas.openxmlformats.org/officeDocument/2006/relationships" xmlns:m="http://schemas.openxmlformats.org/officeDocument/2006/math" xmlns:v="urn:schemas-microsoft-com:vml" xmlns:wp14="http://schemas.microsoft.com/office/word/2010/wordprocessingDrawing" xmlns:wp="http://schemas.openxmlformats.org/drawingml/2006/wordprocessingDrawing" xmlns:w10="urn:schemas-microsoft-com:office:word" xmlns:w="http://schemas.openxmlformats.org/wordprocessingml/2006/main" xmlns:w14="http://schemas.microsoft.com/office/word/2010/wordml" xmlns:w15="http://schemas.microsoft.com/office/word/2012/wordml" xmlns:w16cex="http://schemas.microsoft.com/office/word/2018/wordml/cex" xmlns:w16cid="http://schemas.microsoft.com/office/word/2016/wordml/cid" xmlns:w16="http://schemas.microsoft.com/office/word/2018/wordml" xmlns:w16sdtdh="http://schemas.microsoft.com/office/word/2020/wordml/sdtdatahash" xmlns:w16se="http://schemas.microsoft.com/office/word/2015/wordml/symex" xmlns:wpg="http://schemas.microsoft.com/office/word/2010/wordprocessingGroup" xmlns:wpi="http://schemas.microsoft.com/office/word/2010/wordprocessingInk" xmlns:wne="http://schemas.microsoft.com/office/word/2006/wordml" xmlns:wps="http://schemas.microsoft.com/office/word/2010/wordprocessingShape" mc:Ignorable="w14 w15 w16se w16cid w16 w16cex w16sdtdh wp14">
   <w:abstractNum w:abstractNumId="0" w15:restartNumberingAfterBreak="0">
+    <w:nsid w:val="038123BA"/>
+    <w:multiLevelType w:val="hybridMultilevel"/>
+    <w:tmpl w:val="8C5C4440"/>
+    <w:lvl w:ilvl="0" w:tplc="D6841E24">
+      <w:start w:val="1"/>
+      <w:numFmt w:val="decimal"/>
+      <w:lvlText w:val="%1、"/>
+      <w:lvlJc w:val="left"/>
+      <w:pPr>
+        <w:ind w:left="720" w:hanging="360"/>
+      </w:pPr>
+      <w:rPr>
+        <w:rFonts w:hint="default"/>
+      </w:rPr>
+    </w:lvl>
+    <w:lvl w:ilvl="1" w:tplc="04090019" w:tentative="1">
+      <w:start w:val="1"/>
+      <w:numFmt w:val="lowerLetter"/>
+      <w:lvlText w:val="%2)"/>
+      <w:lvlJc w:val="left"/>
+      <w:pPr>
+        <w:ind w:left="1200" w:hanging="420"/>
+      </w:pPr>
+    </w:lvl>
+    <w:lvl w:ilvl="2" w:tplc="0409001B" w:tentative="1">
+      <w:start w:val="1"/>
+      <w:numFmt w:val="lowerRoman"/>
+      <w:lvlText w:val="%3."/>
+      <w:lvlJc w:val="right"/>
+      <w:pPr>
+        <w:ind w:left="1620" w:hanging="420"/>
+      </w:pPr>
+    </w:lvl>
+    <w:lvl w:ilvl="3" w:tplc="0409000F" w:tentative="1">
+      <w:start w:val="1"/>
+      <w:numFmt w:val="decimal"/>
+      <w:lvlText w:val="%4."/>
+      <w:lvlJc w:val="left"/>
+      <w:pPr>
+        <w:ind w:left="2040" w:hanging="420"/>
+      </w:pPr>
+    </w:lvl>
+    <w:lvl w:ilvl="4" w:tplc="04090019" w:tentative="1">
+      <w:start w:val="1"/>
+      <w:numFmt w:val="lowerLetter"/>
+      <w:lvlText w:val="%5)"/>
+      <w:lvlJc w:val="left"/>
+      <w:pPr>
+        <w:ind w:left="2460" w:hanging="420"/>
+      </w:pPr>
+    </w:lvl>
+    <w:lvl w:ilvl="5" w:tplc="0409001B" w:tentative="1">
+      <w:start w:val="1"/>
+      <w:numFmt w:val="lowerRoman"/>
+      <w:lvlText w:val="%6."/>
+      <w:lvlJc w:val="right"/>
+      <w:pPr>
+        <w:ind w:left="2880" w:hanging="420"/>
+      </w:pPr>
+    </w:lvl>
+    <w:lvl w:ilvl="6" w:tplc="0409000F" w:tentative="1">
+      <w:start w:val="1"/>
+      <w:numFmt w:val="decimal"/>
+      <w:lvlText w:val="%7."/>
+      <w:lvlJc w:val="left"/>
+      <w:pPr>
+        <w:ind w:left="3300" w:hanging="420"/>
+      </w:pPr>
+    </w:lvl>
+    <w:lvl w:ilvl="7" w:tplc="04090019" w:tentative="1">
+      <w:start w:val="1"/>
+      <w:numFmt w:val="lowerLetter"/>
+      <w:lvlText w:val="%8)"/>
+      <w:lvlJc w:val="left"/>
+      <w:pPr>
+        <w:ind w:left="3720" w:hanging="420"/>
+      </w:pPr>
+    </w:lvl>
+    <w:lvl w:ilvl="8" w:tplc="0409001B" w:tentative="1">
+      <w:start w:val="1"/>
+      <w:numFmt w:val="lowerRoman"/>
+      <w:lvlText w:val="%9."/>
+      <w:lvlJc w:val="right"/>
+      <w:pPr>
+        <w:ind w:left="4140" w:hanging="420"/>
+      </w:pPr>
+    </w:lvl>
+  </w:abstractNum>
+  <w:abstractNum w:abstractNumId="1" w15:restartNumberingAfterBreak="0">
     <w:nsid w:val="1EAA2A17"/>
     <w:multiLevelType w:val="hybridMultilevel"/>
     <w:tmpl w:val="60D66BF0"/>
@@ -225,7 +506,7 @@
       </w:pPr>
     </w:lvl>
   </w:abstractNum>
-  <w:abstractNum w:abstractNumId="1" w15:restartNumberingAfterBreak="0">
+  <w:abstractNum w:abstractNumId="2" w15:restartNumberingAfterBreak="0">
     <w:nsid w:val="79C138E7"/>
     <w:multiLevelType w:val="hybridMultilevel"/>
     <w:tmpl w:val="3D52F834"/>
@@ -315,10 +596,13 @@
     </w:lvl>
   </w:abstractNum>
   <w:num w:numId="1" w16cid:durableId="1814327062">
-    <w:abstractNumId w:val="0"/>
+    <w:abstractNumId w:val="1"/>
   </w:num>
   <w:num w:numId="2" w16cid:durableId="1918243309">
-    <w:abstractNumId w:val="1"/>
+    <w:abstractNumId w:val="2"/>
+  </w:num>
+  <w:num w:numId="3" w16cid:durableId="1989478065">
+    <w:abstractNumId w:val="0"/>
   </w:num>
 </w:numbering>
 </file>

--- a/doc/Integration apache camel 组件汇总文档.docx
+++ b/doc/Integration apache camel 组件汇总文档.docx
@@ -6,31 +6,57 @@
       <w:pPr>
         <w:pStyle w:val="2"/>
         <w:jc w:val="center"/>
-      </w:pPr>
-      <w:r>
-        <w:rPr>
-          <w:rFonts w:hint="eastAsia"/>
+        <w:rPr>
+          <w:rFonts w:ascii="宋体" w:eastAsia="宋体" w:hAnsi="宋体"/>
+          <w:sz w:val="24"/>
+          <w:szCs w:val="24"/>
+        </w:rPr>
+      </w:pPr>
+      <w:r>
+        <w:rPr>
+          <w:rFonts w:ascii="宋体" w:eastAsia="宋体" w:hAnsi="宋体" w:hint="eastAsia"/>
+          <w:sz w:val="24"/>
+          <w:szCs w:val="24"/>
         </w:rPr>
         <w:t>I</w:t>
       </w:r>
       <w:r>
+        <w:rPr>
+          <w:rFonts w:ascii="宋体" w:eastAsia="宋体" w:hAnsi="宋体"/>
+          <w:sz w:val="24"/>
+          <w:szCs w:val="24"/>
+        </w:rPr>
         <w:t xml:space="preserve">ntegration </w:t>
       </w:r>
       <w:r>
+        <w:rPr>
+          <w:rFonts w:ascii="宋体" w:eastAsia="宋体" w:hAnsi="宋体"/>
+          <w:sz w:val="24"/>
+          <w:szCs w:val="24"/>
+        </w:rPr>
         <w:t>A</w:t>
       </w:r>
       <w:r>
+        <w:rPr>
+          <w:rFonts w:ascii="宋体" w:eastAsia="宋体" w:hAnsi="宋体"/>
+          <w:sz w:val="24"/>
+          <w:szCs w:val="24"/>
+        </w:rPr>
         <w:t>pache camel</w:t>
       </w:r>
       <w:r>
         <w:rPr>
-          <w:rFonts w:hint="eastAsia"/>
+          <w:rFonts w:ascii="宋体" w:eastAsia="宋体" w:hAnsi="宋体" w:hint="eastAsia"/>
+          <w:sz w:val="24"/>
+          <w:szCs w:val="24"/>
         </w:rPr>
         <w:t>文</w:t>
       </w:r>
       <w:r>
         <w:rPr>
-          <w:rFonts w:hint="eastAsia"/>
+          <w:rFonts w:ascii="宋体" w:eastAsia="宋体" w:hAnsi="宋体" w:hint="eastAsia"/>
+          <w:sz w:val="24"/>
+          <w:szCs w:val="24"/>
         </w:rPr>
         <w:t>档</w:t>
       </w:r>
@@ -42,67 +68,87 @@
           <w:ilvl w:val="0"/>
           <w:numId w:val="1"/>
         </w:numPr>
-      </w:pPr>
-      <w:r>
-        <w:rPr>
-          <w:rFonts w:hint="eastAsia"/>
+        <w:rPr>
+          <w:rFonts w:ascii="宋体" w:eastAsia="宋体" w:hAnsi="宋体"/>
+          <w:sz w:val="24"/>
+          <w:szCs w:val="24"/>
+        </w:rPr>
+      </w:pPr>
+      <w:r>
+        <w:rPr>
+          <w:rFonts w:ascii="宋体" w:eastAsia="宋体" w:hAnsi="宋体" w:hint="eastAsia"/>
+          <w:sz w:val="24"/>
+          <w:szCs w:val="24"/>
         </w:rPr>
         <w:t>几个重要的概念</w:t>
       </w:r>
     </w:p>
     <w:p>
       <w:pPr>
-        <w:pStyle w:val="a3"/>
-        <w:numPr>
-          <w:ilvl w:val="0"/>
-          <w:numId w:val="2"/>
-        </w:numPr>
-        <w:ind w:firstLineChars="0"/>
-      </w:pPr>
-      <w:proofErr w:type="spellStart"/>
-      <w:r>
-        <w:rPr>
-          <w:rFonts w:hint="eastAsia"/>
+        <w:pStyle w:val="4"/>
+        <w:rPr>
+          <w:rFonts w:ascii="宋体" w:eastAsia="宋体" w:hAnsi="宋体"/>
+          <w:sz w:val="24"/>
+          <w:szCs w:val="24"/>
+        </w:rPr>
+      </w:pPr>
+      <w:r>
+        <w:rPr>
+          <w:rFonts w:ascii="宋体" w:eastAsia="宋体" w:hAnsi="宋体" w:hint="eastAsia"/>
+          <w:sz w:val="24"/>
+          <w:szCs w:val="24"/>
         </w:rPr>
         <w:t>Camel</w:t>
       </w:r>
       <w:r>
+        <w:rPr>
+          <w:rFonts w:ascii="宋体" w:eastAsia="宋体" w:hAnsi="宋体"/>
+          <w:sz w:val="24"/>
+          <w:szCs w:val="24"/>
+        </w:rPr>
         <w:t>Context</w:t>
       </w:r>
-      <w:proofErr w:type="spellEnd"/>
+      <w:r>
+        <w:rPr>
+          <w:rFonts w:ascii="宋体" w:eastAsia="宋体" w:hAnsi="宋体" w:hint="eastAsia"/>
+          <w:sz w:val="24"/>
+          <w:szCs w:val="24"/>
+        </w:rPr>
+        <w:t>（后续重点介绍）</w:t>
+      </w:r>
     </w:p>
     <w:p>
       <w:pPr>
         <w:pStyle w:val="a3"/>
         <w:ind w:left="360" w:firstLineChars="0" w:firstLine="0"/>
-      </w:pPr>
-      <w:r>
-        <w:rPr>
-          <w:rFonts w:hint="eastAsia"/>
-        </w:rPr>
-        <w:t>根据官网介绍，</w:t>
-      </w:r>
-      <w:proofErr w:type="spellStart"/>
-      <w:r>
-        <w:rPr>
-          <w:rFonts w:hint="eastAsia"/>
-        </w:rPr>
-        <w:t>CamelContext</w:t>
-      </w:r>
-      <w:proofErr w:type="spellEnd"/>
-      <w:r>
-        <w:rPr>
-          <w:rFonts w:hint="eastAsia"/>
-        </w:rPr>
-        <w:t>是Camel的运行容器，用于管理camel中的每一个可执行的路由，他紧紧地将不同的内容耦合在了一起，如下图：</w:t>
+        <w:rPr>
+          <w:rFonts w:ascii="宋体" w:eastAsia="宋体" w:hAnsi="宋体"/>
+          <w:sz w:val="24"/>
+        </w:rPr>
+      </w:pPr>
+      <w:r>
+        <w:rPr>
+          <w:rFonts w:ascii="宋体" w:eastAsia="宋体" w:hAnsi="宋体" w:hint="eastAsia"/>
+          <w:sz w:val="24"/>
+        </w:rPr>
+        <w:t>根据官网介绍，CamelContext是Camel的运行容器，用于管理camel中的每一个可执行的路由，他紧紧地将不同的内容耦合在了一起，如下图：</w:t>
       </w:r>
     </w:p>
     <w:p>
       <w:pPr>
         <w:pStyle w:val="a3"/>
         <w:ind w:left="360" w:firstLineChars="0" w:firstLine="0"/>
-      </w:pPr>
-      <w:r>
+        <w:rPr>
+          <w:rFonts w:ascii="宋体" w:eastAsia="宋体" w:hAnsi="宋体"/>
+          <w:sz w:val="24"/>
+        </w:rPr>
+      </w:pPr>
+      <w:r>
+        <w:rPr>
+          <w:rFonts w:ascii="宋体" w:eastAsia="宋体" w:hAnsi="宋体"/>
+          <w:noProof/>
+          <w:sz w:val="24"/>
+        </w:rPr>
         <w:drawing>
           <wp:inline distT="0" distB="0" distL="0" distR="0" wp14:anchorId="0DC875CD" wp14:editId="61789F4B">
             <wp:extent cx="5274310" cy="2823845"/>
@@ -145,100 +191,139 @@
         <w:pStyle w:val="a3"/>
         <w:ind w:left="360" w:firstLineChars="0" w:firstLine="0"/>
         <w:rPr>
-          <w:rFonts w:hint="eastAsia"/>
-        </w:rPr>
-      </w:pPr>
-      <w:proofErr w:type="spellStart"/>
-      <w:r>
-        <w:rPr>
-          <w:rFonts w:hint="eastAsia"/>
-        </w:rPr>
-        <w:t>CamelContext</w:t>
-      </w:r>
-      <w:proofErr w:type="spellEnd"/>
-      <w:r>
-        <w:rPr>
-          <w:rFonts w:hint="eastAsia"/>
-        </w:rPr>
-        <w:t>提供了很多对有用服务的访问，</w:t>
-      </w:r>
-      <w:r>
-        <w:rPr>
-          <w:rFonts w:hint="eastAsia"/>
+          <w:rFonts w:ascii="宋体" w:eastAsia="宋体" w:hAnsi="宋体"/>
+          <w:sz w:val="24"/>
+        </w:rPr>
+      </w:pPr>
+      <w:r>
+        <w:rPr>
+          <w:rFonts w:ascii="宋体" w:eastAsia="宋体" w:hAnsi="宋体" w:hint="eastAsia"/>
+          <w:sz w:val="24"/>
+        </w:rPr>
+        <w:t>CamelContext提供了很多对有用服务的访问，</w:t>
+      </w:r>
+      <w:r>
+        <w:rPr>
+          <w:rFonts w:ascii="宋体" w:eastAsia="宋体" w:hAnsi="宋体" w:hint="eastAsia"/>
+          <w:sz w:val="24"/>
         </w:rPr>
         <w:t>最值得注意的是组件、类型转换器、注册表、端点、路由、</w:t>
       </w:r>
       <w:r>
         <w:rPr>
-          <w:rFonts w:hint="eastAsia"/>
+          <w:rFonts w:ascii="宋体" w:eastAsia="宋体" w:hAnsi="宋体" w:hint="eastAsia"/>
+          <w:sz w:val="24"/>
         </w:rPr>
         <w:t>数据格式和语言</w:t>
       </w:r>
     </w:p>
     <w:p>
-      <w:r>
-        <w:rPr>
-          <w:rFonts w:hint="eastAsia"/>
+      <w:pPr>
+        <w:rPr>
+          <w:rFonts w:ascii="宋体" w:eastAsia="宋体" w:hAnsi="宋体"/>
+          <w:sz w:val="24"/>
+        </w:rPr>
+      </w:pPr>
+      <w:r>
+        <w:rPr>
+          <w:rFonts w:ascii="宋体" w:eastAsia="宋体" w:hAnsi="宋体" w:hint="eastAsia"/>
+          <w:sz w:val="24"/>
         </w:rPr>
         <w:t>R</w:t>
       </w:r>
       <w:r>
+        <w:rPr>
+          <w:rFonts w:ascii="宋体" w:eastAsia="宋体" w:hAnsi="宋体"/>
+          <w:sz w:val="24"/>
+        </w:rPr>
         <w:t xml:space="preserve">outer Engine </w:t>
       </w:r>
       <w:r>
         <w:rPr>
-          <w:rFonts w:hint="eastAsia"/>
+          <w:rFonts w:ascii="宋体" w:eastAsia="宋体" w:hAnsi="宋体" w:hint="eastAsia"/>
+          <w:sz w:val="24"/>
         </w:rPr>
         <w:t>路由引擎</w:t>
       </w:r>
     </w:p>
     <w:p>
-      <w:r>
-        <w:rPr>
-          <w:rFonts w:hint="eastAsia"/>
+      <w:pPr>
+        <w:rPr>
+          <w:rFonts w:ascii="宋体" w:eastAsia="宋体" w:hAnsi="宋体"/>
+          <w:sz w:val="24"/>
+        </w:rPr>
+      </w:pPr>
+      <w:r>
+        <w:rPr>
+          <w:rFonts w:ascii="宋体" w:eastAsia="宋体" w:hAnsi="宋体" w:hint="eastAsia"/>
+          <w:sz w:val="24"/>
         </w:rPr>
         <w:t>所谓路由引擎即在幕后移动消息的</w:t>
       </w:r>
     </w:p>
     <w:p>
       <w:pPr>
-        <w:pStyle w:val="a3"/>
-        <w:numPr>
-          <w:ilvl w:val="0"/>
-          <w:numId w:val="2"/>
-        </w:numPr>
-        <w:ind w:firstLineChars="0"/>
-      </w:pPr>
-      <w:r>
-        <w:rPr>
-          <w:rFonts w:hint="eastAsia"/>
+        <w:pStyle w:val="4"/>
+        <w:rPr>
+          <w:rFonts w:ascii="宋体" w:eastAsia="宋体" w:hAnsi="宋体"/>
+          <w:sz w:val="24"/>
+          <w:szCs w:val="24"/>
+        </w:rPr>
+      </w:pPr>
+      <w:r>
+        <w:rPr>
+          <w:rFonts w:ascii="宋体" w:eastAsia="宋体" w:hAnsi="宋体" w:hint="eastAsia"/>
+          <w:sz w:val="24"/>
+          <w:szCs w:val="24"/>
         </w:rPr>
         <w:t>route</w:t>
       </w:r>
       <w:r>
         <w:rPr>
-          <w:rFonts w:hint="eastAsia"/>
+          <w:rFonts w:ascii="宋体" w:eastAsia="宋体" w:hAnsi="宋体" w:hint="eastAsia"/>
+          <w:sz w:val="24"/>
+          <w:szCs w:val="24"/>
         </w:rPr>
         <w:t>s</w:t>
       </w:r>
       <w:r>
+        <w:rPr>
+          <w:rFonts w:ascii="宋体" w:eastAsia="宋体" w:hAnsi="宋体"/>
+          <w:sz w:val="24"/>
+          <w:szCs w:val="24"/>
+        </w:rPr>
         <w:t xml:space="preserve"> </w:t>
       </w:r>
       <w:r>
         <w:rPr>
-          <w:rFonts w:hint="eastAsia"/>
+          <w:rFonts w:ascii="宋体" w:eastAsia="宋体" w:hAnsi="宋体" w:hint="eastAsia"/>
+          <w:sz w:val="24"/>
+          <w:szCs w:val="24"/>
         </w:rPr>
         <w:t>路由</w:t>
+      </w:r>
+      <w:r>
+        <w:rPr>
+          <w:rFonts w:ascii="宋体" w:eastAsia="宋体" w:hAnsi="宋体" w:hint="eastAsia"/>
+          <w:sz w:val="24"/>
+          <w:szCs w:val="24"/>
+        </w:rPr>
+        <w:t>（后续重点介绍）</w:t>
       </w:r>
     </w:p>
     <w:p>
       <w:pPr>
         <w:pStyle w:val="a3"/>
         <w:ind w:left="360" w:firstLineChars="0" w:firstLine="0"/>
-      </w:pPr>
-      <w:r>
-        <w:rPr>
-          <w:rFonts w:hint="eastAsia"/>
+        <w:rPr>
+          <w:rFonts w:ascii="宋体" w:eastAsia="宋体" w:hAnsi="宋体"/>
+          <w:sz w:val="24"/>
+        </w:rPr>
+      </w:pPr>
+      <w:r>
+        <w:rPr>
+          <w:rFonts w:ascii="宋体" w:eastAsia="宋体" w:hAnsi="宋体" w:hint="eastAsia"/>
+          <w:sz w:val="24"/>
         </w:rPr>
         <w:t>routes是camel的核心抽象，最简单的方式就是定义一个路由作为一条处理器链，在消息传递过程中使用路由器的原因有很多，通过将客户端与服务器以及生产者和消费者解藕，路由可以执行如下的操作：</w:t>
       </w:r>
@@ -251,10 +336,15 @@
           <w:numId w:val="3"/>
         </w:numPr>
         <w:ind w:firstLineChars="0"/>
-      </w:pPr>
-      <w:r>
-        <w:rPr>
-          <w:rFonts w:hint="eastAsia"/>
+        <w:rPr>
+          <w:rFonts w:ascii="宋体" w:eastAsia="宋体" w:hAnsi="宋体"/>
+          <w:sz w:val="24"/>
+        </w:rPr>
+      </w:pPr>
+      <w:r>
+        <w:rPr>
+          <w:rFonts w:ascii="宋体" w:eastAsia="宋体" w:hAnsi="宋体" w:hint="eastAsia"/>
+          <w:sz w:val="24"/>
         </w:rPr>
         <w:t>动态决定客户端将调用哪个服务器</w:t>
       </w:r>
@@ -267,10 +357,15 @@
           <w:numId w:val="3"/>
         </w:numPr>
         <w:ind w:firstLineChars="0"/>
-      </w:pPr>
-      <w:r>
-        <w:rPr>
-          <w:rFonts w:hint="eastAsia"/>
+        <w:rPr>
+          <w:rFonts w:ascii="宋体" w:eastAsia="宋体" w:hAnsi="宋体"/>
+          <w:sz w:val="24"/>
+        </w:rPr>
+      </w:pPr>
+      <w:r>
+        <w:rPr>
+          <w:rFonts w:ascii="宋体" w:eastAsia="宋体" w:hAnsi="宋体" w:hint="eastAsia"/>
+          <w:sz w:val="24"/>
         </w:rPr>
         <w:t>提供一种灵活的方式添加额外的处理</w:t>
       </w:r>
@@ -283,37 +378,1359 @@
           <w:numId w:val="3"/>
         </w:numPr>
         <w:ind w:firstLineChars="0"/>
-      </w:pPr>
+        <w:rPr>
+          <w:rFonts w:ascii="宋体" w:eastAsia="宋体" w:hAnsi="宋体"/>
+          <w:sz w:val="24"/>
+        </w:rPr>
+      </w:pPr>
+      <w:r>
+        <w:rPr>
+          <w:rFonts w:ascii="宋体" w:eastAsia="宋体" w:hAnsi="宋体" w:hint="eastAsia"/>
+          <w:sz w:val="24"/>
+        </w:rPr>
+        <w:t>允许客户端和服务端独立开发</w:t>
+      </w:r>
+    </w:p>
+    <w:p>
+      <w:pPr>
+        <w:ind w:left="360"/>
+        <w:rPr>
+          <w:rFonts w:ascii="宋体" w:eastAsia="宋体" w:hAnsi="宋体"/>
+          <w:sz w:val="24"/>
+        </w:rPr>
+      </w:pPr>
+      <w:r>
+        <w:rPr>
+          <w:rFonts w:ascii="宋体" w:eastAsia="宋体" w:hAnsi="宋体" w:hint="eastAsia"/>
+          <w:sz w:val="24"/>
+        </w:rPr>
+        <w:t>等等</w:t>
+      </w:r>
+    </w:p>
+    <w:p>
+      <w:pPr>
+        <w:ind w:left="360"/>
+        <w:rPr>
+          <w:rFonts w:ascii="宋体" w:eastAsia="宋体" w:hAnsi="宋体"/>
+          <w:sz w:val="24"/>
+        </w:rPr>
+      </w:pPr>
+      <w:r>
+        <w:rPr>
+          <w:rFonts w:ascii="宋体" w:eastAsia="宋体" w:hAnsi="宋体" w:hint="eastAsia"/>
+          <w:sz w:val="24"/>
+        </w:rPr>
+        <w:t>每一个路由都有一个唯一的标识符，用于日志记录、调试、跟踪和开启、关闭路由</w:t>
+      </w:r>
+    </w:p>
+    <w:p>
+      <w:pPr>
+        <w:ind w:left="360"/>
+        <w:rPr>
+          <w:rFonts w:ascii="宋体" w:eastAsia="宋体" w:hAnsi="宋体"/>
+          <w:sz w:val="24"/>
+        </w:rPr>
+      </w:pPr>
+      <w:r>
+        <w:rPr>
+          <w:rFonts w:ascii="宋体" w:eastAsia="宋体" w:hAnsi="宋体" w:hint="eastAsia"/>
+          <w:sz w:val="24"/>
+        </w:rPr>
+        <w:t>路由也只有唯一的一个消息输入源，因此他们有效地绑定到输入端点</w:t>
+      </w:r>
+    </w:p>
+    <w:p>
+      <w:pPr>
+        <w:pStyle w:val="4"/>
+        <w:rPr>
+          <w:rFonts w:ascii="宋体" w:eastAsia="宋体" w:hAnsi="宋体"/>
+          <w:sz w:val="24"/>
+          <w:szCs w:val="24"/>
+        </w:rPr>
+      </w:pPr>
+      <w:r>
+        <w:rPr>
+          <w:rFonts w:ascii="宋体" w:eastAsia="宋体" w:hAnsi="宋体" w:hint="eastAsia"/>
+          <w:sz w:val="24"/>
+          <w:szCs w:val="24"/>
+        </w:rPr>
+        <w:lastRenderedPageBreak/>
+        <w:t>D</w:t>
+      </w:r>
+      <w:r>
+        <w:rPr>
+          <w:rFonts w:ascii="宋体" w:eastAsia="宋体" w:hAnsi="宋体"/>
+          <w:sz w:val="24"/>
+          <w:szCs w:val="24"/>
+        </w:rPr>
+        <w:t xml:space="preserve">SL </w:t>
+      </w:r>
+      <w:r>
+        <w:rPr>
+          <w:rFonts w:ascii="宋体" w:eastAsia="宋体" w:hAnsi="宋体" w:hint="eastAsia"/>
+          <w:sz w:val="24"/>
+          <w:szCs w:val="24"/>
+        </w:rPr>
+        <w:t>领域特定语言</w:t>
+      </w:r>
+      <w:r>
+        <w:rPr>
+          <w:rFonts w:ascii="宋体" w:eastAsia="宋体" w:hAnsi="宋体" w:hint="eastAsia"/>
+          <w:sz w:val="24"/>
+          <w:szCs w:val="24"/>
+        </w:rPr>
+        <w:t>（后续重点介绍）</w:t>
+      </w:r>
+    </w:p>
+    <w:p>
+      <w:pPr>
+        <w:ind w:left="360"/>
+        <w:rPr>
+          <w:rFonts w:ascii="宋体" w:eastAsia="宋体" w:hAnsi="宋体"/>
+          <w:sz w:val="24"/>
+        </w:rPr>
+      </w:pPr>
+      <w:r>
+        <w:rPr>
+          <w:rFonts w:ascii="宋体" w:eastAsia="宋体" w:hAnsi="宋体" w:hint="eastAsia"/>
+          <w:sz w:val="24"/>
+        </w:rPr>
+        <w:t>为了将</w:t>
+      </w:r>
+      <w:r>
+        <w:rPr>
+          <w:rFonts w:ascii="宋体" w:eastAsia="宋体" w:hAnsi="宋体" w:hint="eastAsia"/>
+          <w:sz w:val="24"/>
+        </w:rPr>
+        <w:t>处理器和端点连接在一起形成路由，camel定义了一个D</w:t>
+      </w:r>
+      <w:r>
+        <w:rPr>
+          <w:rFonts w:ascii="宋体" w:eastAsia="宋体" w:hAnsi="宋体"/>
+          <w:sz w:val="24"/>
+        </w:rPr>
+        <w:t>SL</w:t>
+      </w:r>
+    </w:p>
+    <w:p>
+      <w:pPr>
+        <w:ind w:left="360"/>
+        <w:rPr>
+          <w:rFonts w:ascii="宋体" w:eastAsia="宋体" w:hAnsi="宋体"/>
+          <w:sz w:val="24"/>
+        </w:rPr>
+      </w:pPr>
+      <w:r>
+        <w:rPr>
+          <w:rFonts w:ascii="宋体" w:eastAsia="宋体" w:hAnsi="宋体" w:hint="eastAsia"/>
+          <w:sz w:val="24"/>
+        </w:rPr>
+        <w:t>例：</w:t>
+      </w:r>
+    </w:p>
+    <w:p>
+      <w:pPr>
+        <w:ind w:left="360"/>
+        <w:rPr>
+          <w:rFonts w:ascii="宋体" w:eastAsia="宋体" w:hAnsi="宋体"/>
+          <w:sz w:val="24"/>
+        </w:rPr>
+      </w:pPr>
+      <w:r>
+        <w:rPr>
+          <w:rFonts w:ascii="宋体" w:eastAsia="宋体" w:hAnsi="宋体"/>
+          <w:noProof/>
+          <w:sz w:val="24"/>
+        </w:rPr>
+        <w:drawing>
+          <wp:inline distT="0" distB="0" distL="0" distR="0" wp14:anchorId="0E3ABCD2" wp14:editId="2B877501">
+            <wp:extent cx="5274310" cy="1346200"/>
+            <wp:effectExtent l="0" t="0" r="2540" b="6350"/>
+            <wp:docPr id="2" name="图片 2"/>
+            <wp:cNvGraphicFramePr>
+              <a:graphicFrameLocks xmlns:a="http://schemas.openxmlformats.org/drawingml/2006/main" noChangeAspect="1"/>
+            </wp:cNvGraphicFramePr>
+            <a:graphic xmlns:a="http://schemas.openxmlformats.org/drawingml/2006/main">
+              <a:graphicData uri="http://schemas.openxmlformats.org/drawingml/2006/picture">
+                <pic:pic xmlns:pic="http://schemas.openxmlformats.org/drawingml/2006/picture">
+                  <pic:nvPicPr>
+                    <pic:cNvPr id="1" name=""/>
+                    <pic:cNvPicPr/>
+                  </pic:nvPicPr>
+                  <pic:blipFill>
+                    <a:blip r:embed="rId6"/>
+                    <a:stretch>
+                      <a:fillRect/>
+                    </a:stretch>
+                  </pic:blipFill>
+                  <pic:spPr>
+                    <a:xfrm>
+                      <a:off x="0" y="0"/>
+                      <a:ext cx="5274310" cy="1346200"/>
+                    </a:xfrm>
+                    <a:prstGeom prst="rect">
+                      <a:avLst/>
+                    </a:prstGeom>
+                  </pic:spPr>
+                </pic:pic>
+              </a:graphicData>
+            </a:graphic>
+          </wp:inline>
+        </w:drawing>
+      </w:r>
+    </w:p>
+    <w:p>
+      <w:pPr>
+        <w:ind w:left="360"/>
+        <w:rPr>
+          <w:rFonts w:ascii="宋体" w:eastAsia="宋体" w:hAnsi="宋体"/>
+          <w:sz w:val="24"/>
+        </w:rPr>
+      </w:pPr>
+      <w:r>
+        <w:rPr>
+          <w:rFonts w:ascii="宋体" w:eastAsia="宋体" w:hAnsi="宋体" w:hint="eastAsia"/>
+          <w:sz w:val="24"/>
+        </w:rPr>
+        <w:t>定义了一个使用文件端点（file：）的文件路由，消息然后被路由到F</w:t>
+      </w:r>
+      <w:r>
+        <w:rPr>
+          <w:rFonts w:ascii="宋体" w:eastAsia="宋体" w:hAnsi="宋体"/>
+          <w:sz w:val="24"/>
+        </w:rPr>
+        <w:t>ilter</w:t>
+      </w:r>
+      <w:r>
+        <w:rPr>
+          <w:rFonts w:ascii="宋体" w:eastAsia="宋体" w:hAnsi="宋体" w:hint="eastAsia"/>
+          <w:sz w:val="24"/>
+        </w:rPr>
+        <w:t>（filter（））EIP</w:t>
+      </w:r>
+      <w:r>
+        <w:rPr>
+          <w:rFonts w:ascii="宋体" w:eastAsia="宋体" w:hAnsi="宋体" w:hint="eastAsia"/>
+          <w:sz w:val="24"/>
+        </w:rPr>
+        <w:t>，它将使用XPath（x</w:t>
+      </w:r>
+      <w:r>
+        <w:rPr>
+          <w:rFonts w:ascii="宋体" w:eastAsia="宋体" w:hAnsi="宋体"/>
+          <w:sz w:val="24"/>
+        </w:rPr>
+        <w:t>path()</w:t>
+      </w:r>
+      <w:r>
+        <w:rPr>
+          <w:rFonts w:ascii="宋体" w:eastAsia="宋体" w:hAnsi="宋体" w:hint="eastAsia"/>
+          <w:sz w:val="24"/>
+        </w:rPr>
+        <w:t>）谓词来测试消息是否不是测试订单。如果消息通过测试，则将其转发到J</w:t>
+      </w:r>
+      <w:r>
+        <w:rPr>
+          <w:rFonts w:ascii="宋体" w:eastAsia="宋体" w:hAnsi="宋体"/>
+          <w:sz w:val="24"/>
+        </w:rPr>
+        <w:t>MS</w:t>
+      </w:r>
+      <w:r>
+        <w:rPr>
+          <w:rFonts w:ascii="宋体" w:eastAsia="宋体" w:hAnsi="宋体" w:hint="eastAsia"/>
+          <w:sz w:val="24"/>
+        </w:rPr>
+        <w:t>（j</w:t>
+      </w:r>
+      <w:r>
+        <w:rPr>
+          <w:rFonts w:ascii="宋体" w:eastAsia="宋体" w:hAnsi="宋体"/>
+          <w:sz w:val="24"/>
+        </w:rPr>
+        <w:t>ms:</w:t>
+      </w:r>
+      <w:r>
+        <w:rPr>
+          <w:rFonts w:ascii="宋体" w:eastAsia="宋体" w:hAnsi="宋体" w:hint="eastAsia"/>
+          <w:sz w:val="24"/>
+        </w:rPr>
+        <w:t>）端点</w:t>
+      </w:r>
+      <w:r>
+        <w:rPr>
+          <w:rFonts w:ascii="宋体" w:eastAsia="宋体" w:hAnsi="宋体" w:hint="eastAsia"/>
+          <w:sz w:val="24"/>
+        </w:rPr>
+        <w:t>，未通过过滤器测试的消息将被跳过</w:t>
+      </w:r>
+    </w:p>
+    <w:p>
+      <w:pPr>
+        <w:ind w:left="360"/>
+        <w:rPr>
+          <w:rFonts w:ascii="宋体" w:eastAsia="宋体" w:hAnsi="宋体"/>
+          <w:sz w:val="24"/>
+        </w:rPr>
+      </w:pPr>
+      <w:r>
+        <w:rPr>
+          <w:rFonts w:ascii="宋体" w:eastAsia="宋体" w:hAnsi="宋体"/>
+          <w:sz w:val="24"/>
+        </w:rPr>
+        <w:t>C</w:t>
+      </w:r>
+      <w:r>
+        <w:rPr>
+          <w:rFonts w:ascii="宋体" w:eastAsia="宋体" w:hAnsi="宋体" w:hint="eastAsia"/>
+          <w:sz w:val="24"/>
+        </w:rPr>
+        <w:t>amel提供多种D</w:t>
+      </w:r>
+      <w:r>
+        <w:rPr>
+          <w:rFonts w:ascii="宋体" w:eastAsia="宋体" w:hAnsi="宋体"/>
+          <w:sz w:val="24"/>
+        </w:rPr>
+        <w:t>SL</w:t>
+      </w:r>
+      <w:r>
+        <w:rPr>
+          <w:rFonts w:ascii="宋体" w:eastAsia="宋体" w:hAnsi="宋体" w:hint="eastAsia"/>
+          <w:sz w:val="24"/>
+        </w:rPr>
+        <w:t>语言，因此也可以使用X</w:t>
+      </w:r>
+      <w:r>
+        <w:rPr>
+          <w:rFonts w:ascii="宋体" w:eastAsia="宋体" w:hAnsi="宋体"/>
+          <w:sz w:val="24"/>
+        </w:rPr>
+        <w:t>ML DSL</w:t>
+      </w:r>
+      <w:r>
+        <w:rPr>
+          <w:rFonts w:ascii="宋体" w:eastAsia="宋体" w:hAnsi="宋体" w:hint="eastAsia"/>
+          <w:sz w:val="24"/>
+        </w:rPr>
+        <w:t>定义相同的路由，如图：</w:t>
+      </w:r>
+    </w:p>
+    <w:p>
+      <w:pPr>
+        <w:ind w:left="360"/>
+        <w:rPr>
+          <w:rFonts w:ascii="宋体" w:eastAsia="宋体" w:hAnsi="宋体"/>
+          <w:sz w:val="24"/>
+        </w:rPr>
+      </w:pPr>
+      <w:r>
+        <w:rPr>
+          <w:rFonts w:ascii="宋体" w:eastAsia="宋体" w:hAnsi="宋体"/>
+          <w:noProof/>
+          <w:sz w:val="24"/>
+        </w:rPr>
+        <w:drawing>
+          <wp:inline distT="0" distB="0" distL="0" distR="0" wp14:anchorId="7518C491" wp14:editId="2FAABD8A">
+            <wp:extent cx="5274310" cy="1666875"/>
+            <wp:effectExtent l="0" t="0" r="2540" b="9525"/>
+            <wp:docPr id="5" name="图片 5"/>
+            <wp:cNvGraphicFramePr>
+              <a:graphicFrameLocks xmlns:a="http://schemas.openxmlformats.org/drawingml/2006/main" noChangeAspect="1"/>
+            </wp:cNvGraphicFramePr>
+            <a:graphic xmlns:a="http://schemas.openxmlformats.org/drawingml/2006/main">
+              <a:graphicData uri="http://schemas.openxmlformats.org/drawingml/2006/picture">
+                <pic:pic xmlns:pic="http://schemas.openxmlformats.org/drawingml/2006/picture">
+                  <pic:nvPicPr>
+                    <pic:cNvPr id="1" name=""/>
+                    <pic:cNvPicPr/>
+                  </pic:nvPicPr>
+                  <pic:blipFill>
+                    <a:blip r:embed="rId7"/>
+                    <a:stretch>
+                      <a:fillRect/>
+                    </a:stretch>
+                  </pic:blipFill>
+                  <pic:spPr>
+                    <a:xfrm>
+                      <a:off x="0" y="0"/>
+                      <a:ext cx="5274310" cy="1666875"/>
+                    </a:xfrm>
+                    <a:prstGeom prst="rect">
+                      <a:avLst/>
+                    </a:prstGeom>
+                  </pic:spPr>
+                </pic:pic>
+              </a:graphicData>
+            </a:graphic>
+          </wp:inline>
+        </w:drawing>
+      </w:r>
+    </w:p>
+    <w:p>
+      <w:pPr>
+        <w:ind w:left="360"/>
+        <w:rPr>
+          <w:rFonts w:ascii="宋体" w:eastAsia="宋体" w:hAnsi="宋体"/>
+          <w:sz w:val="24"/>
+        </w:rPr>
+      </w:pPr>
+      <w:r>
+        <w:rPr>
+          <w:rFonts w:ascii="宋体" w:eastAsia="宋体" w:hAnsi="宋体" w:hint="eastAsia"/>
+          <w:sz w:val="24"/>
+        </w:rPr>
+        <w:t>D</w:t>
+      </w:r>
+      <w:r>
+        <w:rPr>
+          <w:rFonts w:ascii="宋体" w:eastAsia="宋体" w:hAnsi="宋体"/>
+          <w:sz w:val="24"/>
+        </w:rPr>
+        <w:t>SL</w:t>
+      </w:r>
+      <w:r>
+        <w:rPr>
+          <w:rFonts w:ascii="宋体" w:eastAsia="宋体" w:hAnsi="宋体" w:hint="eastAsia"/>
+          <w:sz w:val="24"/>
+        </w:rPr>
+        <w:t>为camel</w:t>
+      </w:r>
+      <w:r>
+        <w:rPr>
+          <w:rFonts w:ascii="宋体" w:eastAsia="宋体" w:hAnsi="宋体" w:hint="eastAsia"/>
+          <w:sz w:val="24"/>
+        </w:rPr>
+        <w:t>用户构建应用程序提供了一个很好的抽象，然而，在底层，一条路由是由一个处理器图组成的</w:t>
+      </w:r>
+    </w:p>
+    <w:p>
+      <w:pPr>
+        <w:pStyle w:val="4"/>
+        <w:rPr>
+          <w:rFonts w:ascii="宋体" w:eastAsia="宋体" w:hAnsi="宋体"/>
+          <w:sz w:val="24"/>
+          <w:szCs w:val="24"/>
+        </w:rPr>
+      </w:pPr>
+      <w:r>
+        <w:rPr>
+          <w:rFonts w:ascii="宋体" w:eastAsia="宋体" w:hAnsi="宋体"/>
+          <w:sz w:val="24"/>
+          <w:szCs w:val="24"/>
+        </w:rPr>
+        <w:t>Processors</w:t>
+      </w:r>
+      <w:r>
+        <w:rPr>
+          <w:rFonts w:ascii="宋体" w:eastAsia="宋体" w:hAnsi="宋体" w:hint="eastAsia"/>
+          <w:sz w:val="24"/>
+          <w:szCs w:val="24"/>
+        </w:rPr>
+        <w:t>-处理器</w:t>
+      </w:r>
+      <w:r>
+        <w:rPr>
+          <w:rFonts w:ascii="宋体" w:eastAsia="宋体" w:hAnsi="宋体" w:hint="eastAsia"/>
+          <w:sz w:val="24"/>
+          <w:szCs w:val="24"/>
+        </w:rPr>
+        <w:t>（后续重点介绍）</w:t>
+      </w:r>
+    </w:p>
+    <w:p>
+      <w:pPr>
+        <w:rPr>
+          <w:rFonts w:ascii="宋体" w:eastAsia="宋体" w:hAnsi="宋体"/>
+          <w:sz w:val="24"/>
+        </w:rPr>
+      </w:pPr>
+      <w:r>
+        <w:rPr>
+          <w:rFonts w:ascii="宋体" w:eastAsia="宋体" w:hAnsi="宋体" w:hint="eastAsia"/>
+          <w:sz w:val="24"/>
+        </w:rPr>
+        <w:t>处理器是camel的核心概念，代表能够使用、创建或修改传入</w:t>
+      </w:r>
+      <w:r>
+        <w:rPr>
+          <w:rFonts w:ascii="宋体" w:eastAsia="宋体" w:hAnsi="宋体" w:hint="eastAsia"/>
+          <w:sz w:val="24"/>
+        </w:rPr>
+        <w:t>E</w:t>
+      </w:r>
+      <w:r>
+        <w:rPr>
+          <w:rFonts w:ascii="宋体" w:eastAsia="宋体" w:hAnsi="宋体"/>
+          <w:sz w:val="24"/>
+        </w:rPr>
+        <w:t>xchange</w:t>
+      </w:r>
+      <w:r>
+        <w:rPr>
+          <w:rFonts w:ascii="宋体" w:eastAsia="宋体" w:hAnsi="宋体" w:hint="eastAsia"/>
+          <w:sz w:val="24"/>
+        </w:rPr>
+        <w:t>（交换</w:t>
+      </w:r>
+      <w:r>
+        <w:rPr>
+          <w:rFonts w:ascii="宋体" w:eastAsia="宋体" w:hAnsi="宋体" w:hint="eastAsia"/>
+          <w:sz w:val="24"/>
+        </w:rPr>
+        <w:t>-是整个路由流动过程中核心对象</w:t>
+      </w:r>
+      <w:r>
+        <w:rPr>
+          <w:rFonts w:ascii="宋体" w:eastAsia="宋体" w:hAnsi="宋体" w:hint="eastAsia"/>
+          <w:sz w:val="24"/>
+        </w:rPr>
+        <w:t>）</w:t>
+      </w:r>
+      <w:r>
+        <w:rPr>
+          <w:rFonts w:ascii="宋体" w:eastAsia="宋体" w:hAnsi="宋体" w:hint="eastAsia"/>
+          <w:sz w:val="24"/>
+        </w:rPr>
+        <w:t>的节点</w:t>
+      </w:r>
+    </w:p>
+    <w:p>
+      <w:pPr>
+        <w:rPr>
+          <w:rFonts w:ascii="宋体" w:eastAsia="宋体" w:hAnsi="宋体"/>
+          <w:sz w:val="24"/>
+        </w:rPr>
+      </w:pPr>
+      <w:r>
+        <w:rPr>
+          <w:rFonts w:ascii="宋体" w:eastAsia="宋体" w:hAnsi="宋体" w:hint="eastAsia"/>
+          <w:sz w:val="24"/>
+        </w:rPr>
+        <w:t>在路由期间，e</w:t>
+      </w:r>
+      <w:r>
+        <w:rPr>
+          <w:rFonts w:ascii="宋体" w:eastAsia="宋体" w:hAnsi="宋体"/>
+          <w:sz w:val="24"/>
+        </w:rPr>
+        <w:t>xchange</w:t>
+      </w:r>
+      <w:r>
+        <w:rPr>
+          <w:rFonts w:ascii="宋体" w:eastAsia="宋体" w:hAnsi="宋体" w:hint="eastAsia"/>
+          <w:sz w:val="24"/>
+        </w:rPr>
+        <w:t>从一个处理器流向另一个处理器</w:t>
+      </w:r>
+      <w:r>
+        <w:rPr>
+          <w:rFonts w:ascii="宋体" w:eastAsia="宋体" w:hAnsi="宋体" w:hint="eastAsia"/>
+          <w:sz w:val="24"/>
+        </w:rPr>
+        <w:t>；因此，可以将路线视为具有专用处理器作为节点的图形，以及将一个处理器的输出连接到另一个处理器的输入的线，处理器可以是</w:t>
+      </w:r>
+      <w:r>
+        <w:rPr>
+          <w:rFonts w:ascii="宋体" w:eastAsia="宋体" w:hAnsi="宋体"/>
+          <w:sz w:val="24"/>
+        </w:rPr>
+        <w:t>EIP</w:t>
+      </w:r>
+      <w:r>
+        <w:rPr>
+          <w:rFonts w:ascii="宋体" w:eastAsia="宋体" w:hAnsi="宋体" w:hint="eastAsia"/>
+          <w:sz w:val="24"/>
+        </w:rPr>
+        <w:t>的实现、特定组件的生产者或自定义代码，下述图片显示的处理器之间的流程</w:t>
+      </w:r>
+    </w:p>
+    <w:p>
+      <w:pPr>
+        <w:rPr>
+          <w:rFonts w:ascii="宋体" w:eastAsia="宋体" w:hAnsi="宋体"/>
+          <w:sz w:val="24"/>
+        </w:rPr>
+      </w:pPr>
+      <w:r>
+        <w:rPr>
+          <w:rFonts w:ascii="宋体" w:eastAsia="宋体" w:hAnsi="宋体"/>
+          <w:noProof/>
+          <w:sz w:val="24"/>
+        </w:rPr>
+        <w:drawing>
+          <wp:inline distT="0" distB="0" distL="0" distR="0" wp14:anchorId="2D1B8A07" wp14:editId="6749CB37">
+            <wp:extent cx="5274310" cy="966470"/>
+            <wp:effectExtent l="0" t="0" r="2540" b="5080"/>
+            <wp:docPr id="4" name="图片 4"/>
+            <wp:cNvGraphicFramePr>
+              <a:graphicFrameLocks xmlns:a="http://schemas.openxmlformats.org/drawingml/2006/main" noChangeAspect="1"/>
+            </wp:cNvGraphicFramePr>
+            <a:graphic xmlns:a="http://schemas.openxmlformats.org/drawingml/2006/main">
+              <a:graphicData uri="http://schemas.openxmlformats.org/drawingml/2006/picture">
+                <pic:pic xmlns:pic="http://schemas.openxmlformats.org/drawingml/2006/picture">
+                  <pic:nvPicPr>
+                    <pic:cNvPr id="1" name=""/>
+                    <pic:cNvPicPr/>
+                  </pic:nvPicPr>
+                  <pic:blipFill>
+                    <a:blip r:embed="rId8"/>
+                    <a:stretch>
+                      <a:fillRect/>
+                    </a:stretch>
+                  </pic:blipFill>
+                  <pic:spPr>
+                    <a:xfrm>
+                      <a:off x="0" y="0"/>
+                      <a:ext cx="5274310" cy="966470"/>
+                    </a:xfrm>
+                    <a:prstGeom prst="rect">
+                      <a:avLst/>
+                    </a:prstGeom>
+                  </pic:spPr>
+                </pic:pic>
+              </a:graphicData>
+            </a:graphic>
+          </wp:inline>
+        </w:drawing>
+      </w:r>
+    </w:p>
+    <w:p>
+      <w:pPr>
+        <w:rPr>
+          <w:rFonts w:ascii="宋体" w:eastAsia="宋体" w:hAnsi="宋体"/>
+          <w:sz w:val="24"/>
+        </w:rPr>
+      </w:pPr>
+      <w:r>
+        <w:rPr>
+          <w:rFonts w:ascii="宋体" w:eastAsia="宋体" w:hAnsi="宋体" w:hint="eastAsia"/>
+          <w:sz w:val="24"/>
+        </w:rPr>
+        <w:t>路由首先以初始exchange从from</w:t>
+      </w:r>
+      <w:r>
+        <w:rPr>
+          <w:rFonts w:ascii="宋体" w:eastAsia="宋体" w:hAnsi="宋体" w:hint="eastAsia"/>
+          <w:sz w:val="24"/>
+        </w:rPr>
+        <w:t>（即为路由的开头）</w:t>
+      </w:r>
+      <w:r>
+        <w:rPr>
+          <w:rFonts w:ascii="宋体" w:eastAsia="宋体" w:hAnsi="宋体" w:hint="eastAsia"/>
+          <w:sz w:val="24"/>
+        </w:rPr>
+        <w:t>的消费者开始</w:t>
+      </w:r>
+      <w:r>
+        <w:rPr>
+          <w:rFonts w:ascii="宋体" w:eastAsia="宋体" w:hAnsi="宋体" w:hint="eastAsia"/>
+          <w:sz w:val="24"/>
+        </w:rPr>
+        <w:t>。在每个处理器步骤</w:t>
+      </w:r>
+      <w:r>
+        <w:rPr>
+          <w:rFonts w:ascii="宋体" w:eastAsia="宋体" w:hAnsi="宋体" w:hint="eastAsia"/>
+          <w:sz w:val="24"/>
+        </w:rPr>
+        <w:t>，来自上一步的输出消息是下一个步骤的输入消息</w:t>
+      </w:r>
+      <w:r>
+        <w:rPr>
+          <w:rFonts w:ascii="宋体" w:eastAsia="宋体" w:hAnsi="宋体" w:hint="eastAsia"/>
+          <w:sz w:val="24"/>
+        </w:rPr>
+        <w:t>。在许多情况下，处</w:t>
+      </w:r>
+      <w:r>
+        <w:rPr>
+          <w:rFonts w:ascii="宋体" w:eastAsia="宋体" w:hAnsi="宋体" w:hint="eastAsia"/>
+          <w:sz w:val="24"/>
+        </w:rPr>
+        <w:lastRenderedPageBreak/>
+        <w:t>理器不会设置输出消息，因此在这种情况下会重用输入消息。在路由结束时，交换机的M</w:t>
+      </w:r>
+      <w:r>
+        <w:rPr>
+          <w:rFonts w:ascii="宋体" w:eastAsia="宋体" w:hAnsi="宋体"/>
+          <w:sz w:val="24"/>
+        </w:rPr>
+        <w:t>EP</w:t>
+      </w:r>
+      <w:r>
+        <w:rPr>
+          <w:rFonts w:ascii="宋体" w:eastAsia="宋体" w:hAnsi="宋体" w:hint="eastAsia"/>
+          <w:sz w:val="24"/>
+        </w:rPr>
+        <w:t>确定是否需要将回复发送回路由的调用者</w:t>
+      </w:r>
+      <w:r>
+        <w:rPr>
+          <w:rFonts w:ascii="宋体" w:eastAsia="宋体" w:hAnsi="宋体" w:hint="eastAsia"/>
+          <w:sz w:val="24"/>
+        </w:rPr>
+        <w:t>（这种是针对InOut类型的数据）</w:t>
+      </w:r>
+      <w:r>
+        <w:rPr>
+          <w:rFonts w:ascii="宋体" w:eastAsia="宋体" w:hAnsi="宋体" w:hint="eastAsia"/>
+          <w:sz w:val="24"/>
+        </w:rPr>
+        <w:t>。如果是InOnly，则不会返回任何回复，如果是InOut，camel会从最后一步取出out消息并返回</w:t>
+      </w:r>
+    </w:p>
+    <w:p>
+      <w:pPr>
+        <w:pStyle w:val="4"/>
+        <w:rPr>
+          <w:rFonts w:ascii="宋体" w:eastAsia="宋体" w:hAnsi="宋体"/>
+          <w:sz w:val="24"/>
+          <w:szCs w:val="24"/>
+        </w:rPr>
+      </w:pPr>
+      <w:r>
+        <w:rPr>
+          <w:rFonts w:ascii="宋体" w:eastAsia="宋体" w:hAnsi="宋体"/>
+          <w:sz w:val="24"/>
+          <w:szCs w:val="24"/>
+        </w:rPr>
+        <w:t>C</w:t>
+      </w:r>
+      <w:r>
+        <w:rPr>
+          <w:rFonts w:ascii="宋体" w:eastAsia="宋体" w:hAnsi="宋体" w:hint="eastAsia"/>
+          <w:sz w:val="24"/>
+          <w:szCs w:val="24"/>
+        </w:rPr>
+        <w:t>omponent</w:t>
+      </w:r>
+      <w:r>
+        <w:rPr>
+          <w:rFonts w:ascii="宋体" w:eastAsia="宋体" w:hAnsi="宋体"/>
+          <w:sz w:val="24"/>
+          <w:szCs w:val="24"/>
+        </w:rPr>
+        <w:t xml:space="preserve"> </w:t>
+      </w:r>
+      <w:r>
+        <w:rPr>
+          <w:rFonts w:ascii="宋体" w:eastAsia="宋体" w:hAnsi="宋体" w:hint="eastAsia"/>
+          <w:sz w:val="24"/>
+          <w:szCs w:val="24"/>
+        </w:rPr>
+        <w:t>-组件</w:t>
+      </w:r>
+      <w:r>
+        <w:rPr>
+          <w:rFonts w:ascii="宋体" w:eastAsia="宋体" w:hAnsi="宋体" w:hint="eastAsia"/>
+          <w:sz w:val="24"/>
+          <w:szCs w:val="24"/>
+        </w:rPr>
+        <w:t>（后续重点介绍）</w:t>
+      </w:r>
+    </w:p>
+    <w:p>
+      <w:pPr>
+        <w:rPr>
+          <w:rFonts w:ascii="宋体" w:eastAsia="宋体" w:hAnsi="宋体"/>
+          <w:sz w:val="24"/>
+        </w:rPr>
+      </w:pPr>
+      <w:r>
+        <w:rPr>
+          <w:rFonts w:ascii="宋体" w:eastAsia="宋体" w:hAnsi="宋体"/>
+          <w:sz w:val="24"/>
+        </w:rPr>
+        <w:t>Component</w:t>
+      </w:r>
+      <w:r>
+        <w:rPr>
+          <w:rFonts w:ascii="宋体" w:eastAsia="宋体" w:hAnsi="宋体" w:hint="eastAsia"/>
+          <w:sz w:val="24"/>
+        </w:rPr>
+        <w:t>是camel的主要扩展点</w:t>
+      </w:r>
+    </w:p>
+    <w:p>
+      <w:pPr>
+        <w:rPr>
+          <w:rFonts w:ascii="宋体" w:eastAsia="宋体" w:hAnsi="宋体" w:cs="Open Sans"/>
+          <w:color w:val="333333"/>
+          <w:sz w:val="24"/>
+          <w:shd w:val="clear" w:color="auto" w:fill="FFFFFF"/>
+        </w:rPr>
+      </w:pPr>
+      <w:r>
+        <w:rPr>
+          <w:rFonts w:ascii="宋体" w:eastAsia="宋体" w:hAnsi="宋体" w:cs="Open Sans"/>
+          <w:color w:val="333333"/>
+          <w:sz w:val="24"/>
+          <w:shd w:val="clear" w:color="auto" w:fill="FFFFFF"/>
+        </w:rPr>
+        <w:t>从编程的角度来看，组件相当简单：它们与</w:t>
+      </w:r>
+      <w:hyperlink r:id="rId9" w:history="1">
+        <w:r>
+          <w:rPr>
+            <w:rStyle w:val="a4"/>
+            <w:rFonts w:ascii="宋体" w:eastAsia="宋体" w:hAnsi="宋体" w:cs="Open Sans"/>
+            <w:color w:val="585AC2"/>
+            <w:sz w:val="24"/>
+            <w:shd w:val="clear" w:color="auto" w:fill="FFFFFF"/>
+          </w:rPr>
+          <w:t>URI</w:t>
+        </w:r>
+      </w:hyperlink>
+      <w:r>
+        <w:rPr>
+          <w:rFonts w:ascii="宋体" w:eastAsia="宋体" w:hAnsi="宋体" w:cs="Open Sans"/>
+          <w:color w:val="333333"/>
+          <w:sz w:val="24"/>
+          <w:shd w:val="clear" w:color="auto" w:fill="FFFFFF"/>
+        </w:rPr>
+        <w:t>中使用的名称相关联，它们充当</w:t>
+      </w:r>
+      <w:hyperlink r:id="rId10" w:history="1">
+        <w:r>
+          <w:rPr>
+            <w:rStyle w:val="a4"/>
+            <w:rFonts w:ascii="宋体" w:eastAsia="宋体" w:hAnsi="宋体" w:cs="Open Sans"/>
+            <w:color w:val="585AC2"/>
+            <w:sz w:val="24"/>
+            <w:shd w:val="clear" w:color="auto" w:fill="FFFFFF"/>
+          </w:rPr>
+          <w:t>端点</w:t>
+        </w:r>
+      </w:hyperlink>
+      <w:r>
+        <w:rPr>
+          <w:rFonts w:ascii="宋体" w:eastAsia="宋体" w:hAnsi="宋体" w:cs="Open Sans"/>
+          <w:color w:val="333333"/>
+          <w:sz w:val="24"/>
+          <w:shd w:val="clear" w:color="auto" w:fill="FFFFFF"/>
+        </w:rPr>
+        <w:t>工厂。</w:t>
+      </w:r>
+    </w:p>
+    <w:p>
+      <w:pPr>
+        <w:rPr>
+          <w:rFonts w:ascii="宋体" w:eastAsia="宋体" w:hAnsi="宋体" w:cs="Open Sans"/>
+          <w:color w:val="333333"/>
+          <w:sz w:val="24"/>
+          <w:shd w:val="clear" w:color="auto" w:fill="FFFFFF"/>
+        </w:rPr>
+      </w:pPr>
+      <w:r>
+        <w:rPr>
+          <w:rFonts w:ascii="宋体" w:eastAsia="宋体" w:hAnsi="宋体" w:cs="Open Sans" w:hint="eastAsia"/>
+          <w:color w:val="333333"/>
+          <w:sz w:val="24"/>
+          <w:shd w:val="clear" w:color="auto" w:fill="FFFFFF"/>
+        </w:rPr>
+        <w:t>例如：</w:t>
+      </w:r>
+      <w:r>
+        <w:rPr>
+          <w:rFonts w:ascii="宋体" w:eastAsia="宋体" w:hAnsi="宋体" w:cs="Open Sans" w:hint="eastAsia"/>
+          <w:color w:val="333333"/>
+          <w:sz w:val="24"/>
+          <w:shd w:val="clear" w:color="auto" w:fill="FFFFFF"/>
+        </w:rPr>
+        <w:t>F</w:t>
+      </w:r>
+      <w:r>
+        <w:rPr>
+          <w:rFonts w:ascii="宋体" w:eastAsia="宋体" w:hAnsi="宋体" w:cs="Open Sans"/>
+          <w:color w:val="333333"/>
+          <w:sz w:val="24"/>
+          <w:shd w:val="clear" w:color="auto" w:fill="FFFFFF"/>
+        </w:rPr>
+        <w:t>ileComponent</w:t>
+      </w:r>
+      <w:r>
+        <w:rPr>
+          <w:rFonts w:ascii="宋体" w:eastAsia="宋体" w:hAnsi="宋体" w:cs="Open Sans" w:hint="eastAsia"/>
+          <w:color w:val="333333"/>
+          <w:sz w:val="24"/>
+          <w:shd w:val="clear" w:color="auto" w:fill="FFFFFF"/>
+        </w:rPr>
+        <w:t>由URI中的文件引用，它会创建</w:t>
+      </w:r>
+      <w:r>
+        <w:rPr>
+          <w:rFonts w:ascii="宋体" w:eastAsia="宋体" w:hAnsi="宋体" w:cs="Open Sans"/>
+          <w:color w:val="333333"/>
+          <w:sz w:val="24"/>
+          <w:shd w:val="clear" w:color="auto" w:fill="FFFFFF"/>
+        </w:rPr>
+        <w:t>FileEndpoint</w:t>
+      </w:r>
+      <w:r>
+        <w:rPr>
+          <w:rFonts w:ascii="宋体" w:eastAsia="宋体" w:hAnsi="宋体" w:cs="Open Sans" w:hint="eastAsia"/>
+          <w:color w:val="333333"/>
+          <w:sz w:val="24"/>
+          <w:shd w:val="clear" w:color="auto" w:fill="FFFFFF"/>
+        </w:rPr>
+        <w:t>，端点是camel中一个</w:t>
+      </w:r>
+      <w:r>
+        <w:rPr>
+          <w:rFonts w:ascii="宋体" w:eastAsia="宋体" w:hAnsi="宋体" w:cs="Open Sans" w:hint="eastAsia"/>
+          <w:color w:val="333333"/>
+          <w:sz w:val="24"/>
+          <w:shd w:val="clear" w:color="auto" w:fill="FFFFFF"/>
+        </w:rPr>
+        <w:t>更</w:t>
+      </w:r>
+      <w:r>
+        <w:rPr>
+          <w:rFonts w:ascii="宋体" w:eastAsia="宋体" w:hAnsi="宋体" w:cs="Open Sans" w:hint="eastAsia"/>
+          <w:color w:val="333333"/>
+          <w:sz w:val="24"/>
+          <w:shd w:val="clear" w:color="auto" w:fill="FFFFFF"/>
+        </w:rPr>
+        <w:t>基础的概念</w:t>
+      </w:r>
+    </w:p>
+    <w:p>
+      <w:pPr>
+        <w:pStyle w:val="4"/>
+        <w:rPr>
+          <w:shd w:val="clear" w:color="auto" w:fill="FFFFFF"/>
+        </w:rPr>
+      </w:pPr>
+      <w:r>
+        <w:rPr>
+          <w:shd w:val="clear" w:color="auto" w:fill="FFFFFF"/>
+        </w:rPr>
+        <w:t>E</w:t>
+      </w:r>
       <w:r>
         <w:rPr>
           <w:rFonts w:hint="eastAsia"/>
-        </w:rPr>
-        <w:t>允许客户端和服务端独立开发</w:t>
-      </w:r>
-    </w:p>
-    <w:p>
-      <w:pPr>
-        <w:ind w:left="360"/>
-      </w:pPr>
-      <w:r>
-        <w:rPr>
-          <w:rFonts w:hint="eastAsia"/>
-        </w:rPr>
-        <w:t>等等</w:t>
-      </w:r>
-    </w:p>
-    <w:p>
-      <w:pPr>
-        <w:ind w:left="360"/>
-        <w:rPr>
-          <w:rFonts w:hint="eastAsia"/>
-        </w:rPr>
-      </w:pPr>
-      <w:r>
-        <w:rPr>
-          <w:rFonts w:hint="eastAsia"/>
-        </w:rPr>
-        <w:t>每一个路由都有一个唯一的标识符，用于日志记录、调试、跟踪和开启、关闭路由</w:t>
+          <w:shd w:val="clear" w:color="auto" w:fill="FFFFFF"/>
+        </w:rPr>
+        <w:t>ndpoint</w:t>
+      </w:r>
+      <w:r>
+        <w:rPr>
+          <w:rFonts w:ascii="宋体" w:eastAsia="宋体" w:hAnsi="宋体" w:hint="eastAsia"/>
+          <w:sz w:val="24"/>
+          <w:szCs w:val="24"/>
+        </w:rPr>
+        <w:t>（后续重点介绍）</w:t>
+      </w:r>
+    </w:p>
+    <w:p>
+      <w:pPr>
+        <w:rPr>
+          <w:rFonts w:ascii="宋体" w:eastAsia="宋体" w:hAnsi="宋体"/>
+          <w:sz w:val="24"/>
+        </w:rPr>
+      </w:pPr>
+      <w:r>
+        <w:rPr>
+          <w:rFonts w:ascii="宋体" w:eastAsia="宋体" w:hAnsi="宋体"/>
+          <w:sz w:val="24"/>
+        </w:rPr>
+        <w:t>E</w:t>
+      </w:r>
+      <w:r>
+        <w:rPr>
+          <w:rFonts w:ascii="宋体" w:eastAsia="宋体" w:hAnsi="宋体" w:hint="eastAsia"/>
+          <w:sz w:val="24"/>
+        </w:rPr>
+        <w:t>ndpoint是camel的抽象，它模拟了系统可以发送或接收消息的通道的末端</w:t>
+      </w:r>
+    </w:p>
+    <w:p>
+      <w:pPr>
+        <w:rPr>
+          <w:rFonts w:ascii="宋体" w:eastAsia="宋体" w:hAnsi="宋体"/>
+          <w:sz w:val="24"/>
+        </w:rPr>
+      </w:pPr>
+      <w:r>
+        <w:rPr>
+          <w:noProof/>
+        </w:rPr>
+        <w:drawing>
+          <wp:inline distT="0" distB="0" distL="0" distR="0" wp14:anchorId="4067969E" wp14:editId="25196345">
+            <wp:extent cx="5274310" cy="1476375"/>
+            <wp:effectExtent l="0" t="0" r="2540" b="9525"/>
+            <wp:docPr id="6" name="图片 6"/>
+            <wp:cNvGraphicFramePr>
+              <a:graphicFrameLocks xmlns:a="http://schemas.openxmlformats.org/drawingml/2006/main" noChangeAspect="1"/>
+            </wp:cNvGraphicFramePr>
+            <a:graphic xmlns:a="http://schemas.openxmlformats.org/drawingml/2006/main">
+              <a:graphicData uri="http://schemas.openxmlformats.org/drawingml/2006/picture">
+                <pic:pic xmlns:pic="http://schemas.openxmlformats.org/drawingml/2006/picture">
+                  <pic:nvPicPr>
+                    <pic:cNvPr id="1" name=""/>
+                    <pic:cNvPicPr/>
+                  </pic:nvPicPr>
+                  <pic:blipFill>
+                    <a:blip r:embed="rId11"/>
+                    <a:stretch>
+                      <a:fillRect/>
+                    </a:stretch>
+                  </pic:blipFill>
+                  <pic:spPr>
+                    <a:xfrm>
+                      <a:off x="0" y="0"/>
+                      <a:ext cx="5274310" cy="1476375"/>
+                    </a:xfrm>
+                    <a:prstGeom prst="rect">
+                      <a:avLst/>
+                    </a:prstGeom>
+                  </pic:spPr>
+                </pic:pic>
+              </a:graphicData>
+            </a:graphic>
+          </wp:inline>
+        </w:drawing>
+      </w:r>
+    </w:p>
+    <w:p>
+      <w:pPr>
+        <w:rPr>
+          <w:rFonts w:ascii="宋体" w:eastAsia="宋体" w:hAnsi="宋体"/>
+          <w:sz w:val="24"/>
+        </w:rPr>
+      </w:pPr>
+      <w:r>
+        <w:rPr>
+          <w:rFonts w:ascii="宋体" w:eastAsia="宋体" w:hAnsi="宋体" w:hint="eastAsia"/>
+          <w:sz w:val="24"/>
+        </w:rPr>
+        <w:t>在camel中，可以使用U</w:t>
+      </w:r>
+      <w:r>
+        <w:rPr>
+          <w:rFonts w:ascii="宋体" w:eastAsia="宋体" w:hAnsi="宋体"/>
+          <w:sz w:val="24"/>
+        </w:rPr>
+        <w:t>RI</w:t>
+      </w:r>
+      <w:r>
+        <w:rPr>
+          <w:rFonts w:ascii="宋体" w:eastAsia="宋体" w:hAnsi="宋体" w:hint="eastAsia"/>
+          <w:sz w:val="24"/>
+        </w:rPr>
+        <w:t>配置端点，例如f</w:t>
+      </w:r>
+      <w:r>
+        <w:rPr>
+          <w:rFonts w:ascii="宋体" w:eastAsia="宋体" w:hAnsi="宋体"/>
+          <w:sz w:val="24"/>
+        </w:rPr>
+        <w:t>ile:data/inbox?delay=500,</w:t>
+      </w:r>
+      <w:r>
+        <w:rPr>
+          <w:rFonts w:ascii="宋体" w:eastAsia="宋体" w:hAnsi="宋体" w:hint="eastAsia"/>
+          <w:sz w:val="24"/>
+        </w:rPr>
+        <w:t>可以通过该种方式引用端点，在运行时，camel根据URI表示法查找端点，下图显示了她是如何工作的</w:t>
+      </w:r>
+    </w:p>
+    <w:p>
+      <w:pPr>
+        <w:rPr>
+          <w:rFonts w:ascii="宋体" w:eastAsia="宋体" w:hAnsi="宋体"/>
+          <w:sz w:val="24"/>
+        </w:rPr>
+      </w:pPr>
+      <w:r>
+        <w:rPr>
+          <w:noProof/>
+        </w:rPr>
+        <w:drawing>
+          <wp:inline distT="0" distB="0" distL="0" distR="0" wp14:anchorId="2F1A9DCD" wp14:editId="59D5DE38">
+            <wp:extent cx="5274310" cy="2264410"/>
+            <wp:effectExtent l="0" t="0" r="2540" b="2540"/>
+            <wp:docPr id="7" name="图片 7"/>
+            <wp:cNvGraphicFramePr>
+              <a:graphicFrameLocks xmlns:a="http://schemas.openxmlformats.org/drawingml/2006/main" noChangeAspect="1"/>
+            </wp:cNvGraphicFramePr>
+            <a:graphic xmlns:a="http://schemas.openxmlformats.org/drawingml/2006/main">
+              <a:graphicData uri="http://schemas.openxmlformats.org/drawingml/2006/picture">
+                <pic:pic xmlns:pic="http://schemas.openxmlformats.org/drawingml/2006/picture">
+                  <pic:nvPicPr>
+                    <pic:cNvPr id="1" name=""/>
+                    <pic:cNvPicPr/>
+                  </pic:nvPicPr>
+                  <pic:blipFill>
+                    <a:blip r:embed="rId12"/>
+                    <a:stretch>
+                      <a:fillRect/>
+                    </a:stretch>
+                  </pic:blipFill>
+                  <pic:spPr>
+                    <a:xfrm>
+                      <a:off x="0" y="0"/>
+                      <a:ext cx="5274310" cy="2264410"/>
+                    </a:xfrm>
+                    <a:prstGeom prst="rect">
+                      <a:avLst/>
+                    </a:prstGeom>
+                  </pic:spPr>
+                </pic:pic>
+              </a:graphicData>
+            </a:graphic>
+          </wp:inline>
+        </w:drawing>
+      </w:r>
+    </w:p>
+    <w:p>
+      <w:pPr>
+        <w:rPr>
+          <w:rFonts w:ascii="宋体" w:eastAsia="宋体" w:hAnsi="宋体"/>
+          <w:sz w:val="24"/>
+        </w:rPr>
+      </w:pPr>
+      <w:r>
+        <w:rPr>
+          <w:rFonts w:ascii="宋体" w:eastAsia="宋体" w:hAnsi="宋体" w:hint="eastAsia"/>
+          <w:sz w:val="24"/>
+        </w:rPr>
+        <w:t>Scheme（1）标识是哪个camel组件处理该类型的端点，在这种情况下，file选择方案为File</w:t>
+      </w:r>
+      <w:r>
+        <w:rPr>
+          <w:rFonts w:ascii="宋体" w:eastAsia="宋体" w:hAnsi="宋体"/>
+          <w:sz w:val="24"/>
+        </w:rPr>
+        <w:t>Component</w:t>
+      </w:r>
+      <w:r>
+        <w:rPr>
+          <w:rFonts w:ascii="宋体" w:eastAsia="宋体" w:hAnsi="宋体" w:hint="eastAsia"/>
+          <w:sz w:val="24"/>
+        </w:rPr>
+        <w:t>。</w:t>
+      </w:r>
+      <w:r>
+        <w:rPr>
+          <w:rFonts w:ascii="宋体" w:eastAsia="宋体" w:hAnsi="宋体" w:hint="eastAsia"/>
+          <w:sz w:val="24"/>
+        </w:rPr>
+        <w:t>File</w:t>
+      </w:r>
+      <w:r>
+        <w:rPr>
+          <w:rFonts w:ascii="宋体" w:eastAsia="宋体" w:hAnsi="宋体"/>
+          <w:sz w:val="24"/>
+        </w:rPr>
+        <w:t>Component</w:t>
+      </w:r>
+      <w:r>
+        <w:rPr>
+          <w:rFonts w:ascii="宋体" w:eastAsia="宋体" w:hAnsi="宋体" w:hint="eastAsia"/>
+          <w:sz w:val="24"/>
+        </w:rPr>
+        <w:t>然后作为工厂工作，</w:t>
+      </w:r>
+      <w:r>
+        <w:rPr>
+          <w:rFonts w:ascii="宋体" w:eastAsia="宋体" w:hAnsi="宋体" w:hint="eastAsia"/>
+          <w:sz w:val="24"/>
+        </w:rPr>
+        <w:t>File</w:t>
+      </w:r>
+      <w:r>
+        <w:rPr>
+          <w:rFonts w:ascii="宋体" w:eastAsia="宋体" w:hAnsi="宋体"/>
+          <w:sz w:val="24"/>
+        </w:rPr>
+        <w:t>Component</w:t>
+      </w:r>
+      <w:r>
+        <w:rPr>
+          <w:rFonts w:ascii="宋体" w:eastAsia="宋体" w:hAnsi="宋体" w:hint="eastAsia"/>
+          <w:sz w:val="24"/>
+        </w:rPr>
+        <w:t>根据U</w:t>
+      </w:r>
+      <w:r>
+        <w:rPr>
+          <w:rFonts w:ascii="宋体" w:eastAsia="宋体" w:hAnsi="宋体"/>
+          <w:sz w:val="24"/>
+        </w:rPr>
+        <w:t>RI</w:t>
+      </w:r>
+      <w:r>
+        <w:rPr>
+          <w:rFonts w:ascii="宋体" w:eastAsia="宋体" w:hAnsi="宋体" w:hint="eastAsia"/>
+          <w:sz w:val="24"/>
+        </w:rPr>
+        <w:t>的其余部分进行创建。上下文路径d</w:t>
+      </w:r>
+      <w:r>
+        <w:rPr>
+          <w:rFonts w:ascii="宋体" w:eastAsia="宋体" w:hAnsi="宋体"/>
+          <w:sz w:val="24"/>
+        </w:rPr>
+        <w:t>ata/inbox(2)</w:t>
+      </w:r>
+      <w:r>
+        <w:rPr>
+          <w:rFonts w:ascii="宋体" w:eastAsia="宋体" w:hAnsi="宋体" w:hint="eastAsia"/>
+          <w:sz w:val="24"/>
+        </w:rPr>
+        <w:t>向</w:t>
+      </w:r>
+      <w:r>
+        <w:rPr>
+          <w:rFonts w:ascii="宋体" w:eastAsia="宋体" w:hAnsi="宋体" w:hint="eastAsia"/>
+          <w:sz w:val="24"/>
+        </w:rPr>
+        <w:t>File</w:t>
+      </w:r>
+      <w:r>
+        <w:rPr>
+          <w:rFonts w:ascii="宋体" w:eastAsia="宋体" w:hAnsi="宋体"/>
+          <w:sz w:val="24"/>
+        </w:rPr>
+        <w:t>Component</w:t>
+      </w:r>
+      <w:r>
+        <w:rPr>
+          <w:rFonts w:ascii="宋体" w:eastAsia="宋体" w:hAnsi="宋体" w:hint="eastAsia"/>
+          <w:sz w:val="24"/>
+        </w:rPr>
+        <w:t>表明起始文件夹是d</w:t>
+      </w:r>
+      <w:r>
+        <w:rPr>
+          <w:rFonts w:ascii="宋体" w:eastAsia="宋体" w:hAnsi="宋体"/>
+          <w:sz w:val="24"/>
+        </w:rPr>
+        <w:t>ata/inbox</w:t>
+      </w:r>
+      <w:r>
+        <w:rPr>
+          <w:rFonts w:ascii="宋体" w:eastAsia="宋体" w:hAnsi="宋体" w:hint="eastAsia"/>
+          <w:sz w:val="24"/>
+        </w:rPr>
+        <w:t>，选项delay=</w:t>
+      </w:r>
+      <w:r>
+        <w:rPr>
+          <w:rFonts w:ascii="宋体" w:eastAsia="宋体" w:hAnsi="宋体"/>
+          <w:sz w:val="24"/>
+        </w:rPr>
+        <w:t>5000</w:t>
+      </w:r>
+      <w:r>
+        <w:rPr>
+          <w:rFonts w:ascii="宋体" w:eastAsia="宋体" w:hAnsi="宋体" w:hint="eastAsia"/>
+          <w:sz w:val="24"/>
+        </w:rPr>
+        <w:t>（3）标识应以5秒的间隔轮询文</w:t>
+      </w:r>
+      <w:r>
+        <w:rPr>
+          <w:rFonts w:ascii="宋体" w:eastAsia="宋体" w:hAnsi="宋体" w:hint="eastAsia"/>
+          <w:sz w:val="24"/>
+        </w:rPr>
+        <w:lastRenderedPageBreak/>
+        <w:t>件</w:t>
+      </w:r>
+      <w:r>
+        <w:rPr>
+          <w:rFonts w:ascii="宋体" w:eastAsia="宋体" w:hAnsi="宋体" w:hint="eastAsia"/>
+          <w:sz w:val="24"/>
+        </w:rPr>
+        <w:t>。</w:t>
+      </w:r>
+      <w:r>
+        <w:rPr>
+          <w:rFonts w:ascii="宋体" w:eastAsia="宋体" w:hAnsi="宋体" w:hint="eastAsia"/>
+          <w:sz w:val="24"/>
+        </w:rPr>
+        <w:t>下图显示了endpoint如何与exchange、</w:t>
+      </w:r>
+      <w:r>
+        <w:rPr>
+          <w:rFonts w:ascii="宋体" w:eastAsia="宋体" w:hAnsi="宋体"/>
+          <w:sz w:val="24"/>
+        </w:rPr>
+        <w:t>P</w:t>
+      </w:r>
+      <w:r>
+        <w:rPr>
+          <w:rFonts w:ascii="宋体" w:eastAsia="宋体" w:hAnsi="宋体" w:hint="eastAsia"/>
+          <w:sz w:val="24"/>
+        </w:rPr>
+        <w:t>roducers和consumers协同工作</w:t>
+      </w:r>
+    </w:p>
+    <w:p>
+      <w:pPr>
+        <w:rPr>
+          <w:rFonts w:ascii="宋体" w:eastAsia="宋体" w:hAnsi="宋体"/>
+          <w:sz w:val="24"/>
+        </w:rPr>
+      </w:pPr>
+      <w:r>
+        <w:rPr>
+          <w:noProof/>
+        </w:rPr>
+        <w:drawing>
+          <wp:inline distT="0" distB="0" distL="0" distR="0" wp14:anchorId="02E56287" wp14:editId="16DDE442">
+            <wp:extent cx="5274310" cy="5158740"/>
+            <wp:effectExtent l="0" t="0" r="2540" b="3810"/>
+            <wp:docPr id="8" name="图片 8"/>
+            <wp:cNvGraphicFramePr>
+              <a:graphicFrameLocks xmlns:a="http://schemas.openxmlformats.org/drawingml/2006/main" noChangeAspect="1"/>
+            </wp:cNvGraphicFramePr>
+            <a:graphic xmlns:a="http://schemas.openxmlformats.org/drawingml/2006/main">
+              <a:graphicData uri="http://schemas.openxmlformats.org/drawingml/2006/picture">
+                <pic:pic xmlns:pic="http://schemas.openxmlformats.org/drawingml/2006/picture">
+                  <pic:nvPicPr>
+                    <pic:cNvPr id="1" name=""/>
+                    <pic:cNvPicPr/>
+                  </pic:nvPicPr>
+                  <pic:blipFill>
+                    <a:blip r:embed="rId13"/>
+                    <a:stretch>
+                      <a:fillRect/>
+                    </a:stretch>
+                  </pic:blipFill>
+                  <pic:spPr>
+                    <a:xfrm>
+                      <a:off x="0" y="0"/>
+                      <a:ext cx="5274310" cy="5158740"/>
+                    </a:xfrm>
+                    <a:prstGeom prst="rect">
+                      <a:avLst/>
+                    </a:prstGeom>
+                  </pic:spPr>
+                </pic:pic>
+              </a:graphicData>
+            </a:graphic>
+          </wp:inline>
+        </w:drawing>
+      </w:r>
+    </w:p>
+    <w:p>
+      <w:pPr>
+        <w:rPr>
+          <w:rFonts w:ascii="宋体" w:eastAsia="宋体" w:hAnsi="宋体" w:hint="eastAsia"/>
+          <w:sz w:val="24"/>
+        </w:rPr>
+      </w:pPr>
+      <w:r>
+        <w:rPr>
+          <w:rFonts w:ascii="宋体" w:eastAsia="宋体" w:hAnsi="宋体" w:hint="eastAsia"/>
+          <w:sz w:val="24"/>
+        </w:rPr>
+        <w:t>端点充当工厂，用于创建能够接收和发送消息到特定端点的消费者和生产者</w:t>
       </w:r>
     </w:p>
     <w:sectPr>
@@ -1052,6 +2469,29 @@
       <w:szCs w:val="32"/>
     </w:rPr>
   </w:style>
+  <w:style w:type="paragraph" w:styleId="4">
+    <w:name w:val="heading 4"/>
+    <w:basedOn w:val="a"/>
+    <w:next w:val="a"/>
+    <w:link w:val="40"/>
+    <w:uiPriority w:val="9"/>
+    <w:unhideWhenUsed/>
+    <w:qFormat/>
+    <w:rsid w:val="0023289D"/>
+    <w:pPr>
+      <w:keepNext/>
+      <w:keepLines/>
+      <w:spacing w:before="280" w:after="290" w:line="376" w:lineRule="auto"/>
+      <w:outlineLvl w:val="3"/>
+    </w:pPr>
+    <w:rPr>
+      <w:rFonts w:asciiTheme="majorHAnsi" w:eastAsiaTheme="majorEastAsia" w:hAnsiTheme="majorHAnsi" w:cstheme="majorBidi"/>
+      <w:b/>
+      <w:bCs/>
+      <w:sz w:val="28"/>
+      <w:szCs w:val="28"/>
+    </w:rPr>
+  </w:style>
   <w:style w:type="character" w:default="1" w:styleId="a0">
     <w:name w:val="Default Paragraph Font"/>
     <w:uiPriority w:val="1"/>
@@ -1115,6 +2555,44 @@
     <w:pPr>
       <w:ind w:firstLineChars="200" w:firstLine="420"/>
     </w:pPr>
+  </w:style>
+  <w:style w:type="character" w:customStyle="1" w:styleId="40">
+    <w:name w:val="标题 4 字符"/>
+    <w:basedOn w:val="a0"/>
+    <w:link w:val="4"/>
+    <w:uiPriority w:val="9"/>
+    <w:rsid w:val="0023289D"/>
+    <w:rPr>
+      <w:rFonts w:asciiTheme="majorHAnsi" w:eastAsiaTheme="majorEastAsia" w:hAnsiTheme="majorHAnsi" w:cstheme="majorBidi"/>
+      <w:b/>
+      <w:bCs/>
+      <w:sz w:val="28"/>
+      <w:szCs w:val="28"/>
+    </w:rPr>
+  </w:style>
+  <w:style w:type="character" w:styleId="a4">
+    <w:name w:val="Hyperlink"/>
+    <w:basedOn w:val="a0"/>
+    <w:uiPriority w:val="99"/>
+    <w:semiHidden/>
+    <w:unhideWhenUsed/>
+    <w:rsid w:val="0033052E"/>
+    <w:rPr>
+      <w:color w:val="0000FF"/>
+      <w:u w:val="single"/>
+    </w:rPr>
+  </w:style>
+  <w:style w:type="character" w:styleId="a5">
+    <w:name w:val="FollowedHyperlink"/>
+    <w:basedOn w:val="a0"/>
+    <w:uiPriority w:val="99"/>
+    <w:semiHidden/>
+    <w:unhideWhenUsed/>
+    <w:rsid w:val="00C46F3A"/>
+    <w:rPr>
+      <w:color w:val="954F72" w:themeColor="followedHyperlink"/>
+      <w:u w:val="single"/>
+    </w:rPr>
   </w:style>
 </w:styles>
 </file>

--- a/doc/Integration apache camel 组件汇总文档.docx
+++ b/doc/Integration apache camel 组件汇总文档.docx
@@ -92,6 +92,7 @@
           <w:szCs w:val="24"/>
         </w:rPr>
       </w:pPr>
+      <w:proofErr w:type="spellStart"/>
       <w:r>
         <w:rPr>
           <w:rFonts w:ascii="宋体" w:eastAsia="宋体" w:hAnsi="宋体" w:hint="eastAsia"/>
@@ -108,6 +109,7 @@
         </w:rPr>
         <w:t>Context</w:t>
       </w:r>
+      <w:proofErr w:type="spellEnd"/>
       <w:r>
         <w:rPr>
           <w:rFonts w:ascii="宋体" w:eastAsia="宋体" w:hAnsi="宋体" w:hint="eastAsia"/>
@@ -131,7 +133,23 @@
           <w:rFonts w:ascii="宋体" w:eastAsia="宋体" w:hAnsi="宋体" w:hint="eastAsia"/>
           <w:sz w:val="24"/>
         </w:rPr>
-        <w:t>根据官网介绍，CamelContext是Camel的运行容器，用于管理camel中的每一个可执行的路由，他紧紧地将不同的内容耦合在了一起，如下图：</w:t>
+        <w:t>根据官网介绍，</w:t>
+      </w:r>
+      <w:proofErr w:type="spellStart"/>
+      <w:r>
+        <w:rPr>
+          <w:rFonts w:ascii="宋体" w:eastAsia="宋体" w:hAnsi="宋体" w:hint="eastAsia"/>
+          <w:sz w:val="24"/>
+        </w:rPr>
+        <w:t>CamelContext</w:t>
+      </w:r>
+      <w:proofErr w:type="spellEnd"/>
+      <w:r>
+        <w:rPr>
+          <w:rFonts w:ascii="宋体" w:eastAsia="宋体" w:hAnsi="宋体" w:hint="eastAsia"/>
+          <w:sz w:val="24"/>
+        </w:rPr>
+        <w:t>是Camel的运行容器，用于管理camel中的每一个可执行的路由，他紧紧地将不同的内容耦合在了一起，如下图：</w:t>
       </w:r>
     </w:p>
     <w:p>
@@ -195,12 +213,21 @@
           <w:sz w:val="24"/>
         </w:rPr>
       </w:pPr>
-      <w:r>
-        <w:rPr>
-          <w:rFonts w:ascii="宋体" w:eastAsia="宋体" w:hAnsi="宋体" w:hint="eastAsia"/>
-          <w:sz w:val="24"/>
-        </w:rPr>
-        <w:t>CamelContext提供了很多对有用服务的访问，</w:t>
+      <w:proofErr w:type="spellStart"/>
+      <w:r>
+        <w:rPr>
+          <w:rFonts w:ascii="宋体" w:eastAsia="宋体" w:hAnsi="宋体" w:hint="eastAsia"/>
+          <w:sz w:val="24"/>
+        </w:rPr>
+        <w:t>CamelContext</w:t>
+      </w:r>
+      <w:proofErr w:type="spellEnd"/>
+      <w:r>
+        <w:rPr>
+          <w:rFonts w:ascii="宋体" w:eastAsia="宋体" w:hAnsi="宋体" w:hint="eastAsia"/>
+          <w:sz w:val="24"/>
+        </w:rPr>
+        <w:t>提供了很多对有用服务的访问，</w:t>
       </w:r>
       <w:r>
         <w:rPr>
@@ -606,21 +633,53 @@
           <w:rFonts w:ascii="宋体" w:eastAsia="宋体" w:hAnsi="宋体" w:hint="eastAsia"/>
           <w:sz w:val="24"/>
         </w:rPr>
-        <w:t>（filter（））EIP</w:t>
-      </w:r>
-      <w:r>
-        <w:rPr>
-          <w:rFonts w:ascii="宋体" w:eastAsia="宋体" w:hAnsi="宋体" w:hint="eastAsia"/>
-          <w:sz w:val="24"/>
-        </w:rPr>
-        <w:t>，它将使用XPath（x</w:t>
-      </w:r>
-      <w:r>
-        <w:rPr>
-          <w:rFonts w:ascii="宋体" w:eastAsia="宋体" w:hAnsi="宋体"/>
-          <w:sz w:val="24"/>
-        </w:rPr>
-        <w:t>path()</w:t>
+        <w:t>（</w:t>
+      </w:r>
+      <w:proofErr w:type="spellStart"/>
+      <w:r>
+        <w:rPr>
+          <w:rFonts w:ascii="宋体" w:eastAsia="宋体" w:hAnsi="宋体" w:hint="eastAsia"/>
+          <w:sz w:val="24"/>
+        </w:rPr>
+        <w:t>filter</w:t>
+      </w:r>
+      <w:proofErr w:type="spellEnd"/>
+      <w:r>
+        <w:rPr>
+          <w:rFonts w:ascii="宋体" w:eastAsia="宋体" w:hAnsi="宋体" w:hint="eastAsia"/>
+          <w:sz w:val="24"/>
+        </w:rPr>
+        <w:t>（））EIP</w:t>
+      </w:r>
+      <w:r>
+        <w:rPr>
+          <w:rFonts w:ascii="宋体" w:eastAsia="宋体" w:hAnsi="宋体" w:hint="eastAsia"/>
+          <w:sz w:val="24"/>
+        </w:rPr>
+        <w:t>，它将使用XPath（</w:t>
+      </w:r>
+      <w:proofErr w:type="spellStart"/>
+      <w:r>
+        <w:rPr>
+          <w:rFonts w:ascii="宋体" w:eastAsia="宋体" w:hAnsi="宋体" w:hint="eastAsia"/>
+          <w:sz w:val="24"/>
+        </w:rPr>
+        <w:t>x</w:t>
+      </w:r>
+      <w:r>
+        <w:rPr>
+          <w:rFonts w:ascii="宋体" w:eastAsia="宋体" w:hAnsi="宋体"/>
+          <w:sz w:val="24"/>
+        </w:rPr>
+        <w:t>path</w:t>
+      </w:r>
+      <w:proofErr w:type="spellEnd"/>
+      <w:r>
+        <w:rPr>
+          <w:rFonts w:ascii="宋体" w:eastAsia="宋体" w:hAnsi="宋体"/>
+          <w:sz w:val="24"/>
+        </w:rPr>
+        <w:t>()</w:t>
       </w:r>
       <w:r>
         <w:rPr>
@@ -641,14 +700,30 @@
           <w:rFonts w:ascii="宋体" w:eastAsia="宋体" w:hAnsi="宋体" w:hint="eastAsia"/>
           <w:sz w:val="24"/>
         </w:rPr>
-        <w:t>（j</w:t>
-      </w:r>
-      <w:r>
-        <w:rPr>
-          <w:rFonts w:ascii="宋体" w:eastAsia="宋体" w:hAnsi="宋体"/>
-          <w:sz w:val="24"/>
-        </w:rPr>
-        <w:t>ms:</w:t>
+        <w:t>（</w:t>
+      </w:r>
+      <w:proofErr w:type="spellStart"/>
+      <w:r>
+        <w:rPr>
+          <w:rFonts w:ascii="宋体" w:eastAsia="宋体" w:hAnsi="宋体" w:hint="eastAsia"/>
+          <w:sz w:val="24"/>
+        </w:rPr>
+        <w:t>j</w:t>
+      </w:r>
+      <w:r>
+        <w:rPr>
+          <w:rFonts w:ascii="宋体" w:eastAsia="宋体" w:hAnsi="宋体"/>
+          <w:sz w:val="24"/>
+        </w:rPr>
+        <w:t>ms</w:t>
+      </w:r>
+      <w:proofErr w:type="spellEnd"/>
+      <w:r>
+        <w:rPr>
+          <w:rFonts w:ascii="宋体" w:eastAsia="宋体" w:hAnsi="宋体"/>
+          <w:sz w:val="24"/>
+        </w:rPr>
+        <w:t>:</w:t>
       </w:r>
       <w:r>
         <w:rPr>
@@ -1071,14 +1146,62 @@
           <w:rFonts w:ascii="宋体" w:eastAsia="宋体" w:hAnsi="宋体" w:hint="eastAsia"/>
           <w:sz w:val="24"/>
         </w:rPr>
-        <w:t>（这种是针对InOut类型的数据）</w:t>
-      </w:r>
-      <w:r>
-        <w:rPr>
-          <w:rFonts w:ascii="宋体" w:eastAsia="宋体" w:hAnsi="宋体" w:hint="eastAsia"/>
-          <w:sz w:val="24"/>
-        </w:rPr>
-        <w:t>。如果是InOnly，则不会返回任何回复，如果是InOut，camel会从最后一步取出out消息并返回</w:t>
+        <w:t>（这种是针对</w:t>
+      </w:r>
+      <w:proofErr w:type="spellStart"/>
+      <w:r>
+        <w:rPr>
+          <w:rFonts w:ascii="宋体" w:eastAsia="宋体" w:hAnsi="宋体" w:hint="eastAsia"/>
+          <w:sz w:val="24"/>
+        </w:rPr>
+        <w:t>InOut</w:t>
+      </w:r>
+      <w:proofErr w:type="spellEnd"/>
+      <w:r>
+        <w:rPr>
+          <w:rFonts w:ascii="宋体" w:eastAsia="宋体" w:hAnsi="宋体" w:hint="eastAsia"/>
+          <w:sz w:val="24"/>
+        </w:rPr>
+        <w:t>类型的数据）</w:t>
+      </w:r>
+      <w:r>
+        <w:rPr>
+          <w:rFonts w:ascii="宋体" w:eastAsia="宋体" w:hAnsi="宋体" w:hint="eastAsia"/>
+          <w:sz w:val="24"/>
+        </w:rPr>
+        <w:t>。如果是</w:t>
+      </w:r>
+      <w:proofErr w:type="spellStart"/>
+      <w:r>
+        <w:rPr>
+          <w:rFonts w:ascii="宋体" w:eastAsia="宋体" w:hAnsi="宋体" w:hint="eastAsia"/>
+          <w:sz w:val="24"/>
+        </w:rPr>
+        <w:t>InOnly</w:t>
+      </w:r>
+      <w:proofErr w:type="spellEnd"/>
+      <w:r>
+        <w:rPr>
+          <w:rFonts w:ascii="宋体" w:eastAsia="宋体" w:hAnsi="宋体" w:hint="eastAsia"/>
+          <w:sz w:val="24"/>
+        </w:rPr>
+        <w:t>，则不会返回任何回复，如果是</w:t>
+      </w:r>
+      <w:proofErr w:type="spellStart"/>
+      <w:r>
+        <w:rPr>
+          <w:rFonts w:ascii="宋体" w:eastAsia="宋体" w:hAnsi="宋体" w:hint="eastAsia"/>
+          <w:sz w:val="24"/>
+        </w:rPr>
+        <w:t>InOut</w:t>
+      </w:r>
+      <w:proofErr w:type="spellEnd"/>
+      <w:r>
+        <w:rPr>
+          <w:rFonts w:ascii="宋体" w:eastAsia="宋体" w:hAnsi="宋体" w:hint="eastAsia"/>
+          <w:sz w:val="24"/>
+        </w:rPr>
+        <w:t>，camel会从最后一步取出out消息并返回</w:t>
       </w:r>
     </w:p>
     <w:p>
@@ -1171,18 +1294,35 @@
         </w:rPr>
         <w:t>从编程的角度来看，组件相当简单：它们与</w:t>
       </w:r>
-      <w:hyperlink r:id="rId9" w:history="1">
-        <w:r>
-          <w:rPr>
-            <w:rStyle w:val="a4"/>
-            <w:rFonts w:ascii="宋体" w:eastAsia="宋体" w:hAnsi="宋体" w:cs="Open Sans"/>
-            <w:color w:val="585AC2"/>
-            <w:sz w:val="24"/>
-            <w:shd w:val="clear" w:color="auto" w:fill="FFFFFF"/>
-          </w:rPr>
-          <w:t>URI</w:t>
-        </w:r>
-      </w:hyperlink>
+      <w:r>
+        <w:fldChar w:fldCharType="begin"/>
+      </w:r>
+      <w:r>
+        <w:instrText xml:space="preserve"> HYPERLINK "https://camel.apache.org/manual/uris.html" </w:instrText>
+      </w:r>
+      <w:r>
+        <w:fldChar w:fldCharType="separate"/>
+      </w:r>
+      <w:r>
+        <w:rPr>
+          <w:rStyle w:val="a4"/>
+          <w:rFonts w:ascii="宋体" w:eastAsia="宋体" w:hAnsi="宋体" w:cs="Open Sans"/>
+          <w:color w:val="585AC2"/>
+          <w:sz w:val="24"/>
+          <w:shd w:val="clear" w:color="auto" w:fill="FFFFFF"/>
+        </w:rPr>
+        <w:t>URI</w:t>
+      </w:r>
+      <w:r>
+        <w:rPr>
+          <w:rStyle w:val="a4"/>
+          <w:rFonts w:ascii="宋体" w:eastAsia="宋体" w:hAnsi="宋体" w:cs="Open Sans"/>
+          <w:color w:val="585AC2"/>
+          <w:sz w:val="24"/>
+          <w:shd w:val="clear" w:color="auto" w:fill="FFFFFF"/>
+        </w:rPr>
+        <w:fldChar w:fldCharType="end"/>
+      </w:r>
       <w:r>
         <w:rPr>
           <w:rFonts w:ascii="宋体" w:eastAsia="宋体" w:hAnsi="宋体" w:cs="Open Sans"/>
@@ -1192,18 +1332,35 @@
         </w:rPr>
         <w:t>中使用的名称相关联，它们充当</w:t>
       </w:r>
-      <w:hyperlink r:id="rId10" w:history="1">
-        <w:r>
-          <w:rPr>
-            <w:rStyle w:val="a4"/>
-            <w:rFonts w:ascii="宋体" w:eastAsia="宋体" w:hAnsi="宋体" w:cs="Open Sans"/>
-            <w:color w:val="585AC2"/>
-            <w:sz w:val="24"/>
-            <w:shd w:val="clear" w:color="auto" w:fill="FFFFFF"/>
-          </w:rPr>
-          <w:t>端点</w:t>
-        </w:r>
-      </w:hyperlink>
+      <w:r>
+        <w:fldChar w:fldCharType="begin"/>
+      </w:r>
+      <w:r>
+        <w:instrText xml:space="preserve"> HYPERLINK "https://camel.apache.org/manual/endpoint.html" </w:instrText>
+      </w:r>
+      <w:r>
+        <w:fldChar w:fldCharType="separate"/>
+      </w:r>
+      <w:r>
+        <w:rPr>
+          <w:rStyle w:val="a4"/>
+          <w:rFonts w:ascii="宋体" w:eastAsia="宋体" w:hAnsi="宋体" w:cs="Open Sans"/>
+          <w:color w:val="585AC2"/>
+          <w:sz w:val="24"/>
+          <w:shd w:val="clear" w:color="auto" w:fill="FFFFFF"/>
+        </w:rPr>
+        <w:t>端点</w:t>
+      </w:r>
+      <w:r>
+        <w:rPr>
+          <w:rStyle w:val="a4"/>
+          <w:rFonts w:ascii="宋体" w:eastAsia="宋体" w:hAnsi="宋体" w:cs="Open Sans"/>
+          <w:color w:val="585AC2"/>
+          <w:sz w:val="24"/>
+          <w:shd w:val="clear" w:color="auto" w:fill="FFFFFF"/>
+        </w:rPr>
+        <w:fldChar w:fldCharType="end"/>
+      </w:r>
       <w:r>
         <w:rPr>
           <w:rFonts w:ascii="宋体" w:eastAsia="宋体" w:hAnsi="宋体" w:cs="Open Sans"/>
@@ -1232,6 +1389,7 @@
         </w:rPr>
         <w:t>例如：</w:t>
       </w:r>
+      <w:proofErr w:type="spellStart"/>
       <w:r>
         <w:rPr>
           <w:rFonts w:ascii="宋体" w:eastAsia="宋体" w:hAnsi="宋体" w:cs="Open Sans" w:hint="eastAsia"/>
@@ -1250,6 +1408,7 @@
         </w:rPr>
         <w:t>ileComponent</w:t>
       </w:r>
+      <w:proofErr w:type="spellEnd"/>
       <w:r>
         <w:rPr>
           <w:rFonts w:ascii="宋体" w:eastAsia="宋体" w:hAnsi="宋体" w:cs="Open Sans" w:hint="eastAsia"/>
@@ -1259,6 +1418,7 @@
         </w:rPr>
         <w:t>由URI中的文件引用，它会创建</w:t>
       </w:r>
+      <w:proofErr w:type="spellStart"/>
       <w:r>
         <w:rPr>
           <w:rFonts w:ascii="宋体" w:eastAsia="宋体" w:hAnsi="宋体" w:cs="Open Sans"/>
@@ -1268,6 +1428,7 @@
         </w:rPr>
         <w:t>FileEndpoint</w:t>
       </w:r>
+      <w:proofErr w:type="spellEnd"/>
       <w:r>
         <w:rPr>
           <w:rFonts w:ascii="宋体" w:eastAsia="宋体" w:hAnsi="宋体" w:cs="Open Sans" w:hint="eastAsia"/>
@@ -1363,6 +1524,376 @@
             <wp:extent cx="5274310" cy="1476375"/>
             <wp:effectExtent l="0" t="0" r="2540" b="9525"/>
             <wp:docPr id="6" name="图片 6"/>
+            <wp:cNvGraphicFramePr>
+              <a:graphicFrameLocks xmlns:a="http://schemas.openxmlformats.org/drawingml/2006/main" noChangeAspect="1"/>
+            </wp:cNvGraphicFramePr>
+            <a:graphic xmlns:a="http://schemas.openxmlformats.org/drawingml/2006/main">
+              <a:graphicData uri="http://schemas.openxmlformats.org/drawingml/2006/picture">
+                <pic:pic xmlns:pic="http://schemas.openxmlformats.org/drawingml/2006/picture">
+                  <pic:nvPicPr>
+                    <pic:cNvPr id="1" name=""/>
+                    <pic:cNvPicPr/>
+                  </pic:nvPicPr>
+                  <pic:blipFill>
+                    <a:blip r:embed="rId9"/>
+                    <a:stretch>
+                      <a:fillRect/>
+                    </a:stretch>
+                  </pic:blipFill>
+                  <pic:spPr>
+                    <a:xfrm>
+                      <a:off x="0" y="0"/>
+                      <a:ext cx="5274310" cy="1476375"/>
+                    </a:xfrm>
+                    <a:prstGeom prst="rect">
+                      <a:avLst/>
+                    </a:prstGeom>
+                  </pic:spPr>
+                </pic:pic>
+              </a:graphicData>
+            </a:graphic>
+          </wp:inline>
+        </w:drawing>
+      </w:r>
+    </w:p>
+    <w:p>
+      <w:pPr>
+        <w:rPr>
+          <w:rFonts w:ascii="宋体" w:eastAsia="宋体" w:hAnsi="宋体"/>
+          <w:sz w:val="24"/>
+        </w:rPr>
+      </w:pPr>
+      <w:r>
+        <w:rPr>
+          <w:rFonts w:ascii="宋体" w:eastAsia="宋体" w:hAnsi="宋体" w:hint="eastAsia"/>
+          <w:sz w:val="24"/>
+        </w:rPr>
+        <w:t>在camel中，可以使用U</w:t>
+      </w:r>
+      <w:r>
+        <w:rPr>
+          <w:rFonts w:ascii="宋体" w:eastAsia="宋体" w:hAnsi="宋体"/>
+          <w:sz w:val="24"/>
+        </w:rPr>
+        <w:t>RI</w:t>
+      </w:r>
+      <w:r>
+        <w:rPr>
+          <w:rFonts w:ascii="宋体" w:eastAsia="宋体" w:hAnsi="宋体" w:hint="eastAsia"/>
+          <w:sz w:val="24"/>
+        </w:rPr>
+        <w:t>配置端点，例如</w:t>
+      </w:r>
+      <w:proofErr w:type="spellStart"/>
+      <w:r>
+        <w:rPr>
+          <w:rFonts w:ascii="宋体" w:eastAsia="宋体" w:hAnsi="宋体" w:hint="eastAsia"/>
+          <w:sz w:val="24"/>
+        </w:rPr>
+        <w:t>f</w:t>
+      </w:r>
+      <w:r>
+        <w:rPr>
+          <w:rFonts w:ascii="宋体" w:eastAsia="宋体" w:hAnsi="宋体"/>
+          <w:sz w:val="24"/>
+        </w:rPr>
+        <w:t>ile:data</w:t>
+      </w:r>
+      <w:proofErr w:type="spellEnd"/>
+      <w:r>
+        <w:rPr>
+          <w:rFonts w:ascii="宋体" w:eastAsia="宋体" w:hAnsi="宋体"/>
+          <w:sz w:val="24"/>
+        </w:rPr>
+        <w:t>/</w:t>
+      </w:r>
+      <w:proofErr w:type="spellStart"/>
+      <w:r>
+        <w:rPr>
+          <w:rFonts w:ascii="宋体" w:eastAsia="宋体" w:hAnsi="宋体"/>
+          <w:sz w:val="24"/>
+        </w:rPr>
+        <w:t>inbox?delay</w:t>
+      </w:r>
+      <w:proofErr w:type="spellEnd"/>
+      <w:r>
+        <w:rPr>
+          <w:rFonts w:ascii="宋体" w:eastAsia="宋体" w:hAnsi="宋体"/>
+          <w:sz w:val="24"/>
+        </w:rPr>
+        <w:t>=500,</w:t>
+      </w:r>
+      <w:r>
+        <w:rPr>
+          <w:rFonts w:ascii="宋体" w:eastAsia="宋体" w:hAnsi="宋体" w:hint="eastAsia"/>
+          <w:sz w:val="24"/>
+        </w:rPr>
+        <w:t>可以通过该种方式引用端点，在运行时，camel根据URI表示法查找端点，下图显示了她是如何工作的</w:t>
+      </w:r>
+    </w:p>
+    <w:p>
+      <w:pPr>
+        <w:rPr>
+          <w:rFonts w:ascii="宋体" w:eastAsia="宋体" w:hAnsi="宋体"/>
+          <w:sz w:val="24"/>
+        </w:rPr>
+      </w:pPr>
+      <w:r>
+        <w:rPr>
+          <w:noProof/>
+        </w:rPr>
+        <w:drawing>
+          <wp:inline distT="0" distB="0" distL="0" distR="0" wp14:anchorId="2F1A9DCD" wp14:editId="59D5DE38">
+            <wp:extent cx="5274310" cy="2264410"/>
+            <wp:effectExtent l="0" t="0" r="2540" b="2540"/>
+            <wp:docPr id="7" name="图片 7"/>
+            <wp:cNvGraphicFramePr>
+              <a:graphicFrameLocks xmlns:a="http://schemas.openxmlformats.org/drawingml/2006/main" noChangeAspect="1"/>
+            </wp:cNvGraphicFramePr>
+            <a:graphic xmlns:a="http://schemas.openxmlformats.org/drawingml/2006/main">
+              <a:graphicData uri="http://schemas.openxmlformats.org/drawingml/2006/picture">
+                <pic:pic xmlns:pic="http://schemas.openxmlformats.org/drawingml/2006/picture">
+                  <pic:nvPicPr>
+                    <pic:cNvPr id="1" name=""/>
+                    <pic:cNvPicPr/>
+                  </pic:nvPicPr>
+                  <pic:blipFill>
+                    <a:blip r:embed="rId10"/>
+                    <a:stretch>
+                      <a:fillRect/>
+                    </a:stretch>
+                  </pic:blipFill>
+                  <pic:spPr>
+                    <a:xfrm>
+                      <a:off x="0" y="0"/>
+                      <a:ext cx="5274310" cy="2264410"/>
+                    </a:xfrm>
+                    <a:prstGeom prst="rect">
+                      <a:avLst/>
+                    </a:prstGeom>
+                  </pic:spPr>
+                </pic:pic>
+              </a:graphicData>
+            </a:graphic>
+          </wp:inline>
+        </w:drawing>
+      </w:r>
+    </w:p>
+    <w:p>
+      <w:pPr>
+        <w:rPr>
+          <w:rFonts w:ascii="宋体" w:eastAsia="宋体" w:hAnsi="宋体"/>
+          <w:sz w:val="24"/>
+        </w:rPr>
+      </w:pPr>
+      <w:r>
+        <w:rPr>
+          <w:rFonts w:ascii="宋体" w:eastAsia="宋体" w:hAnsi="宋体" w:hint="eastAsia"/>
+          <w:sz w:val="24"/>
+        </w:rPr>
+        <w:t>Scheme（1）标识是哪个camel组件处理该类型的端点，在这种情况下，file选择方案为</w:t>
+      </w:r>
+      <w:proofErr w:type="spellStart"/>
+      <w:r>
+        <w:rPr>
+          <w:rFonts w:ascii="宋体" w:eastAsia="宋体" w:hAnsi="宋体" w:hint="eastAsia"/>
+          <w:sz w:val="24"/>
+        </w:rPr>
+        <w:t>File</w:t>
+      </w:r>
+      <w:r>
+        <w:rPr>
+          <w:rFonts w:ascii="宋体" w:eastAsia="宋体" w:hAnsi="宋体"/>
+          <w:sz w:val="24"/>
+        </w:rPr>
+        <w:t>Component</w:t>
+      </w:r>
+      <w:proofErr w:type="spellEnd"/>
+      <w:r>
+        <w:rPr>
+          <w:rFonts w:ascii="宋体" w:eastAsia="宋体" w:hAnsi="宋体" w:hint="eastAsia"/>
+          <w:sz w:val="24"/>
+        </w:rPr>
+        <w:t>。</w:t>
+      </w:r>
+      <w:proofErr w:type="spellStart"/>
+      <w:r>
+        <w:rPr>
+          <w:rFonts w:ascii="宋体" w:eastAsia="宋体" w:hAnsi="宋体" w:hint="eastAsia"/>
+          <w:sz w:val="24"/>
+        </w:rPr>
+        <w:t>File</w:t>
+      </w:r>
+      <w:r>
+        <w:rPr>
+          <w:rFonts w:ascii="宋体" w:eastAsia="宋体" w:hAnsi="宋体"/>
+          <w:sz w:val="24"/>
+        </w:rPr>
+        <w:t>Component</w:t>
+      </w:r>
+      <w:proofErr w:type="spellEnd"/>
+      <w:r>
+        <w:rPr>
+          <w:rFonts w:ascii="宋体" w:eastAsia="宋体" w:hAnsi="宋体" w:hint="eastAsia"/>
+          <w:sz w:val="24"/>
+        </w:rPr>
+        <w:t>然后作为工厂工作，</w:t>
+      </w:r>
+      <w:proofErr w:type="spellStart"/>
+      <w:r>
+        <w:rPr>
+          <w:rFonts w:ascii="宋体" w:eastAsia="宋体" w:hAnsi="宋体" w:hint="eastAsia"/>
+          <w:sz w:val="24"/>
+        </w:rPr>
+        <w:t>File</w:t>
+      </w:r>
+      <w:r>
+        <w:rPr>
+          <w:rFonts w:ascii="宋体" w:eastAsia="宋体" w:hAnsi="宋体"/>
+          <w:sz w:val="24"/>
+        </w:rPr>
+        <w:t>Component</w:t>
+      </w:r>
+      <w:proofErr w:type="spellEnd"/>
+      <w:r>
+        <w:rPr>
+          <w:rFonts w:ascii="宋体" w:eastAsia="宋体" w:hAnsi="宋体" w:hint="eastAsia"/>
+          <w:sz w:val="24"/>
+        </w:rPr>
+        <w:t>根据U</w:t>
+      </w:r>
+      <w:r>
+        <w:rPr>
+          <w:rFonts w:ascii="宋体" w:eastAsia="宋体" w:hAnsi="宋体"/>
+          <w:sz w:val="24"/>
+        </w:rPr>
+        <w:t>RI</w:t>
+      </w:r>
+      <w:r>
+        <w:rPr>
+          <w:rFonts w:ascii="宋体" w:eastAsia="宋体" w:hAnsi="宋体" w:hint="eastAsia"/>
+          <w:sz w:val="24"/>
+        </w:rPr>
+        <w:t>的其余部分进行创建。上下文路径d</w:t>
+      </w:r>
+      <w:r>
+        <w:rPr>
+          <w:rFonts w:ascii="宋体" w:eastAsia="宋体" w:hAnsi="宋体"/>
+          <w:sz w:val="24"/>
+        </w:rPr>
+        <w:t>ata/inbox(2)</w:t>
+      </w:r>
+      <w:r>
+        <w:rPr>
+          <w:rFonts w:ascii="宋体" w:eastAsia="宋体" w:hAnsi="宋体" w:hint="eastAsia"/>
+          <w:sz w:val="24"/>
+        </w:rPr>
+        <w:t>向</w:t>
+      </w:r>
+      <w:proofErr w:type="spellStart"/>
+      <w:r>
+        <w:rPr>
+          <w:rFonts w:ascii="宋体" w:eastAsia="宋体" w:hAnsi="宋体" w:hint="eastAsia"/>
+          <w:sz w:val="24"/>
+        </w:rPr>
+        <w:t>File</w:t>
+      </w:r>
+      <w:r>
+        <w:rPr>
+          <w:rFonts w:ascii="宋体" w:eastAsia="宋体" w:hAnsi="宋体"/>
+          <w:sz w:val="24"/>
+        </w:rPr>
+        <w:t>Component</w:t>
+      </w:r>
+      <w:proofErr w:type="spellEnd"/>
+      <w:r>
+        <w:rPr>
+          <w:rFonts w:ascii="宋体" w:eastAsia="宋体" w:hAnsi="宋体" w:hint="eastAsia"/>
+          <w:sz w:val="24"/>
+        </w:rPr>
+        <w:t>表明起始文件夹是d</w:t>
+      </w:r>
+      <w:r>
+        <w:rPr>
+          <w:rFonts w:ascii="宋体" w:eastAsia="宋体" w:hAnsi="宋体"/>
+          <w:sz w:val="24"/>
+        </w:rPr>
+        <w:t>ata/inbox</w:t>
+      </w:r>
+      <w:r>
+        <w:rPr>
+          <w:rFonts w:ascii="宋体" w:eastAsia="宋体" w:hAnsi="宋体" w:hint="eastAsia"/>
+          <w:sz w:val="24"/>
+        </w:rPr>
+        <w:t>，选项delay=</w:t>
+      </w:r>
+      <w:r>
+        <w:rPr>
+          <w:rFonts w:ascii="宋体" w:eastAsia="宋体" w:hAnsi="宋体"/>
+          <w:sz w:val="24"/>
+        </w:rPr>
+        <w:t>5000</w:t>
+      </w:r>
+      <w:r>
+        <w:rPr>
+          <w:rFonts w:ascii="宋体" w:eastAsia="宋体" w:hAnsi="宋体" w:hint="eastAsia"/>
+          <w:sz w:val="24"/>
+        </w:rPr>
+        <w:t>（3）标识应以5秒的间隔轮询文</w:t>
+      </w:r>
+      <w:r>
+        <w:rPr>
+          <w:rFonts w:ascii="宋体" w:eastAsia="宋体" w:hAnsi="宋体" w:hint="eastAsia"/>
+          <w:sz w:val="24"/>
+        </w:rPr>
+        <w:lastRenderedPageBreak/>
+        <w:t>件</w:t>
+      </w:r>
+      <w:r>
+        <w:rPr>
+          <w:rFonts w:ascii="宋体" w:eastAsia="宋体" w:hAnsi="宋体" w:hint="eastAsia"/>
+          <w:sz w:val="24"/>
+        </w:rPr>
+        <w:t>。</w:t>
+      </w:r>
+      <w:r>
+        <w:rPr>
+          <w:rFonts w:ascii="宋体" w:eastAsia="宋体" w:hAnsi="宋体" w:hint="eastAsia"/>
+          <w:sz w:val="24"/>
+        </w:rPr>
+        <w:t>下图显示了endpoint如何与exchange、</w:t>
+      </w:r>
+      <w:r>
+        <w:rPr>
+          <w:rFonts w:ascii="宋体" w:eastAsia="宋体" w:hAnsi="宋体"/>
+          <w:sz w:val="24"/>
+        </w:rPr>
+        <w:t>P</w:t>
+      </w:r>
+      <w:r>
+        <w:rPr>
+          <w:rFonts w:ascii="宋体" w:eastAsia="宋体" w:hAnsi="宋体" w:hint="eastAsia"/>
+          <w:sz w:val="24"/>
+        </w:rPr>
+        <w:t>roducers和consumers协同工作</w:t>
+      </w:r>
+    </w:p>
+    <w:p>
+      <w:pPr>
+        <w:rPr>
+          <w:rFonts w:ascii="宋体" w:eastAsia="宋体" w:hAnsi="宋体"/>
+          <w:sz w:val="24"/>
+        </w:rPr>
+      </w:pPr>
+      <w:r>
+        <w:rPr>
+          <w:noProof/>
+        </w:rPr>
+        <w:drawing>
+          <wp:inline distT="0" distB="0" distL="0" distR="0" wp14:anchorId="02E56287" wp14:editId="16DDE442">
+            <wp:extent cx="5274310" cy="5158740"/>
+            <wp:effectExtent l="0" t="0" r="2540" b="3810"/>
+            <wp:docPr id="8" name="图片 8"/>
             <wp:cNvGraphicFramePr>
               <a:graphicFrameLocks xmlns:a="http://schemas.openxmlformats.org/drawingml/2006/main" noChangeAspect="1"/>
             </wp:cNvGraphicFramePr>
@@ -1382,329 +1913,6 @@
                   <pic:spPr>
                     <a:xfrm>
                       <a:off x="0" y="0"/>
-                      <a:ext cx="5274310" cy="1476375"/>
-                    </a:xfrm>
-                    <a:prstGeom prst="rect">
-                      <a:avLst/>
-                    </a:prstGeom>
-                  </pic:spPr>
-                </pic:pic>
-              </a:graphicData>
-            </a:graphic>
-          </wp:inline>
-        </w:drawing>
-      </w:r>
-    </w:p>
-    <w:p>
-      <w:pPr>
-        <w:rPr>
-          <w:rFonts w:ascii="宋体" w:eastAsia="宋体" w:hAnsi="宋体"/>
-          <w:sz w:val="24"/>
-        </w:rPr>
-      </w:pPr>
-      <w:r>
-        <w:rPr>
-          <w:rFonts w:ascii="宋体" w:eastAsia="宋体" w:hAnsi="宋体" w:hint="eastAsia"/>
-          <w:sz w:val="24"/>
-        </w:rPr>
-        <w:t>在camel中，可以使用U</w:t>
-      </w:r>
-      <w:r>
-        <w:rPr>
-          <w:rFonts w:ascii="宋体" w:eastAsia="宋体" w:hAnsi="宋体"/>
-          <w:sz w:val="24"/>
-        </w:rPr>
-        <w:t>RI</w:t>
-      </w:r>
-      <w:r>
-        <w:rPr>
-          <w:rFonts w:ascii="宋体" w:eastAsia="宋体" w:hAnsi="宋体" w:hint="eastAsia"/>
-          <w:sz w:val="24"/>
-        </w:rPr>
-        <w:t>配置端点，例如f</w:t>
-      </w:r>
-      <w:r>
-        <w:rPr>
-          <w:rFonts w:ascii="宋体" w:eastAsia="宋体" w:hAnsi="宋体"/>
-          <w:sz w:val="24"/>
-        </w:rPr>
-        <w:t>ile:data/inbox?delay=500,</w:t>
-      </w:r>
-      <w:r>
-        <w:rPr>
-          <w:rFonts w:ascii="宋体" w:eastAsia="宋体" w:hAnsi="宋体" w:hint="eastAsia"/>
-          <w:sz w:val="24"/>
-        </w:rPr>
-        <w:t>可以通过该种方式引用端点，在运行时，camel根据URI表示法查找端点，下图显示了她是如何工作的</w:t>
-      </w:r>
-    </w:p>
-    <w:p>
-      <w:pPr>
-        <w:rPr>
-          <w:rFonts w:ascii="宋体" w:eastAsia="宋体" w:hAnsi="宋体"/>
-          <w:sz w:val="24"/>
-        </w:rPr>
-      </w:pPr>
-      <w:r>
-        <w:rPr>
-          <w:noProof/>
-        </w:rPr>
-        <w:drawing>
-          <wp:inline distT="0" distB="0" distL="0" distR="0" wp14:anchorId="2F1A9DCD" wp14:editId="59D5DE38">
-            <wp:extent cx="5274310" cy="2264410"/>
-            <wp:effectExtent l="0" t="0" r="2540" b="2540"/>
-            <wp:docPr id="7" name="图片 7"/>
-            <wp:cNvGraphicFramePr>
-              <a:graphicFrameLocks xmlns:a="http://schemas.openxmlformats.org/drawingml/2006/main" noChangeAspect="1"/>
-            </wp:cNvGraphicFramePr>
-            <a:graphic xmlns:a="http://schemas.openxmlformats.org/drawingml/2006/main">
-              <a:graphicData uri="http://schemas.openxmlformats.org/drawingml/2006/picture">
-                <pic:pic xmlns:pic="http://schemas.openxmlformats.org/drawingml/2006/picture">
-                  <pic:nvPicPr>
-                    <pic:cNvPr id="1" name=""/>
-                    <pic:cNvPicPr/>
-                  </pic:nvPicPr>
-                  <pic:blipFill>
-                    <a:blip r:embed="rId12"/>
-                    <a:stretch>
-                      <a:fillRect/>
-                    </a:stretch>
-                  </pic:blipFill>
-                  <pic:spPr>
-                    <a:xfrm>
-                      <a:off x="0" y="0"/>
-                      <a:ext cx="5274310" cy="2264410"/>
-                    </a:xfrm>
-                    <a:prstGeom prst="rect">
-                      <a:avLst/>
-                    </a:prstGeom>
-                  </pic:spPr>
-                </pic:pic>
-              </a:graphicData>
-            </a:graphic>
-          </wp:inline>
-        </w:drawing>
-      </w:r>
-    </w:p>
-    <w:p>
-      <w:pPr>
-        <w:rPr>
-          <w:rFonts w:ascii="宋体" w:eastAsia="宋体" w:hAnsi="宋体"/>
-          <w:sz w:val="24"/>
-        </w:rPr>
-      </w:pPr>
-      <w:r>
-        <w:rPr>
-          <w:rFonts w:ascii="宋体" w:eastAsia="宋体" w:hAnsi="宋体" w:hint="eastAsia"/>
-          <w:sz w:val="24"/>
-        </w:rPr>
-        <w:t>Scheme（1）标识是哪个camel组件处理该类型的端点，在这种情况下，file选择方案为File</w:t>
-      </w:r>
-      <w:r>
-        <w:rPr>
-          <w:rFonts w:ascii="宋体" w:eastAsia="宋体" w:hAnsi="宋体"/>
-          <w:sz w:val="24"/>
-        </w:rPr>
-        <w:t>Component</w:t>
-      </w:r>
-      <w:r>
-        <w:rPr>
-          <w:rFonts w:ascii="宋体" w:eastAsia="宋体" w:hAnsi="宋体" w:hint="eastAsia"/>
-          <w:sz w:val="24"/>
-        </w:rPr>
-        <w:t>。</w:t>
-      </w:r>
-      <w:r>
-        <w:rPr>
-          <w:rFonts w:ascii="宋体" w:eastAsia="宋体" w:hAnsi="宋体" w:hint="eastAsia"/>
-          <w:sz w:val="24"/>
-        </w:rPr>
-        <w:t>File</w:t>
-      </w:r>
-      <w:r>
-        <w:rPr>
-          <w:rFonts w:ascii="宋体" w:eastAsia="宋体" w:hAnsi="宋体"/>
-          <w:sz w:val="24"/>
-        </w:rPr>
-        <w:t>Component</w:t>
-      </w:r>
-      <w:r>
-        <w:rPr>
-          <w:rFonts w:ascii="宋体" w:eastAsia="宋体" w:hAnsi="宋体" w:hint="eastAsia"/>
-          <w:sz w:val="24"/>
-        </w:rPr>
-        <w:t>然后作为工厂工作，</w:t>
-      </w:r>
-      <w:r>
-        <w:rPr>
-          <w:rFonts w:ascii="宋体" w:eastAsia="宋体" w:hAnsi="宋体" w:hint="eastAsia"/>
-          <w:sz w:val="24"/>
-        </w:rPr>
-        <w:t>File</w:t>
-      </w:r>
-      <w:r>
-        <w:rPr>
-          <w:rFonts w:ascii="宋体" w:eastAsia="宋体" w:hAnsi="宋体"/>
-          <w:sz w:val="24"/>
-        </w:rPr>
-        <w:t>Component</w:t>
-      </w:r>
-      <w:r>
-        <w:rPr>
-          <w:rFonts w:ascii="宋体" w:eastAsia="宋体" w:hAnsi="宋体" w:hint="eastAsia"/>
-          <w:sz w:val="24"/>
-        </w:rPr>
-        <w:t>根据U</w:t>
-      </w:r>
-      <w:r>
-        <w:rPr>
-          <w:rFonts w:ascii="宋体" w:eastAsia="宋体" w:hAnsi="宋体"/>
-          <w:sz w:val="24"/>
-        </w:rPr>
-        <w:t>RI</w:t>
-      </w:r>
-      <w:r>
-        <w:rPr>
-          <w:rFonts w:ascii="宋体" w:eastAsia="宋体" w:hAnsi="宋体" w:hint="eastAsia"/>
-          <w:sz w:val="24"/>
-        </w:rPr>
-        <w:t>的其余部分进行创建。上下文路径d</w:t>
-      </w:r>
-      <w:r>
-        <w:rPr>
-          <w:rFonts w:ascii="宋体" w:eastAsia="宋体" w:hAnsi="宋体"/>
-          <w:sz w:val="24"/>
-        </w:rPr>
-        <w:t>ata/inbox(2)</w:t>
-      </w:r>
-      <w:r>
-        <w:rPr>
-          <w:rFonts w:ascii="宋体" w:eastAsia="宋体" w:hAnsi="宋体" w:hint="eastAsia"/>
-          <w:sz w:val="24"/>
-        </w:rPr>
-        <w:t>向</w:t>
-      </w:r>
-      <w:r>
-        <w:rPr>
-          <w:rFonts w:ascii="宋体" w:eastAsia="宋体" w:hAnsi="宋体" w:hint="eastAsia"/>
-          <w:sz w:val="24"/>
-        </w:rPr>
-        <w:t>File</w:t>
-      </w:r>
-      <w:r>
-        <w:rPr>
-          <w:rFonts w:ascii="宋体" w:eastAsia="宋体" w:hAnsi="宋体"/>
-          <w:sz w:val="24"/>
-        </w:rPr>
-        <w:t>Component</w:t>
-      </w:r>
-      <w:r>
-        <w:rPr>
-          <w:rFonts w:ascii="宋体" w:eastAsia="宋体" w:hAnsi="宋体" w:hint="eastAsia"/>
-          <w:sz w:val="24"/>
-        </w:rPr>
-        <w:t>表明起始文件夹是d</w:t>
-      </w:r>
-      <w:r>
-        <w:rPr>
-          <w:rFonts w:ascii="宋体" w:eastAsia="宋体" w:hAnsi="宋体"/>
-          <w:sz w:val="24"/>
-        </w:rPr>
-        <w:t>ata/inbox</w:t>
-      </w:r>
-      <w:r>
-        <w:rPr>
-          <w:rFonts w:ascii="宋体" w:eastAsia="宋体" w:hAnsi="宋体" w:hint="eastAsia"/>
-          <w:sz w:val="24"/>
-        </w:rPr>
-        <w:t>，选项delay=</w:t>
-      </w:r>
-      <w:r>
-        <w:rPr>
-          <w:rFonts w:ascii="宋体" w:eastAsia="宋体" w:hAnsi="宋体"/>
-          <w:sz w:val="24"/>
-        </w:rPr>
-        <w:t>5000</w:t>
-      </w:r>
-      <w:r>
-        <w:rPr>
-          <w:rFonts w:ascii="宋体" w:eastAsia="宋体" w:hAnsi="宋体" w:hint="eastAsia"/>
-          <w:sz w:val="24"/>
-        </w:rPr>
-        <w:t>（3）标识应以5秒的间隔轮询文</w:t>
-      </w:r>
-      <w:r>
-        <w:rPr>
-          <w:rFonts w:ascii="宋体" w:eastAsia="宋体" w:hAnsi="宋体" w:hint="eastAsia"/>
-          <w:sz w:val="24"/>
-        </w:rPr>
-        <w:lastRenderedPageBreak/>
-        <w:t>件</w:t>
-      </w:r>
-      <w:r>
-        <w:rPr>
-          <w:rFonts w:ascii="宋体" w:eastAsia="宋体" w:hAnsi="宋体" w:hint="eastAsia"/>
-          <w:sz w:val="24"/>
-        </w:rPr>
-        <w:t>。</w:t>
-      </w:r>
-      <w:r>
-        <w:rPr>
-          <w:rFonts w:ascii="宋体" w:eastAsia="宋体" w:hAnsi="宋体" w:hint="eastAsia"/>
-          <w:sz w:val="24"/>
-        </w:rPr>
-        <w:t>下图显示了endpoint如何与exchange、</w:t>
-      </w:r>
-      <w:r>
-        <w:rPr>
-          <w:rFonts w:ascii="宋体" w:eastAsia="宋体" w:hAnsi="宋体"/>
-          <w:sz w:val="24"/>
-        </w:rPr>
-        <w:t>P</w:t>
-      </w:r>
-      <w:r>
-        <w:rPr>
-          <w:rFonts w:ascii="宋体" w:eastAsia="宋体" w:hAnsi="宋体" w:hint="eastAsia"/>
-          <w:sz w:val="24"/>
-        </w:rPr>
-        <w:t>roducers和consumers协同工作</w:t>
-      </w:r>
-    </w:p>
-    <w:p>
-      <w:pPr>
-        <w:rPr>
-          <w:rFonts w:ascii="宋体" w:eastAsia="宋体" w:hAnsi="宋体"/>
-          <w:sz w:val="24"/>
-        </w:rPr>
-      </w:pPr>
-      <w:r>
-        <w:rPr>
-          <w:noProof/>
-        </w:rPr>
-        <w:drawing>
-          <wp:inline distT="0" distB="0" distL="0" distR="0" wp14:anchorId="02E56287" wp14:editId="16DDE442">
-            <wp:extent cx="5274310" cy="5158740"/>
-            <wp:effectExtent l="0" t="0" r="2540" b="3810"/>
-            <wp:docPr id="8" name="图片 8"/>
-            <wp:cNvGraphicFramePr>
-              <a:graphicFrameLocks xmlns:a="http://schemas.openxmlformats.org/drawingml/2006/main" noChangeAspect="1"/>
-            </wp:cNvGraphicFramePr>
-            <a:graphic xmlns:a="http://schemas.openxmlformats.org/drawingml/2006/main">
-              <a:graphicData uri="http://schemas.openxmlformats.org/drawingml/2006/picture">
-                <pic:pic xmlns:pic="http://schemas.openxmlformats.org/drawingml/2006/picture">
-                  <pic:nvPicPr>
-                    <pic:cNvPr id="1" name=""/>
-                    <pic:cNvPicPr/>
-                  </pic:nvPicPr>
-                  <pic:blipFill>
-                    <a:blip r:embed="rId13"/>
-                    <a:stretch>
-                      <a:fillRect/>
-                    </a:stretch>
-                  </pic:blipFill>
-                  <pic:spPr>
-                    <a:xfrm>
-                      <a:off x="0" y="0"/>
                       <a:ext cx="5274310" cy="5158740"/>
                     </a:xfrm>
                     <a:prstGeom prst="rect">
@@ -1721,7 +1929,7 @@
     <w:p>
       <w:pPr>
         <w:rPr>
-          <w:rFonts w:ascii="宋体" w:eastAsia="宋体" w:hAnsi="宋体" w:hint="eastAsia"/>
+          <w:rFonts w:ascii="宋体" w:eastAsia="宋体" w:hAnsi="宋体"/>
           <w:sz w:val="24"/>
         </w:rPr>
       </w:pPr>
@@ -1732,6 +1940,117 @@
         </w:rPr>
         <w:t>端点充当工厂，用于创建能够接收和发送消息到特定端点的消费者和生产者</w:t>
       </w:r>
+    </w:p>
+    <w:p>
+      <w:pPr>
+        <w:pStyle w:val="3"/>
+        <w:numPr>
+          <w:ilvl w:val="0"/>
+          <w:numId w:val="1"/>
+        </w:numPr>
+      </w:pPr>
+      <w:r>
+        <w:rPr>
+          <w:rFonts w:hint="eastAsia"/>
+        </w:rPr>
+        <w:t>上面几个重点的详细介绍</w:t>
+      </w:r>
+    </w:p>
+    <w:p>
+      <w:pPr>
+        <w:pStyle w:val="4"/>
+      </w:pPr>
+      <w:r>
+        <w:rPr>
+          <w:rFonts w:hint="eastAsia"/>
+          <w:b w:val="0"/>
+          <w:bCs w:val="0"/>
+        </w:rPr>
+        <w:t>1、</w:t>
+      </w:r>
+      <w:proofErr w:type="spellStart"/>
+      <w:r>
+        <w:rPr>
+          <w:rFonts w:hint="eastAsia"/>
+        </w:rPr>
+        <w:t>camelContext</w:t>
+      </w:r>
+      <w:proofErr w:type="spellEnd"/>
+    </w:p>
+    <w:p>
+      <w:pPr>
+        <w:rPr>
+          <w:rFonts w:hint="eastAsia"/>
+        </w:rPr>
+      </w:pPr>
+    </w:p>
+    <w:p>
+      <w:pPr>
+        <w:pStyle w:val="4"/>
+      </w:pPr>
+      <w:r>
+        <w:rPr>
+          <w:rFonts w:hint="eastAsia"/>
+        </w:rPr>
+        <w:lastRenderedPageBreak/>
+        <w:t>2、routes</w:t>
+      </w:r>
+    </w:p>
+    <w:p>
+      <w:pPr>
+        <w:pStyle w:val="4"/>
+      </w:pPr>
+      <w:r>
+        <w:rPr>
+          <w:rFonts w:hint="eastAsia"/>
+        </w:rPr>
+        <w:t>3、</w:t>
+      </w:r>
+      <w:r>
+        <w:t>Processors</w:t>
+      </w:r>
+    </w:p>
+    <w:p>
+      <w:pPr>
+        <w:pStyle w:val="4"/>
+      </w:pPr>
+      <w:r>
+        <w:rPr>
+          <w:rFonts w:hint="eastAsia"/>
+        </w:rPr>
+        <w:t>4、endpoint</w:t>
+      </w:r>
+    </w:p>
+    <w:p>
+      <w:pPr>
+        <w:pStyle w:val="4"/>
+        <w:rPr>
+          <w:rFonts w:hint="eastAsia"/>
+        </w:rPr>
+      </w:pPr>
+      <w:r>
+        <w:rPr>
+          <w:rFonts w:hint="eastAsia"/>
+        </w:rPr>
+        <w:t>5、component</w:t>
+      </w:r>
+    </w:p>
+    <w:p>
+      <w:pPr>
+        <w:pStyle w:val="a3"/>
+        <w:ind w:firstLineChars="0" w:firstLine="0"/>
+        <w:rPr>
+          <w:rFonts w:hint="eastAsia"/>
+        </w:rPr>
+      </w:pPr>
+    </w:p>
+    <w:p>
+      <w:pPr>
+        <w:rPr>
+          <w:rFonts w:ascii="宋体" w:eastAsia="宋体" w:hAnsi="宋体" w:hint="eastAsia"/>
+          <w:sz w:val="24"/>
+        </w:rPr>
+      </w:pPr>
     </w:p>
     <w:sectPr>
       <w:pgSz w:w="11906" w:h="16838"/>
@@ -1924,6 +2243,95 @@
     </w:lvl>
   </w:abstractNum>
   <w:abstractNum w:abstractNumId="2" w15:restartNumberingAfterBreak="0">
+    <w:nsid w:val="690359DF"/>
+    <w:multiLevelType w:val="hybridMultilevel"/>
+    <w:tmpl w:val="C0366964"/>
+    <w:lvl w:ilvl="0" w:tplc="2EA246E8">
+      <w:start w:val="1"/>
+      <w:numFmt w:val="decimal"/>
+      <w:lvlText w:val="%1、"/>
+      <w:lvlJc w:val="left"/>
+      <w:pPr>
+        <w:ind w:left="420" w:hanging="420"/>
+      </w:pPr>
+      <w:rPr>
+        <w:rFonts w:hint="default"/>
+      </w:rPr>
+    </w:lvl>
+    <w:lvl w:ilvl="1" w:tplc="04090019" w:tentative="1">
+      <w:start w:val="1"/>
+      <w:numFmt w:val="lowerLetter"/>
+      <w:lvlText w:val="%2)"/>
+      <w:lvlJc w:val="left"/>
+      <w:pPr>
+        <w:ind w:left="840" w:hanging="420"/>
+      </w:pPr>
+    </w:lvl>
+    <w:lvl w:ilvl="2" w:tplc="0409001B" w:tentative="1">
+      <w:start w:val="1"/>
+      <w:numFmt w:val="lowerRoman"/>
+      <w:lvlText w:val="%3."/>
+      <w:lvlJc w:val="right"/>
+      <w:pPr>
+        <w:ind w:left="1260" w:hanging="420"/>
+      </w:pPr>
+    </w:lvl>
+    <w:lvl w:ilvl="3" w:tplc="0409000F" w:tentative="1">
+      <w:start w:val="1"/>
+      <w:numFmt w:val="decimal"/>
+      <w:lvlText w:val="%4."/>
+      <w:lvlJc w:val="left"/>
+      <w:pPr>
+        <w:ind w:left="1680" w:hanging="420"/>
+      </w:pPr>
+    </w:lvl>
+    <w:lvl w:ilvl="4" w:tplc="04090019" w:tentative="1">
+      <w:start w:val="1"/>
+      <w:numFmt w:val="lowerLetter"/>
+      <w:lvlText w:val="%5)"/>
+      <w:lvlJc w:val="left"/>
+      <w:pPr>
+        <w:ind w:left="2100" w:hanging="420"/>
+      </w:pPr>
+    </w:lvl>
+    <w:lvl w:ilvl="5" w:tplc="0409001B" w:tentative="1">
+      <w:start w:val="1"/>
+      <w:numFmt w:val="lowerRoman"/>
+      <w:lvlText w:val="%6."/>
+      <w:lvlJc w:val="right"/>
+      <w:pPr>
+        <w:ind w:left="2520" w:hanging="420"/>
+      </w:pPr>
+    </w:lvl>
+    <w:lvl w:ilvl="6" w:tplc="0409000F" w:tentative="1">
+      <w:start w:val="1"/>
+      <w:numFmt w:val="decimal"/>
+      <w:lvlText w:val="%7."/>
+      <w:lvlJc w:val="left"/>
+      <w:pPr>
+        <w:ind w:left="2940" w:hanging="420"/>
+      </w:pPr>
+    </w:lvl>
+    <w:lvl w:ilvl="7" w:tplc="04090019" w:tentative="1">
+      <w:start w:val="1"/>
+      <w:numFmt w:val="lowerLetter"/>
+      <w:lvlText w:val="%8)"/>
+      <w:lvlJc w:val="left"/>
+      <w:pPr>
+        <w:ind w:left="3360" w:hanging="420"/>
+      </w:pPr>
+    </w:lvl>
+    <w:lvl w:ilvl="8" w:tplc="0409001B" w:tentative="1">
+      <w:start w:val="1"/>
+      <w:numFmt w:val="lowerRoman"/>
+      <w:lvlText w:val="%9."/>
+      <w:lvlJc w:val="right"/>
+      <w:pPr>
+        <w:ind w:left="3780" w:hanging="420"/>
+      </w:pPr>
+    </w:lvl>
+  </w:abstractNum>
+  <w:abstractNum w:abstractNumId="3" w15:restartNumberingAfterBreak="0">
     <w:nsid w:val="79C138E7"/>
     <w:multiLevelType w:val="hybridMultilevel"/>
     <w:tmpl w:val="3D52F834"/>
@@ -2016,10 +2424,13 @@
     <w:abstractNumId w:val="1"/>
   </w:num>
   <w:num w:numId="2" w16cid:durableId="1918243309">
-    <w:abstractNumId w:val="2"/>
+    <w:abstractNumId w:val="3"/>
   </w:num>
   <w:num w:numId="3" w16cid:durableId="1989478065">
     <w:abstractNumId w:val="0"/>
+  </w:num>
+  <w:num w:numId="4" w16cid:durableId="274364928">
+    <w:abstractNumId w:val="2"/>
   </w:num>
 </w:numbering>
 </file>

--- a/doc/Integration apache camel 组件汇总文档.docx
+++ b/doc/Integration apache camel 组件汇总文档.docx
@@ -92,7 +92,6 @@
           <w:szCs w:val="24"/>
         </w:rPr>
       </w:pPr>
-      <w:proofErr w:type="spellStart"/>
       <w:r>
         <w:rPr>
           <w:rFonts w:ascii="宋体" w:eastAsia="宋体" w:hAnsi="宋体" w:hint="eastAsia"/>
@@ -109,7 +108,6 @@
         </w:rPr>
         <w:t>Context</w:t>
       </w:r>
-      <w:proofErr w:type="spellEnd"/>
       <w:r>
         <w:rPr>
           <w:rFonts w:ascii="宋体" w:eastAsia="宋体" w:hAnsi="宋体" w:hint="eastAsia"/>
@@ -133,23 +131,7 @@
           <w:rFonts w:ascii="宋体" w:eastAsia="宋体" w:hAnsi="宋体" w:hint="eastAsia"/>
           <w:sz w:val="24"/>
         </w:rPr>
-        <w:t>根据官网介绍，</w:t>
-      </w:r>
-      <w:proofErr w:type="spellStart"/>
-      <w:r>
-        <w:rPr>
-          <w:rFonts w:ascii="宋体" w:eastAsia="宋体" w:hAnsi="宋体" w:hint="eastAsia"/>
-          <w:sz w:val="24"/>
-        </w:rPr>
-        <w:t>CamelContext</w:t>
-      </w:r>
-      <w:proofErr w:type="spellEnd"/>
-      <w:r>
-        <w:rPr>
-          <w:rFonts w:ascii="宋体" w:eastAsia="宋体" w:hAnsi="宋体" w:hint="eastAsia"/>
-          <w:sz w:val="24"/>
-        </w:rPr>
-        <w:t>是Camel的运行容器，用于管理camel中的每一个可执行的路由，他紧紧地将不同的内容耦合在了一起，如下图：</w:t>
+        <w:t>根据官网介绍，CamelContext是Camel的运行容器，用于管理camel中的每一个可执行的路由，他紧紧地将不同的内容耦合在了一起，如下图：</w:t>
       </w:r>
     </w:p>
     <w:p>
@@ -213,21 +195,12 @@
           <w:sz w:val="24"/>
         </w:rPr>
       </w:pPr>
-      <w:proofErr w:type="spellStart"/>
-      <w:r>
-        <w:rPr>
-          <w:rFonts w:ascii="宋体" w:eastAsia="宋体" w:hAnsi="宋体" w:hint="eastAsia"/>
-          <w:sz w:val="24"/>
-        </w:rPr>
-        <w:t>CamelContext</w:t>
-      </w:r>
-      <w:proofErr w:type="spellEnd"/>
-      <w:r>
-        <w:rPr>
-          <w:rFonts w:ascii="宋体" w:eastAsia="宋体" w:hAnsi="宋体" w:hint="eastAsia"/>
-          <w:sz w:val="24"/>
-        </w:rPr>
-        <w:t>提供了很多对有用服务的访问，</w:t>
+      <w:r>
+        <w:rPr>
+          <w:rFonts w:ascii="宋体" w:eastAsia="宋体" w:hAnsi="宋体" w:hint="eastAsia"/>
+          <w:sz w:val="24"/>
+        </w:rPr>
+        <w:t>CamelContext提供了很多对有用服务的访问，</w:t>
       </w:r>
       <w:r>
         <w:rPr>
@@ -633,53 +606,21 @@
           <w:rFonts w:ascii="宋体" w:eastAsia="宋体" w:hAnsi="宋体" w:hint="eastAsia"/>
           <w:sz w:val="24"/>
         </w:rPr>
-        <w:t>（</w:t>
-      </w:r>
-      <w:proofErr w:type="spellStart"/>
-      <w:r>
-        <w:rPr>
-          <w:rFonts w:ascii="宋体" w:eastAsia="宋体" w:hAnsi="宋体" w:hint="eastAsia"/>
-          <w:sz w:val="24"/>
-        </w:rPr>
-        <w:t>filter</w:t>
-      </w:r>
-      <w:proofErr w:type="spellEnd"/>
-      <w:r>
-        <w:rPr>
-          <w:rFonts w:ascii="宋体" w:eastAsia="宋体" w:hAnsi="宋体" w:hint="eastAsia"/>
-          <w:sz w:val="24"/>
-        </w:rPr>
-        <w:t>（））EIP</w:t>
-      </w:r>
-      <w:r>
-        <w:rPr>
-          <w:rFonts w:ascii="宋体" w:eastAsia="宋体" w:hAnsi="宋体" w:hint="eastAsia"/>
-          <w:sz w:val="24"/>
-        </w:rPr>
-        <w:t>，它将使用XPath（</w:t>
-      </w:r>
-      <w:proofErr w:type="spellStart"/>
-      <w:r>
-        <w:rPr>
-          <w:rFonts w:ascii="宋体" w:eastAsia="宋体" w:hAnsi="宋体" w:hint="eastAsia"/>
-          <w:sz w:val="24"/>
-        </w:rPr>
-        <w:t>x</w:t>
-      </w:r>
-      <w:r>
-        <w:rPr>
-          <w:rFonts w:ascii="宋体" w:eastAsia="宋体" w:hAnsi="宋体"/>
-          <w:sz w:val="24"/>
-        </w:rPr>
-        <w:t>path</w:t>
-      </w:r>
-      <w:proofErr w:type="spellEnd"/>
-      <w:r>
-        <w:rPr>
-          <w:rFonts w:ascii="宋体" w:eastAsia="宋体" w:hAnsi="宋体"/>
-          <w:sz w:val="24"/>
-        </w:rPr>
-        <w:t>()</w:t>
+        <w:t>（filter（））EIP</w:t>
+      </w:r>
+      <w:r>
+        <w:rPr>
+          <w:rFonts w:ascii="宋体" w:eastAsia="宋体" w:hAnsi="宋体" w:hint="eastAsia"/>
+          <w:sz w:val="24"/>
+        </w:rPr>
+        <w:t>，它将使用XPath（x</w:t>
+      </w:r>
+      <w:r>
+        <w:rPr>
+          <w:rFonts w:ascii="宋体" w:eastAsia="宋体" w:hAnsi="宋体"/>
+          <w:sz w:val="24"/>
+        </w:rPr>
+        <w:t>path()</w:t>
       </w:r>
       <w:r>
         <w:rPr>
@@ -700,30 +641,14 @@
           <w:rFonts w:ascii="宋体" w:eastAsia="宋体" w:hAnsi="宋体" w:hint="eastAsia"/>
           <w:sz w:val="24"/>
         </w:rPr>
-        <w:t>（</w:t>
-      </w:r>
-      <w:proofErr w:type="spellStart"/>
-      <w:r>
-        <w:rPr>
-          <w:rFonts w:ascii="宋体" w:eastAsia="宋体" w:hAnsi="宋体" w:hint="eastAsia"/>
-          <w:sz w:val="24"/>
-        </w:rPr>
-        <w:t>j</w:t>
-      </w:r>
-      <w:r>
-        <w:rPr>
-          <w:rFonts w:ascii="宋体" w:eastAsia="宋体" w:hAnsi="宋体"/>
-          <w:sz w:val="24"/>
-        </w:rPr>
-        <w:t>ms</w:t>
-      </w:r>
-      <w:proofErr w:type="spellEnd"/>
-      <w:r>
-        <w:rPr>
-          <w:rFonts w:ascii="宋体" w:eastAsia="宋体" w:hAnsi="宋体"/>
-          <w:sz w:val="24"/>
-        </w:rPr>
-        <w:t>:</w:t>
+        <w:t>（j</w:t>
+      </w:r>
+      <w:r>
+        <w:rPr>
+          <w:rFonts w:ascii="宋体" w:eastAsia="宋体" w:hAnsi="宋体"/>
+          <w:sz w:val="24"/>
+        </w:rPr>
+        <w:t>ms:</w:t>
       </w:r>
       <w:r>
         <w:rPr>
@@ -1146,62 +1071,14 @@
           <w:rFonts w:ascii="宋体" w:eastAsia="宋体" w:hAnsi="宋体" w:hint="eastAsia"/>
           <w:sz w:val="24"/>
         </w:rPr>
-        <w:t>（这种是针对</w:t>
-      </w:r>
-      <w:proofErr w:type="spellStart"/>
-      <w:r>
-        <w:rPr>
-          <w:rFonts w:ascii="宋体" w:eastAsia="宋体" w:hAnsi="宋体" w:hint="eastAsia"/>
-          <w:sz w:val="24"/>
-        </w:rPr>
-        <w:t>InOut</w:t>
-      </w:r>
-      <w:proofErr w:type="spellEnd"/>
-      <w:r>
-        <w:rPr>
-          <w:rFonts w:ascii="宋体" w:eastAsia="宋体" w:hAnsi="宋体" w:hint="eastAsia"/>
-          <w:sz w:val="24"/>
-        </w:rPr>
-        <w:t>类型的数据）</w:t>
-      </w:r>
-      <w:r>
-        <w:rPr>
-          <w:rFonts w:ascii="宋体" w:eastAsia="宋体" w:hAnsi="宋体" w:hint="eastAsia"/>
-          <w:sz w:val="24"/>
-        </w:rPr>
-        <w:t>。如果是</w:t>
-      </w:r>
-      <w:proofErr w:type="spellStart"/>
-      <w:r>
-        <w:rPr>
-          <w:rFonts w:ascii="宋体" w:eastAsia="宋体" w:hAnsi="宋体" w:hint="eastAsia"/>
-          <w:sz w:val="24"/>
-        </w:rPr>
-        <w:t>InOnly</w:t>
-      </w:r>
-      <w:proofErr w:type="spellEnd"/>
-      <w:r>
-        <w:rPr>
-          <w:rFonts w:ascii="宋体" w:eastAsia="宋体" w:hAnsi="宋体" w:hint="eastAsia"/>
-          <w:sz w:val="24"/>
-        </w:rPr>
-        <w:t>，则不会返回任何回复，如果是</w:t>
-      </w:r>
-      <w:proofErr w:type="spellStart"/>
-      <w:r>
-        <w:rPr>
-          <w:rFonts w:ascii="宋体" w:eastAsia="宋体" w:hAnsi="宋体" w:hint="eastAsia"/>
-          <w:sz w:val="24"/>
-        </w:rPr>
-        <w:t>InOut</w:t>
-      </w:r>
-      <w:proofErr w:type="spellEnd"/>
-      <w:r>
-        <w:rPr>
-          <w:rFonts w:ascii="宋体" w:eastAsia="宋体" w:hAnsi="宋体" w:hint="eastAsia"/>
-          <w:sz w:val="24"/>
-        </w:rPr>
-        <w:t>，camel会从最后一步取出out消息并返回</w:t>
+        <w:t>（这种是针对InOut类型的数据）</w:t>
+      </w:r>
+      <w:r>
+        <w:rPr>
+          <w:rFonts w:ascii="宋体" w:eastAsia="宋体" w:hAnsi="宋体" w:hint="eastAsia"/>
+          <w:sz w:val="24"/>
+        </w:rPr>
+        <w:t>。如果是InOnly，则不会返回任何回复，如果是InOut，camel会从最后一步取出out消息并返回</w:t>
       </w:r>
     </w:p>
     <w:p>
@@ -1294,35 +1171,18 @@
         </w:rPr>
         <w:t>从编程的角度来看，组件相当简单：它们与</w:t>
       </w:r>
-      <w:r>
-        <w:fldChar w:fldCharType="begin"/>
-      </w:r>
-      <w:r>
-        <w:instrText xml:space="preserve"> HYPERLINK "https://camel.apache.org/manual/uris.html" </w:instrText>
-      </w:r>
-      <w:r>
-        <w:fldChar w:fldCharType="separate"/>
-      </w:r>
-      <w:r>
-        <w:rPr>
-          <w:rStyle w:val="a4"/>
-          <w:rFonts w:ascii="宋体" w:eastAsia="宋体" w:hAnsi="宋体" w:cs="Open Sans"/>
-          <w:color w:val="585AC2"/>
-          <w:sz w:val="24"/>
-          <w:shd w:val="clear" w:color="auto" w:fill="FFFFFF"/>
-        </w:rPr>
-        <w:t>URI</w:t>
-      </w:r>
-      <w:r>
-        <w:rPr>
-          <w:rStyle w:val="a4"/>
-          <w:rFonts w:ascii="宋体" w:eastAsia="宋体" w:hAnsi="宋体" w:cs="Open Sans"/>
-          <w:color w:val="585AC2"/>
-          <w:sz w:val="24"/>
-          <w:shd w:val="clear" w:color="auto" w:fill="FFFFFF"/>
-        </w:rPr>
-        <w:fldChar w:fldCharType="end"/>
-      </w:r>
+      <w:hyperlink r:id="rId9" w:history="1">
+        <w:r>
+          <w:rPr>
+            <w:rStyle w:val="a4"/>
+            <w:rFonts w:ascii="宋体" w:eastAsia="宋体" w:hAnsi="宋体" w:cs="Open Sans"/>
+            <w:color w:val="585AC2"/>
+            <w:sz w:val="24"/>
+            <w:shd w:val="clear" w:color="auto" w:fill="FFFFFF"/>
+          </w:rPr>
+          <w:t>URI</w:t>
+        </w:r>
+      </w:hyperlink>
       <w:r>
         <w:rPr>
           <w:rFonts w:ascii="宋体" w:eastAsia="宋体" w:hAnsi="宋体" w:cs="Open Sans"/>
@@ -1332,35 +1192,18 @@
         </w:rPr>
         <w:t>中使用的名称相关联，它们充当</w:t>
       </w:r>
-      <w:r>
-        <w:fldChar w:fldCharType="begin"/>
-      </w:r>
-      <w:r>
-        <w:instrText xml:space="preserve"> HYPERLINK "https://camel.apache.org/manual/endpoint.html" </w:instrText>
-      </w:r>
-      <w:r>
-        <w:fldChar w:fldCharType="separate"/>
-      </w:r>
-      <w:r>
-        <w:rPr>
-          <w:rStyle w:val="a4"/>
-          <w:rFonts w:ascii="宋体" w:eastAsia="宋体" w:hAnsi="宋体" w:cs="Open Sans"/>
-          <w:color w:val="585AC2"/>
-          <w:sz w:val="24"/>
-          <w:shd w:val="clear" w:color="auto" w:fill="FFFFFF"/>
-        </w:rPr>
-        <w:t>端点</w:t>
-      </w:r>
-      <w:r>
-        <w:rPr>
-          <w:rStyle w:val="a4"/>
-          <w:rFonts w:ascii="宋体" w:eastAsia="宋体" w:hAnsi="宋体" w:cs="Open Sans"/>
-          <w:color w:val="585AC2"/>
-          <w:sz w:val="24"/>
-          <w:shd w:val="clear" w:color="auto" w:fill="FFFFFF"/>
-        </w:rPr>
-        <w:fldChar w:fldCharType="end"/>
-      </w:r>
+      <w:hyperlink r:id="rId10" w:history="1">
+        <w:r>
+          <w:rPr>
+            <w:rStyle w:val="a4"/>
+            <w:rFonts w:ascii="宋体" w:eastAsia="宋体" w:hAnsi="宋体" w:cs="Open Sans"/>
+            <w:color w:val="585AC2"/>
+            <w:sz w:val="24"/>
+            <w:shd w:val="clear" w:color="auto" w:fill="FFFFFF"/>
+          </w:rPr>
+          <w:t>端点</w:t>
+        </w:r>
+      </w:hyperlink>
       <w:r>
         <w:rPr>
           <w:rFonts w:ascii="宋体" w:eastAsia="宋体" w:hAnsi="宋体" w:cs="Open Sans"/>
@@ -1389,7 +1232,6 @@
         </w:rPr>
         <w:t>例如：</w:t>
       </w:r>
-      <w:proofErr w:type="spellStart"/>
       <w:r>
         <w:rPr>
           <w:rFonts w:ascii="宋体" w:eastAsia="宋体" w:hAnsi="宋体" w:cs="Open Sans" w:hint="eastAsia"/>
@@ -1408,7 +1250,6 @@
         </w:rPr>
         <w:t>ileComponent</w:t>
       </w:r>
-      <w:proofErr w:type="spellEnd"/>
       <w:r>
         <w:rPr>
           <w:rFonts w:ascii="宋体" w:eastAsia="宋体" w:hAnsi="宋体" w:cs="Open Sans" w:hint="eastAsia"/>
@@ -1418,7 +1259,6 @@
         </w:rPr>
         <w:t>由URI中的文件引用，它会创建</w:t>
       </w:r>
-      <w:proofErr w:type="spellStart"/>
       <w:r>
         <w:rPr>
           <w:rFonts w:ascii="宋体" w:eastAsia="宋体" w:hAnsi="宋体" w:cs="Open Sans"/>
@@ -1428,7 +1268,6 @@
         </w:rPr>
         <w:t>FileEndpoint</w:t>
       </w:r>
-      <w:proofErr w:type="spellEnd"/>
       <w:r>
         <w:rPr>
           <w:rFonts w:ascii="宋体" w:eastAsia="宋体" w:hAnsi="宋体" w:cs="Open Sans" w:hint="eastAsia"/>
@@ -1524,376 +1363,6 @@
             <wp:extent cx="5274310" cy="1476375"/>
             <wp:effectExtent l="0" t="0" r="2540" b="9525"/>
             <wp:docPr id="6" name="图片 6"/>
-            <wp:cNvGraphicFramePr>
-              <a:graphicFrameLocks xmlns:a="http://schemas.openxmlformats.org/drawingml/2006/main" noChangeAspect="1"/>
-            </wp:cNvGraphicFramePr>
-            <a:graphic xmlns:a="http://schemas.openxmlformats.org/drawingml/2006/main">
-              <a:graphicData uri="http://schemas.openxmlformats.org/drawingml/2006/picture">
-                <pic:pic xmlns:pic="http://schemas.openxmlformats.org/drawingml/2006/picture">
-                  <pic:nvPicPr>
-                    <pic:cNvPr id="1" name=""/>
-                    <pic:cNvPicPr/>
-                  </pic:nvPicPr>
-                  <pic:blipFill>
-                    <a:blip r:embed="rId9"/>
-                    <a:stretch>
-                      <a:fillRect/>
-                    </a:stretch>
-                  </pic:blipFill>
-                  <pic:spPr>
-                    <a:xfrm>
-                      <a:off x="0" y="0"/>
-                      <a:ext cx="5274310" cy="1476375"/>
-                    </a:xfrm>
-                    <a:prstGeom prst="rect">
-                      <a:avLst/>
-                    </a:prstGeom>
-                  </pic:spPr>
-                </pic:pic>
-              </a:graphicData>
-            </a:graphic>
-          </wp:inline>
-        </w:drawing>
-      </w:r>
-    </w:p>
-    <w:p>
-      <w:pPr>
-        <w:rPr>
-          <w:rFonts w:ascii="宋体" w:eastAsia="宋体" w:hAnsi="宋体"/>
-          <w:sz w:val="24"/>
-        </w:rPr>
-      </w:pPr>
-      <w:r>
-        <w:rPr>
-          <w:rFonts w:ascii="宋体" w:eastAsia="宋体" w:hAnsi="宋体" w:hint="eastAsia"/>
-          <w:sz w:val="24"/>
-        </w:rPr>
-        <w:t>在camel中，可以使用U</w:t>
-      </w:r>
-      <w:r>
-        <w:rPr>
-          <w:rFonts w:ascii="宋体" w:eastAsia="宋体" w:hAnsi="宋体"/>
-          <w:sz w:val="24"/>
-        </w:rPr>
-        <w:t>RI</w:t>
-      </w:r>
-      <w:r>
-        <w:rPr>
-          <w:rFonts w:ascii="宋体" w:eastAsia="宋体" w:hAnsi="宋体" w:hint="eastAsia"/>
-          <w:sz w:val="24"/>
-        </w:rPr>
-        <w:t>配置端点，例如</w:t>
-      </w:r>
-      <w:proofErr w:type="spellStart"/>
-      <w:r>
-        <w:rPr>
-          <w:rFonts w:ascii="宋体" w:eastAsia="宋体" w:hAnsi="宋体" w:hint="eastAsia"/>
-          <w:sz w:val="24"/>
-        </w:rPr>
-        <w:t>f</w:t>
-      </w:r>
-      <w:r>
-        <w:rPr>
-          <w:rFonts w:ascii="宋体" w:eastAsia="宋体" w:hAnsi="宋体"/>
-          <w:sz w:val="24"/>
-        </w:rPr>
-        <w:t>ile:data</w:t>
-      </w:r>
-      <w:proofErr w:type="spellEnd"/>
-      <w:r>
-        <w:rPr>
-          <w:rFonts w:ascii="宋体" w:eastAsia="宋体" w:hAnsi="宋体"/>
-          <w:sz w:val="24"/>
-        </w:rPr>
-        <w:t>/</w:t>
-      </w:r>
-      <w:proofErr w:type="spellStart"/>
-      <w:r>
-        <w:rPr>
-          <w:rFonts w:ascii="宋体" w:eastAsia="宋体" w:hAnsi="宋体"/>
-          <w:sz w:val="24"/>
-        </w:rPr>
-        <w:t>inbox?delay</w:t>
-      </w:r>
-      <w:proofErr w:type="spellEnd"/>
-      <w:r>
-        <w:rPr>
-          <w:rFonts w:ascii="宋体" w:eastAsia="宋体" w:hAnsi="宋体"/>
-          <w:sz w:val="24"/>
-        </w:rPr>
-        <w:t>=500,</w:t>
-      </w:r>
-      <w:r>
-        <w:rPr>
-          <w:rFonts w:ascii="宋体" w:eastAsia="宋体" w:hAnsi="宋体" w:hint="eastAsia"/>
-          <w:sz w:val="24"/>
-        </w:rPr>
-        <w:t>可以通过该种方式引用端点，在运行时，camel根据URI表示法查找端点，下图显示了她是如何工作的</w:t>
-      </w:r>
-    </w:p>
-    <w:p>
-      <w:pPr>
-        <w:rPr>
-          <w:rFonts w:ascii="宋体" w:eastAsia="宋体" w:hAnsi="宋体"/>
-          <w:sz w:val="24"/>
-        </w:rPr>
-      </w:pPr>
-      <w:r>
-        <w:rPr>
-          <w:noProof/>
-        </w:rPr>
-        <w:drawing>
-          <wp:inline distT="0" distB="0" distL="0" distR="0" wp14:anchorId="2F1A9DCD" wp14:editId="59D5DE38">
-            <wp:extent cx="5274310" cy="2264410"/>
-            <wp:effectExtent l="0" t="0" r="2540" b="2540"/>
-            <wp:docPr id="7" name="图片 7"/>
-            <wp:cNvGraphicFramePr>
-              <a:graphicFrameLocks xmlns:a="http://schemas.openxmlformats.org/drawingml/2006/main" noChangeAspect="1"/>
-            </wp:cNvGraphicFramePr>
-            <a:graphic xmlns:a="http://schemas.openxmlformats.org/drawingml/2006/main">
-              <a:graphicData uri="http://schemas.openxmlformats.org/drawingml/2006/picture">
-                <pic:pic xmlns:pic="http://schemas.openxmlformats.org/drawingml/2006/picture">
-                  <pic:nvPicPr>
-                    <pic:cNvPr id="1" name=""/>
-                    <pic:cNvPicPr/>
-                  </pic:nvPicPr>
-                  <pic:blipFill>
-                    <a:blip r:embed="rId10"/>
-                    <a:stretch>
-                      <a:fillRect/>
-                    </a:stretch>
-                  </pic:blipFill>
-                  <pic:spPr>
-                    <a:xfrm>
-                      <a:off x="0" y="0"/>
-                      <a:ext cx="5274310" cy="2264410"/>
-                    </a:xfrm>
-                    <a:prstGeom prst="rect">
-                      <a:avLst/>
-                    </a:prstGeom>
-                  </pic:spPr>
-                </pic:pic>
-              </a:graphicData>
-            </a:graphic>
-          </wp:inline>
-        </w:drawing>
-      </w:r>
-    </w:p>
-    <w:p>
-      <w:pPr>
-        <w:rPr>
-          <w:rFonts w:ascii="宋体" w:eastAsia="宋体" w:hAnsi="宋体"/>
-          <w:sz w:val="24"/>
-        </w:rPr>
-      </w:pPr>
-      <w:r>
-        <w:rPr>
-          <w:rFonts w:ascii="宋体" w:eastAsia="宋体" w:hAnsi="宋体" w:hint="eastAsia"/>
-          <w:sz w:val="24"/>
-        </w:rPr>
-        <w:t>Scheme（1）标识是哪个camel组件处理该类型的端点，在这种情况下，file选择方案为</w:t>
-      </w:r>
-      <w:proofErr w:type="spellStart"/>
-      <w:r>
-        <w:rPr>
-          <w:rFonts w:ascii="宋体" w:eastAsia="宋体" w:hAnsi="宋体" w:hint="eastAsia"/>
-          <w:sz w:val="24"/>
-        </w:rPr>
-        <w:t>File</w:t>
-      </w:r>
-      <w:r>
-        <w:rPr>
-          <w:rFonts w:ascii="宋体" w:eastAsia="宋体" w:hAnsi="宋体"/>
-          <w:sz w:val="24"/>
-        </w:rPr>
-        <w:t>Component</w:t>
-      </w:r>
-      <w:proofErr w:type="spellEnd"/>
-      <w:r>
-        <w:rPr>
-          <w:rFonts w:ascii="宋体" w:eastAsia="宋体" w:hAnsi="宋体" w:hint="eastAsia"/>
-          <w:sz w:val="24"/>
-        </w:rPr>
-        <w:t>。</w:t>
-      </w:r>
-      <w:proofErr w:type="spellStart"/>
-      <w:r>
-        <w:rPr>
-          <w:rFonts w:ascii="宋体" w:eastAsia="宋体" w:hAnsi="宋体" w:hint="eastAsia"/>
-          <w:sz w:val="24"/>
-        </w:rPr>
-        <w:t>File</w:t>
-      </w:r>
-      <w:r>
-        <w:rPr>
-          <w:rFonts w:ascii="宋体" w:eastAsia="宋体" w:hAnsi="宋体"/>
-          <w:sz w:val="24"/>
-        </w:rPr>
-        <w:t>Component</w:t>
-      </w:r>
-      <w:proofErr w:type="spellEnd"/>
-      <w:r>
-        <w:rPr>
-          <w:rFonts w:ascii="宋体" w:eastAsia="宋体" w:hAnsi="宋体" w:hint="eastAsia"/>
-          <w:sz w:val="24"/>
-        </w:rPr>
-        <w:t>然后作为工厂工作，</w:t>
-      </w:r>
-      <w:proofErr w:type="spellStart"/>
-      <w:r>
-        <w:rPr>
-          <w:rFonts w:ascii="宋体" w:eastAsia="宋体" w:hAnsi="宋体" w:hint="eastAsia"/>
-          <w:sz w:val="24"/>
-        </w:rPr>
-        <w:t>File</w:t>
-      </w:r>
-      <w:r>
-        <w:rPr>
-          <w:rFonts w:ascii="宋体" w:eastAsia="宋体" w:hAnsi="宋体"/>
-          <w:sz w:val="24"/>
-        </w:rPr>
-        <w:t>Component</w:t>
-      </w:r>
-      <w:proofErr w:type="spellEnd"/>
-      <w:r>
-        <w:rPr>
-          <w:rFonts w:ascii="宋体" w:eastAsia="宋体" w:hAnsi="宋体" w:hint="eastAsia"/>
-          <w:sz w:val="24"/>
-        </w:rPr>
-        <w:t>根据U</w:t>
-      </w:r>
-      <w:r>
-        <w:rPr>
-          <w:rFonts w:ascii="宋体" w:eastAsia="宋体" w:hAnsi="宋体"/>
-          <w:sz w:val="24"/>
-        </w:rPr>
-        <w:t>RI</w:t>
-      </w:r>
-      <w:r>
-        <w:rPr>
-          <w:rFonts w:ascii="宋体" w:eastAsia="宋体" w:hAnsi="宋体" w:hint="eastAsia"/>
-          <w:sz w:val="24"/>
-        </w:rPr>
-        <w:t>的其余部分进行创建。上下文路径d</w:t>
-      </w:r>
-      <w:r>
-        <w:rPr>
-          <w:rFonts w:ascii="宋体" w:eastAsia="宋体" w:hAnsi="宋体"/>
-          <w:sz w:val="24"/>
-        </w:rPr>
-        <w:t>ata/inbox(2)</w:t>
-      </w:r>
-      <w:r>
-        <w:rPr>
-          <w:rFonts w:ascii="宋体" w:eastAsia="宋体" w:hAnsi="宋体" w:hint="eastAsia"/>
-          <w:sz w:val="24"/>
-        </w:rPr>
-        <w:t>向</w:t>
-      </w:r>
-      <w:proofErr w:type="spellStart"/>
-      <w:r>
-        <w:rPr>
-          <w:rFonts w:ascii="宋体" w:eastAsia="宋体" w:hAnsi="宋体" w:hint="eastAsia"/>
-          <w:sz w:val="24"/>
-        </w:rPr>
-        <w:t>File</w:t>
-      </w:r>
-      <w:r>
-        <w:rPr>
-          <w:rFonts w:ascii="宋体" w:eastAsia="宋体" w:hAnsi="宋体"/>
-          <w:sz w:val="24"/>
-        </w:rPr>
-        <w:t>Component</w:t>
-      </w:r>
-      <w:proofErr w:type="spellEnd"/>
-      <w:r>
-        <w:rPr>
-          <w:rFonts w:ascii="宋体" w:eastAsia="宋体" w:hAnsi="宋体" w:hint="eastAsia"/>
-          <w:sz w:val="24"/>
-        </w:rPr>
-        <w:t>表明起始文件夹是d</w:t>
-      </w:r>
-      <w:r>
-        <w:rPr>
-          <w:rFonts w:ascii="宋体" w:eastAsia="宋体" w:hAnsi="宋体"/>
-          <w:sz w:val="24"/>
-        </w:rPr>
-        <w:t>ata/inbox</w:t>
-      </w:r>
-      <w:r>
-        <w:rPr>
-          <w:rFonts w:ascii="宋体" w:eastAsia="宋体" w:hAnsi="宋体" w:hint="eastAsia"/>
-          <w:sz w:val="24"/>
-        </w:rPr>
-        <w:t>，选项delay=</w:t>
-      </w:r>
-      <w:r>
-        <w:rPr>
-          <w:rFonts w:ascii="宋体" w:eastAsia="宋体" w:hAnsi="宋体"/>
-          <w:sz w:val="24"/>
-        </w:rPr>
-        <w:t>5000</w:t>
-      </w:r>
-      <w:r>
-        <w:rPr>
-          <w:rFonts w:ascii="宋体" w:eastAsia="宋体" w:hAnsi="宋体" w:hint="eastAsia"/>
-          <w:sz w:val="24"/>
-        </w:rPr>
-        <w:t>（3）标识应以5秒的间隔轮询文</w:t>
-      </w:r>
-      <w:r>
-        <w:rPr>
-          <w:rFonts w:ascii="宋体" w:eastAsia="宋体" w:hAnsi="宋体" w:hint="eastAsia"/>
-          <w:sz w:val="24"/>
-        </w:rPr>
-        <w:lastRenderedPageBreak/>
-        <w:t>件</w:t>
-      </w:r>
-      <w:r>
-        <w:rPr>
-          <w:rFonts w:ascii="宋体" w:eastAsia="宋体" w:hAnsi="宋体" w:hint="eastAsia"/>
-          <w:sz w:val="24"/>
-        </w:rPr>
-        <w:t>。</w:t>
-      </w:r>
-      <w:r>
-        <w:rPr>
-          <w:rFonts w:ascii="宋体" w:eastAsia="宋体" w:hAnsi="宋体" w:hint="eastAsia"/>
-          <w:sz w:val="24"/>
-        </w:rPr>
-        <w:t>下图显示了endpoint如何与exchange、</w:t>
-      </w:r>
-      <w:r>
-        <w:rPr>
-          <w:rFonts w:ascii="宋体" w:eastAsia="宋体" w:hAnsi="宋体"/>
-          <w:sz w:val="24"/>
-        </w:rPr>
-        <w:t>P</w:t>
-      </w:r>
-      <w:r>
-        <w:rPr>
-          <w:rFonts w:ascii="宋体" w:eastAsia="宋体" w:hAnsi="宋体" w:hint="eastAsia"/>
-          <w:sz w:val="24"/>
-        </w:rPr>
-        <w:t>roducers和consumers协同工作</w:t>
-      </w:r>
-    </w:p>
-    <w:p>
-      <w:pPr>
-        <w:rPr>
-          <w:rFonts w:ascii="宋体" w:eastAsia="宋体" w:hAnsi="宋体"/>
-          <w:sz w:val="24"/>
-        </w:rPr>
-      </w:pPr>
-      <w:r>
-        <w:rPr>
-          <w:noProof/>
-        </w:rPr>
-        <w:drawing>
-          <wp:inline distT="0" distB="0" distL="0" distR="0" wp14:anchorId="02E56287" wp14:editId="16DDE442">
-            <wp:extent cx="5274310" cy="5158740"/>
-            <wp:effectExtent l="0" t="0" r="2540" b="3810"/>
-            <wp:docPr id="8" name="图片 8"/>
             <wp:cNvGraphicFramePr>
               <a:graphicFrameLocks xmlns:a="http://schemas.openxmlformats.org/drawingml/2006/main" noChangeAspect="1"/>
             </wp:cNvGraphicFramePr>
@@ -1913,6 +1382,308 @@
                   <pic:spPr>
                     <a:xfrm>
                       <a:off x="0" y="0"/>
+                      <a:ext cx="5274310" cy="1476375"/>
+                    </a:xfrm>
+                    <a:prstGeom prst="rect">
+                      <a:avLst/>
+                    </a:prstGeom>
+                  </pic:spPr>
+                </pic:pic>
+              </a:graphicData>
+            </a:graphic>
+          </wp:inline>
+        </w:drawing>
+      </w:r>
+    </w:p>
+    <w:p>
+      <w:pPr>
+        <w:rPr>
+          <w:rFonts w:ascii="宋体" w:eastAsia="宋体" w:hAnsi="宋体"/>
+          <w:sz w:val="24"/>
+        </w:rPr>
+      </w:pPr>
+      <w:r>
+        <w:rPr>
+          <w:rFonts w:ascii="宋体" w:eastAsia="宋体" w:hAnsi="宋体" w:hint="eastAsia"/>
+          <w:sz w:val="24"/>
+        </w:rPr>
+        <w:t>在camel中，可以使用U</w:t>
+      </w:r>
+      <w:r>
+        <w:rPr>
+          <w:rFonts w:ascii="宋体" w:eastAsia="宋体" w:hAnsi="宋体"/>
+          <w:sz w:val="24"/>
+        </w:rPr>
+        <w:t>RI</w:t>
+      </w:r>
+      <w:r>
+        <w:rPr>
+          <w:rFonts w:ascii="宋体" w:eastAsia="宋体" w:hAnsi="宋体" w:hint="eastAsia"/>
+          <w:sz w:val="24"/>
+        </w:rPr>
+        <w:t>配置端点，例如f</w:t>
+      </w:r>
+      <w:r>
+        <w:rPr>
+          <w:rFonts w:ascii="宋体" w:eastAsia="宋体" w:hAnsi="宋体"/>
+          <w:sz w:val="24"/>
+        </w:rPr>
+        <w:t>ile:data/inbox?delay=500,</w:t>
+      </w:r>
+      <w:r>
+        <w:rPr>
+          <w:rFonts w:ascii="宋体" w:eastAsia="宋体" w:hAnsi="宋体" w:hint="eastAsia"/>
+          <w:sz w:val="24"/>
+        </w:rPr>
+        <w:t>可以通过该种方式引用端点，在运行时，camel根据URI表示法查找端点，下图显示了她是如何工作的</w:t>
+      </w:r>
+    </w:p>
+    <w:p>
+      <w:pPr>
+        <w:rPr>
+          <w:rFonts w:ascii="宋体" w:eastAsia="宋体" w:hAnsi="宋体"/>
+          <w:sz w:val="24"/>
+        </w:rPr>
+      </w:pPr>
+      <w:r>
+        <w:rPr>
+          <w:noProof/>
+        </w:rPr>
+        <w:drawing>
+          <wp:inline distT="0" distB="0" distL="0" distR="0" wp14:anchorId="2F1A9DCD" wp14:editId="59D5DE38">
+            <wp:extent cx="5274310" cy="2264410"/>
+            <wp:effectExtent l="0" t="0" r="2540" b="2540"/>
+            <wp:docPr id="7" name="图片 7"/>
+            <wp:cNvGraphicFramePr>
+              <a:graphicFrameLocks xmlns:a="http://schemas.openxmlformats.org/drawingml/2006/main" noChangeAspect="1"/>
+            </wp:cNvGraphicFramePr>
+            <a:graphic xmlns:a="http://schemas.openxmlformats.org/drawingml/2006/main">
+              <a:graphicData uri="http://schemas.openxmlformats.org/drawingml/2006/picture">
+                <pic:pic xmlns:pic="http://schemas.openxmlformats.org/drawingml/2006/picture">
+                  <pic:nvPicPr>
+                    <pic:cNvPr id="1" name=""/>
+                    <pic:cNvPicPr/>
+                  </pic:nvPicPr>
+                  <pic:blipFill>
+                    <a:blip r:embed="rId12"/>
+                    <a:stretch>
+                      <a:fillRect/>
+                    </a:stretch>
+                  </pic:blipFill>
+                  <pic:spPr>
+                    <a:xfrm>
+                      <a:off x="0" y="0"/>
+                      <a:ext cx="5274310" cy="2264410"/>
+                    </a:xfrm>
+                    <a:prstGeom prst="rect">
+                      <a:avLst/>
+                    </a:prstGeom>
+                  </pic:spPr>
+                </pic:pic>
+              </a:graphicData>
+            </a:graphic>
+          </wp:inline>
+        </w:drawing>
+      </w:r>
+    </w:p>
+    <w:p>
+      <w:pPr>
+        <w:rPr>
+          <w:rFonts w:ascii="宋体" w:eastAsia="宋体" w:hAnsi="宋体"/>
+          <w:sz w:val="24"/>
+        </w:rPr>
+      </w:pPr>
+      <w:r>
+        <w:rPr>
+          <w:rFonts w:ascii="宋体" w:eastAsia="宋体" w:hAnsi="宋体" w:hint="eastAsia"/>
+          <w:sz w:val="24"/>
+        </w:rPr>
+        <w:t>Scheme（1）标识是哪个camel组件处理该类型的端点，在这种情况下，file选择方案为File</w:t>
+      </w:r>
+      <w:r>
+        <w:rPr>
+          <w:rFonts w:ascii="宋体" w:eastAsia="宋体" w:hAnsi="宋体"/>
+          <w:sz w:val="24"/>
+        </w:rPr>
+        <w:t>Component</w:t>
+      </w:r>
+      <w:r>
+        <w:rPr>
+          <w:rFonts w:ascii="宋体" w:eastAsia="宋体" w:hAnsi="宋体" w:hint="eastAsia"/>
+          <w:sz w:val="24"/>
+        </w:rPr>
+        <w:t>。File</w:t>
+      </w:r>
+      <w:r>
+        <w:rPr>
+          <w:rFonts w:ascii="宋体" w:eastAsia="宋体" w:hAnsi="宋体"/>
+          <w:sz w:val="24"/>
+        </w:rPr>
+        <w:t>Component</w:t>
+      </w:r>
+      <w:r>
+        <w:rPr>
+          <w:rFonts w:ascii="宋体" w:eastAsia="宋体" w:hAnsi="宋体" w:hint="eastAsia"/>
+          <w:sz w:val="24"/>
+        </w:rPr>
+        <w:t>然后作为工厂工作，File</w:t>
+      </w:r>
+      <w:r>
+        <w:rPr>
+          <w:rFonts w:ascii="宋体" w:eastAsia="宋体" w:hAnsi="宋体"/>
+          <w:sz w:val="24"/>
+        </w:rPr>
+        <w:t>Component</w:t>
+      </w:r>
+      <w:r>
+        <w:rPr>
+          <w:rFonts w:ascii="宋体" w:eastAsia="宋体" w:hAnsi="宋体" w:hint="eastAsia"/>
+          <w:sz w:val="24"/>
+        </w:rPr>
+        <w:t>根据U</w:t>
+      </w:r>
+      <w:r>
+        <w:rPr>
+          <w:rFonts w:ascii="宋体" w:eastAsia="宋体" w:hAnsi="宋体"/>
+          <w:sz w:val="24"/>
+        </w:rPr>
+        <w:t>RI</w:t>
+      </w:r>
+      <w:r>
+        <w:rPr>
+          <w:rFonts w:ascii="宋体" w:eastAsia="宋体" w:hAnsi="宋体" w:hint="eastAsia"/>
+          <w:sz w:val="24"/>
+        </w:rPr>
+        <w:t>的其余部分进行创建。上下文路径d</w:t>
+      </w:r>
+      <w:r>
+        <w:rPr>
+          <w:rFonts w:ascii="宋体" w:eastAsia="宋体" w:hAnsi="宋体"/>
+          <w:sz w:val="24"/>
+        </w:rPr>
+        <w:t>ata/inbox(2)</w:t>
+      </w:r>
+      <w:r>
+        <w:rPr>
+          <w:rFonts w:ascii="宋体" w:eastAsia="宋体" w:hAnsi="宋体" w:hint="eastAsia"/>
+          <w:sz w:val="24"/>
+        </w:rPr>
+        <w:t>向File</w:t>
+      </w:r>
+      <w:r>
+        <w:rPr>
+          <w:rFonts w:ascii="宋体" w:eastAsia="宋体" w:hAnsi="宋体"/>
+          <w:sz w:val="24"/>
+        </w:rPr>
+        <w:t>Component</w:t>
+      </w:r>
+      <w:r>
+        <w:rPr>
+          <w:rFonts w:ascii="宋体" w:eastAsia="宋体" w:hAnsi="宋体" w:hint="eastAsia"/>
+          <w:sz w:val="24"/>
+        </w:rPr>
+        <w:t>表明起始文件夹是d</w:t>
+      </w:r>
+      <w:r>
+        <w:rPr>
+          <w:rFonts w:ascii="宋体" w:eastAsia="宋体" w:hAnsi="宋体"/>
+          <w:sz w:val="24"/>
+        </w:rPr>
+        <w:t>ata/inbox</w:t>
+      </w:r>
+      <w:r>
+        <w:rPr>
+          <w:rFonts w:ascii="宋体" w:eastAsia="宋体" w:hAnsi="宋体" w:hint="eastAsia"/>
+          <w:sz w:val="24"/>
+        </w:rPr>
+        <w:t>，选项delay=</w:t>
+      </w:r>
+      <w:r>
+        <w:rPr>
+          <w:rFonts w:ascii="宋体" w:eastAsia="宋体" w:hAnsi="宋体"/>
+          <w:sz w:val="24"/>
+        </w:rPr>
+        <w:t>5000</w:t>
+      </w:r>
+      <w:r>
+        <w:rPr>
+          <w:rFonts w:ascii="宋体" w:eastAsia="宋体" w:hAnsi="宋体" w:hint="eastAsia"/>
+          <w:sz w:val="24"/>
+        </w:rPr>
+        <w:t>（3）标识应以5秒的间隔轮询文</w:t>
+      </w:r>
+      <w:r>
+        <w:rPr>
+          <w:rFonts w:ascii="宋体" w:eastAsia="宋体" w:hAnsi="宋体" w:hint="eastAsia"/>
+          <w:sz w:val="24"/>
+        </w:rPr>
+        <w:lastRenderedPageBreak/>
+        <w:t>件</w:t>
+      </w:r>
+      <w:r>
+        <w:rPr>
+          <w:rFonts w:ascii="宋体" w:eastAsia="宋体" w:hAnsi="宋体" w:hint="eastAsia"/>
+          <w:sz w:val="24"/>
+        </w:rPr>
+        <w:t>。</w:t>
+      </w:r>
+      <w:r>
+        <w:rPr>
+          <w:rFonts w:ascii="宋体" w:eastAsia="宋体" w:hAnsi="宋体" w:hint="eastAsia"/>
+          <w:sz w:val="24"/>
+        </w:rPr>
+        <w:t>下图显示了endpoint如何与exchange、</w:t>
+      </w:r>
+      <w:r>
+        <w:rPr>
+          <w:rFonts w:ascii="宋体" w:eastAsia="宋体" w:hAnsi="宋体"/>
+          <w:sz w:val="24"/>
+        </w:rPr>
+        <w:t>P</w:t>
+      </w:r>
+      <w:r>
+        <w:rPr>
+          <w:rFonts w:ascii="宋体" w:eastAsia="宋体" w:hAnsi="宋体" w:hint="eastAsia"/>
+          <w:sz w:val="24"/>
+        </w:rPr>
+        <w:t>roducers和consumers协同工作</w:t>
+      </w:r>
+    </w:p>
+    <w:p>
+      <w:pPr>
+        <w:rPr>
+          <w:rFonts w:ascii="宋体" w:eastAsia="宋体" w:hAnsi="宋体"/>
+          <w:sz w:val="24"/>
+        </w:rPr>
+      </w:pPr>
+      <w:r>
+        <w:rPr>
+          <w:noProof/>
+        </w:rPr>
+        <w:drawing>
+          <wp:inline distT="0" distB="0" distL="0" distR="0" wp14:anchorId="02E56287" wp14:editId="16DDE442">
+            <wp:extent cx="5274310" cy="5158740"/>
+            <wp:effectExtent l="0" t="0" r="2540" b="3810"/>
+            <wp:docPr id="8" name="图片 8"/>
+            <wp:cNvGraphicFramePr>
+              <a:graphicFrameLocks xmlns:a="http://schemas.openxmlformats.org/drawingml/2006/main" noChangeAspect="1"/>
+            </wp:cNvGraphicFramePr>
+            <a:graphic xmlns:a="http://schemas.openxmlformats.org/drawingml/2006/main">
+              <a:graphicData uri="http://schemas.openxmlformats.org/drawingml/2006/picture">
+                <pic:pic xmlns:pic="http://schemas.openxmlformats.org/drawingml/2006/picture">
+                  <pic:nvPicPr>
+                    <pic:cNvPr id="1" name=""/>
+                    <pic:cNvPicPr/>
+                  </pic:nvPicPr>
+                  <pic:blipFill>
+                    <a:blip r:embed="rId13"/>
+                    <a:stretch>
+                      <a:fillRect/>
+                    </a:stretch>
+                  </pic:blipFill>
+                  <pic:spPr>
+                    <a:xfrm>
+                      <a:off x="0" y="0"/>
                       <a:ext cx="5274310" cy="5158740"/>
                     </a:xfrm>
                     <a:prstGeom prst="rect">
@@ -1968,14 +1739,29 @@
         </w:rPr>
         <w:t>1、</w:t>
       </w:r>
-      <w:proofErr w:type="spellStart"/>
       <w:r>
         <w:rPr>
           <w:rFonts w:hint="eastAsia"/>
         </w:rPr>
         <w:t>camelContext</w:t>
       </w:r>
-      <w:proofErr w:type="spellEnd"/>
+    </w:p>
+    <w:p>
+      <w:r>
+        <w:t>C</w:t>
+      </w:r>
+      <w:r>
+        <w:rPr>
+          <w:rFonts w:hint="eastAsia"/>
+        </w:rPr>
+        <w:t>amelContext作为接口，</w:t>
+      </w:r>
+      <w:r>
+        <w:rPr>
+          <w:rFonts w:hint="eastAsia"/>
+        </w:rPr>
+        <w:t>里面描述了camel在整个运行周期内可以干的事情</w:t>
+      </w:r>
     </w:p>
     <w:p>
       <w:pPr>
@@ -2024,9 +1810,6 @@
     <w:p>
       <w:pPr>
         <w:pStyle w:val="4"/>
-        <w:rPr>
-          <w:rFonts w:hint="eastAsia"/>
-        </w:rPr>
       </w:pPr>
       <w:r>
         <w:rPr>
@@ -2039,15 +1822,12 @@
       <w:pPr>
         <w:pStyle w:val="a3"/>
         <w:ind w:firstLineChars="0" w:firstLine="0"/>
-        <w:rPr>
-          <w:rFonts w:hint="eastAsia"/>
-        </w:rPr>
-      </w:pPr>
-    </w:p>
-    <w:p>
-      <w:pPr>
-        <w:rPr>
-          <w:rFonts w:ascii="宋体" w:eastAsia="宋体" w:hAnsi="宋体" w:hint="eastAsia"/>
+      </w:pPr>
+    </w:p>
+    <w:p>
+      <w:pPr>
+        <w:rPr>
+          <w:rFonts w:ascii="宋体" w:eastAsia="宋体" w:hAnsi="宋体"/>
           <w:sz w:val="24"/>
         </w:rPr>
       </w:pPr>
